--- a/essays/212-Горчак-Дмитрий-Отчёт-локальный-репозиторий-git.docx
+++ b/essays/212-Горчак-Дмитрий-Отчёт-локальный-репозиторий-git.docx
@@ -570,7 +570,7 @@
         </w:rPr>
         <w:drawing>
           <wp:inline distT="0" distB="0" distL="0" distR="0">
-            <wp:extent cx="5486400" cy="3904393"/>
+            <wp:extent cx="5486400" cy="4018297"/>
             <wp:docPr id="2" name="Picture 2"/>
             <a:graphic>
               <a:graphicData uri="http://schemas.openxmlformats.org/drawingml/2006/picture">
@@ -588,7 +588,7 @@
                   <pic:spPr>
                     <a:xfrm>
                       <a:off x="0" y="0"/>
-                      <a:ext cx="5486400" cy="3904393"/>
+                      <a:ext cx="5486400" cy="4018297"/>
                     </a:xfrm>
                     <a:prstGeom prst="rect">
                       <a:avLst/>

--- a/essays/212-Горчак-Дмитрий-Отчёт-локальный-репозиторий-git.docx
+++ b/essays/212-Горчак-Дмитрий-Отчёт-локальный-репозиторий-git.docx
@@ -288,7 +288,7 @@
           <w:sz w:val="24"/>
           <w:shd w:fill="auto" w:val="clear"/>
         </w:rPr>
-        <w:t xml:space="preserve">Вопрос из прошлой сказки решён: преподаватель уточнил, что фигура с круглым основанием и высотой — это конус, а не пирамида. Поэтому класс называется Cone, а объём считается по формуле V = S * h / 3 = pi * r * r * h / 3, где S — площадь основания, взятая у базового класса Circle. Для сравнения в классе оставлен метод volume_ngon(n) — объём пирамиды с правильным n-угольником в основании, вписанным в тот же круг: при росте n он стремится к объёму конуса.</w:t>
+        <w:t xml:space="preserve">Уточнение по фигуре: преподаватель подтвердил, что фигура с круглым основанием и высотой — это конус, а не пирамида. Поэтому класс называется Cone, а объём считается по формуле V = S * h / 3 = pi * r * r * h / 3, где S — площадь основания, взятая у базового класса Circle. Для сравнения в классе оставлен метод volume_ngon(n) — объём пирамиды с правильным n-угольником в основании, вписанным в тот же круг: при росте n он стремится к объёму конуса.</w:t>
       </w:r>
     </w:p>
     <w:p>

--- a/essays/212-Горчак-Дмитрий-Отчёт-локальный-репозиторий-git.docx
+++ b/essays/212-Горчак-Дмитрий-Отчёт-локальный-репозиторий-git.docx
@@ -1,6 +1,6 @@
 
 <file path=word/document.xml><?xml version="1.0" encoding="utf-8"?>
-<w:document xmlns:w="http://schemas.openxmlformats.org/wordprocessingml/2006/main" xmlns:r="http://schemas.openxmlformats.org/officeDocument/2006/relationships" xmlns:wp="http://schemas.openxmlformats.org/drawingml/2006/wordprocessingDrawing" xmlns:a="http://schemas.openxmlformats.org/drawingml/2006/main" xmlns:pic="http://schemas.openxmlformats.org/drawingml/2006/picture">
+<w:document xmlns:w="http://schemas.openxmlformats.org/wordprocessingml/2006/main">
   <w:body>
     <w:p>
       <w:pPr>
@@ -106,7 +106,18 @@
           <w:sz w:val="24"/>
           <w:shd w:fill="auto" w:val="clear"/>
         </w:rPr>
-        <w:t xml:space="preserve">1) git установлен в MSYS2 и настроен;</w:t>
+        <w:t xml:space="preserve">1) git </w:t>
+      </w:r>
+      <w:r>
+        <w:rPr>
+          <w:rFonts w:ascii="Consolas" w:hAnsi="Consolas" w:cs="Consolas" w:eastAsia="Consolas"/>
+          <w:color w:val="auto"/>
+          <w:spacing w:val="0"/>
+          <w:position w:val="0"/>
+          <w:sz w:val="24"/>
+          <w:shd w:fill="auto" w:val="clear"/>
+        </w:rPr>
+        <w:t xml:space="preserve">установлен в MSYS2 и настроен;</w:t>
       </w:r>
     </w:p>
     <w:p>
@@ -132,7 +143,18 @@
           <w:sz w:val="24"/>
           <w:shd w:fill="auto" w:val="clear"/>
         </w:rPr>
-        <w:t xml:space="preserve">2) создан локальный репозиторий ~/cones, вся работа сохраняется через него;</w:t>
+        <w:t xml:space="preserve">2) </w:t>
+      </w:r>
+      <w:r>
+        <w:rPr>
+          <w:rFonts w:ascii="Consolas" w:hAnsi="Consolas" w:cs="Consolas" w:eastAsia="Consolas"/>
+          <w:color w:val="auto"/>
+          <w:spacing w:val="0"/>
+          <w:position w:val="0"/>
+          <w:sz w:val="24"/>
+          <w:shd w:fill="auto" w:val="clear"/>
+        </w:rPr>
+        <w:t xml:space="preserve">создан локальный репозиторий ~/cones, вся работа сохраняется через него;</w:t>
       </w:r>
     </w:p>
     <w:p>
@@ -158,7 +180,18 @@
           <w:sz w:val="24"/>
           <w:shd w:fill="auto" w:val="clear"/>
         </w:rPr>
-        <w:t xml:space="preserve">3) готова иерархия классов Point -&gt; Circle -&gt; Cone, объекты создаются по свойствам из файла;</w:t>
+        <w:t xml:space="preserve">3) </w:t>
+      </w:r>
+      <w:r>
+        <w:rPr>
+          <w:rFonts w:ascii="Consolas" w:hAnsi="Consolas" w:cs="Consolas" w:eastAsia="Consolas"/>
+          <w:color w:val="auto"/>
+          <w:spacing w:val="0"/>
+          <w:position w:val="0"/>
+          <w:sz w:val="24"/>
+          <w:shd w:fill="auto" w:val="clear"/>
+        </w:rPr>
+        <w:t xml:space="preserve">готова иерархия классов Point -&gt; Circle -&gt; Cone, объекты создаются по свойствам из файла;</w:t>
       </w:r>
     </w:p>
     <w:p>
@@ -184,7 +217,18 @@
           <w:sz w:val="24"/>
           <w:shd w:fill="auto" w:val="clear"/>
         </w:rPr>
-        <w:t xml:space="preserve">4) вычислимые атрибуты (площадь основания и объём) реализованы методами, поля закрыты, доступ через get/set;</w:t>
+        <w:t xml:space="preserve">4) </w:t>
+      </w:r>
+      <w:r>
+        <w:rPr>
+          <w:rFonts w:ascii="Consolas" w:hAnsi="Consolas" w:cs="Consolas" w:eastAsia="Consolas"/>
+          <w:color w:val="auto"/>
+          <w:spacing w:val="0"/>
+          <w:position w:val="0"/>
+          <w:sz w:val="24"/>
+          <w:shd w:fill="auto" w:val="clear"/>
+        </w:rPr>
+        <w:t xml:space="preserve">вычислимые атрибуты (площадь основания и объём) реализованы методами, поля закрыты, доступ через get/set;</w:t>
       </w:r>
     </w:p>
     <w:p>
@@ -210,7 +254,18 @@
           <w:sz w:val="24"/>
           <w:shd w:fill="auto" w:val="clear"/>
         </w:rPr>
-        <w:t xml:space="preserve">5) поле конусов нарисовано в gnuplot: вид сверху, карта высот и ландшафт с границами по x и y;</w:t>
+        <w:t xml:space="preserve">5) </w:t>
+      </w:r>
+      <w:r>
+        <w:rPr>
+          <w:rFonts w:ascii="Consolas" w:hAnsi="Consolas" w:cs="Consolas" w:eastAsia="Consolas"/>
+          <w:color w:val="auto"/>
+          <w:spacing w:val="0"/>
+          <w:position w:val="0"/>
+          <w:sz w:val="24"/>
+          <w:shd w:fill="auto" w:val="clear"/>
+        </w:rPr>
+        <w:t xml:space="preserve">поле конусов нарисовано в gnuplot: вид сверху, карта высот и ландшафт с границами по x и y;</w:t>
       </w:r>
     </w:p>
     <w:p>
@@ -236,7 +291,18 @@
           <w:sz w:val="24"/>
           <w:shd w:fill="auto" w:val="clear"/>
         </w:rPr>
-        <w:t xml:space="preserve">6) дополнительно сделан этап к 26.09: конусы складываются в двунаправленный список STL и упорядочиваются по площади и по объёму;</w:t>
+        <w:t xml:space="preserve">6) </w:t>
+      </w:r>
+      <w:r>
+        <w:rPr>
+          <w:rFonts w:ascii="Consolas" w:hAnsi="Consolas" w:cs="Consolas" w:eastAsia="Consolas"/>
+          <w:color w:val="auto"/>
+          <w:spacing w:val="0"/>
+          <w:position w:val="0"/>
+          <w:sz w:val="24"/>
+          <w:shd w:fill="auto" w:val="clear"/>
+        </w:rPr>
+        <w:t xml:space="preserve">дополнительно сделан этап к 26.09: конусы складываются в двунаправленный список STL и упорядочиваются по площади и по объёму;</w:t>
       </w:r>
     </w:p>
     <w:p>
@@ -262,7 +328,51 @@
           <w:sz w:val="24"/>
           <w:shd w:fill="auto" w:val="clear"/>
         </w:rPr>
-        <w:t xml:space="preserve">7) написаны два эссе — по git и по STL.</w:t>
+        <w:t xml:space="preserve">7) </w:t>
+      </w:r>
+      <w:r>
+        <w:rPr>
+          <w:rFonts w:ascii="Consolas" w:hAnsi="Consolas" w:cs="Consolas" w:eastAsia="Consolas"/>
+          <w:color w:val="auto"/>
+          <w:spacing w:val="0"/>
+          <w:position w:val="0"/>
+          <w:sz w:val="24"/>
+          <w:shd w:fill="auto" w:val="clear"/>
+        </w:rPr>
+        <w:t xml:space="preserve">написаны два эссе </w:t>
+      </w:r>
+      <w:r>
+        <w:rPr>
+          <w:rFonts w:ascii="Consolas" w:hAnsi="Consolas" w:cs="Consolas" w:eastAsia="Consolas"/>
+          <w:color w:val="auto"/>
+          <w:spacing w:val="0"/>
+          <w:position w:val="0"/>
+          <w:sz w:val="24"/>
+          <w:shd w:fill="auto" w:val="clear"/>
+        </w:rPr>
+        <w:t xml:space="preserve">—</w:t>
+      </w:r>
+      <w:r>
+        <w:rPr>
+          <w:rFonts w:ascii="Consolas" w:hAnsi="Consolas" w:cs="Consolas" w:eastAsia="Consolas"/>
+          <w:color w:val="auto"/>
+          <w:spacing w:val="0"/>
+          <w:position w:val="0"/>
+          <w:sz w:val="24"/>
+          <w:shd w:fill="auto" w:val="clear"/>
+        </w:rPr>
+        <w:t xml:space="preserve"> </w:t>
+      </w:r>
+      <w:r>
+        <w:rPr>
+          <w:rFonts w:ascii="Consolas" w:hAnsi="Consolas" w:cs="Consolas" w:eastAsia="Consolas"/>
+          <w:color w:val="auto"/>
+          <w:spacing w:val="0"/>
+          <w:position w:val="0"/>
+          <w:sz w:val="24"/>
+          <w:shd w:fill="auto" w:val="clear"/>
+        </w:rPr>
+        <w:t xml:space="preserve">по git и по STL.</w:t>
       </w:r>
     </w:p>
     <w:p>
@@ -288,7 +398,106 @@
           <w:sz w:val="24"/>
           <w:shd w:fill="auto" w:val="clear"/>
         </w:rPr>
-        <w:t xml:space="preserve">Уточнение по фигуре: преподаватель подтвердил, что фигура с круглым основанием и высотой — это конус, а не пирамида. Поэтому класс называется Cone, а объём считается по формуле V = S * h / 3 = pi * r * r * h / 3, где S — площадь основания, взятая у базового класса Circle. Для сравнения в классе оставлен метод volume_ngon(n) — объём пирамиды с правильным n-угольником в основании, вписанным в тот же круг: при росте n он стремится к объёму конуса.</w:t>
+        <w:t xml:space="preserve">фигура с круглым основанием и высотой </w:t>
+      </w:r>
+      <w:r>
+        <w:rPr>
+          <w:rFonts w:ascii="Consolas" w:hAnsi="Consolas" w:cs="Consolas" w:eastAsia="Consolas"/>
+          <w:color w:val="auto"/>
+          <w:spacing w:val="0"/>
+          <w:position w:val="0"/>
+          <w:sz w:val="24"/>
+          <w:shd w:fill="auto" w:val="clear"/>
+        </w:rPr>
+        <w:t xml:space="preserve">—</w:t>
+      </w:r>
+      <w:r>
+        <w:rPr>
+          <w:rFonts w:ascii="Consolas" w:hAnsi="Consolas" w:cs="Consolas" w:eastAsia="Consolas"/>
+          <w:color w:val="auto"/>
+          <w:spacing w:val="0"/>
+          <w:position w:val="0"/>
+          <w:sz w:val="24"/>
+          <w:shd w:fill="auto" w:val="clear"/>
+        </w:rPr>
+        <w:t xml:space="preserve"> </w:t>
+      </w:r>
+      <w:r>
+        <w:rPr>
+          <w:rFonts w:ascii="Consolas" w:hAnsi="Consolas" w:cs="Consolas" w:eastAsia="Consolas"/>
+          <w:color w:val="auto"/>
+          <w:spacing w:val="0"/>
+          <w:position w:val="0"/>
+          <w:sz w:val="24"/>
+          <w:shd w:fill="auto" w:val="clear"/>
+        </w:rPr>
+        <w:t xml:space="preserve">это конус, а не пирамида. Поэтому класс называется Cone, а объём считается по формуле V = S * h / 3 = pi * r * r * h / 3, где S </w:t>
+      </w:r>
+      <w:r>
+        <w:rPr>
+          <w:rFonts w:ascii="Consolas" w:hAnsi="Consolas" w:cs="Consolas" w:eastAsia="Consolas"/>
+          <w:color w:val="auto"/>
+          <w:spacing w:val="0"/>
+          <w:position w:val="0"/>
+          <w:sz w:val="24"/>
+          <w:shd w:fill="auto" w:val="clear"/>
+        </w:rPr>
+        <w:t xml:space="preserve">—</w:t>
+      </w:r>
+      <w:r>
+        <w:rPr>
+          <w:rFonts w:ascii="Consolas" w:hAnsi="Consolas" w:cs="Consolas" w:eastAsia="Consolas"/>
+          <w:color w:val="auto"/>
+          <w:spacing w:val="0"/>
+          <w:position w:val="0"/>
+          <w:sz w:val="24"/>
+          <w:shd w:fill="auto" w:val="clear"/>
+        </w:rPr>
+        <w:t xml:space="preserve"> </w:t>
+      </w:r>
+      <w:r>
+        <w:rPr>
+          <w:rFonts w:ascii="Consolas" w:hAnsi="Consolas" w:cs="Consolas" w:eastAsia="Consolas"/>
+          <w:color w:val="auto"/>
+          <w:spacing w:val="0"/>
+          <w:position w:val="0"/>
+          <w:sz w:val="24"/>
+          <w:shd w:fill="auto" w:val="clear"/>
+        </w:rPr>
+        <w:t xml:space="preserve">площадь основания, взятая у базового класса Circle. Для сравнения в классе оставлен метод volume_ngon(n) </w:t>
+      </w:r>
+      <w:r>
+        <w:rPr>
+          <w:rFonts w:ascii="Consolas" w:hAnsi="Consolas" w:cs="Consolas" w:eastAsia="Consolas"/>
+          <w:color w:val="auto"/>
+          <w:spacing w:val="0"/>
+          <w:position w:val="0"/>
+          <w:sz w:val="24"/>
+          <w:shd w:fill="auto" w:val="clear"/>
+        </w:rPr>
+        <w:t xml:space="preserve">—</w:t>
+      </w:r>
+      <w:r>
+        <w:rPr>
+          <w:rFonts w:ascii="Consolas" w:hAnsi="Consolas" w:cs="Consolas" w:eastAsia="Consolas"/>
+          <w:color w:val="auto"/>
+          <w:spacing w:val="0"/>
+          <w:position w:val="0"/>
+          <w:sz w:val="24"/>
+          <w:shd w:fill="auto" w:val="clear"/>
+        </w:rPr>
+        <w:t xml:space="preserve"> </w:t>
+      </w:r>
+      <w:r>
+        <w:rPr>
+          <w:rFonts w:ascii="Consolas" w:hAnsi="Consolas" w:cs="Consolas" w:eastAsia="Consolas"/>
+          <w:color w:val="auto"/>
+          <w:spacing w:val="0"/>
+          <w:position w:val="0"/>
+          <w:sz w:val="24"/>
+          <w:shd w:fill="auto" w:val="clear"/>
+        </w:rPr>
+        <w:t xml:space="preserve">объём пирамиды с правильным n-угольником в основании, вписанным в тот же круг: при росте n он стремится к объёму конуса.</w:t>
       </w:r>
     </w:p>
     <w:p>
@@ -317,7 +526,19 @@
           <w:sz w:val="28"/>
           <w:shd w:fill="auto" w:val="clear"/>
         </w:rPr>
-        <w:t xml:space="preserve">1. Установка git в MSYS2</w:t>
+        <w:t xml:space="preserve">1. </w:t>
+      </w:r>
+      <w:r>
+        <w:rPr>
+          <w:rFonts w:ascii="Consolas" w:hAnsi="Consolas" w:cs="Consolas" w:eastAsia="Consolas"/>
+          <w:b/>
+          <w:color w:val="000000"/>
+          <w:spacing w:val="0"/>
+          <w:position w:val="0"/>
+          <w:sz w:val="28"/>
+          <w:shd w:fill="auto" w:val="clear"/>
+        </w:rPr>
+        <w:t xml:space="preserve">Установка git в MSYS2</w:t>
       </w:r>
     </w:p>
     <w:p>
@@ -343,7 +564,51 @@
           <w:sz w:val="24"/>
           <w:shd w:fill="auto" w:val="clear"/>
         </w:rPr>
-        <w:t xml:space="preserve">Git поставлен штатным менеджером пакетов MSYS2 командой pacman -S git. На скриншоте — запись в журнале установки, версия пакета, версия самой программы, путь к ней и начало списка команд из встроенной справки.</w:t>
+        <w:t xml:space="preserve">Git </w:t>
+      </w:r>
+      <w:r>
+        <w:rPr>
+          <w:rFonts w:ascii="Consolas" w:hAnsi="Consolas" w:cs="Consolas" w:eastAsia="Consolas"/>
+          <w:color w:val="auto"/>
+          <w:spacing w:val="0"/>
+          <w:position w:val="0"/>
+          <w:sz w:val="24"/>
+          <w:shd w:fill="auto" w:val="clear"/>
+        </w:rPr>
+        <w:t xml:space="preserve">поставлен штатным менеджером пакетов MSYS2 командой pacman -S git. На скриншоте </w:t>
+      </w:r>
+      <w:r>
+        <w:rPr>
+          <w:rFonts w:ascii="Consolas" w:hAnsi="Consolas" w:cs="Consolas" w:eastAsia="Consolas"/>
+          <w:color w:val="auto"/>
+          <w:spacing w:val="0"/>
+          <w:position w:val="0"/>
+          <w:sz w:val="24"/>
+          <w:shd w:fill="auto" w:val="clear"/>
+        </w:rPr>
+        <w:t xml:space="preserve">—</w:t>
+      </w:r>
+      <w:r>
+        <w:rPr>
+          <w:rFonts w:ascii="Consolas" w:hAnsi="Consolas" w:cs="Consolas" w:eastAsia="Consolas"/>
+          <w:color w:val="auto"/>
+          <w:spacing w:val="0"/>
+          <w:position w:val="0"/>
+          <w:sz w:val="24"/>
+          <w:shd w:fill="auto" w:val="clear"/>
+        </w:rPr>
+        <w:t xml:space="preserve"> </w:t>
+      </w:r>
+      <w:r>
+        <w:rPr>
+          <w:rFonts w:ascii="Consolas" w:hAnsi="Consolas" w:cs="Consolas" w:eastAsia="Consolas"/>
+          <w:color w:val="auto"/>
+          <w:spacing w:val="0"/>
+          <w:position w:val="0"/>
+          <w:sz w:val="24"/>
+          <w:shd w:fill="auto" w:val="clear"/>
+        </w:rPr>
+        <w:t xml:space="preserve">запись в журнале установки, версия пакета, версия самой программы, путь к ней и начало списка команд из встроенной справки.</w:t>
       </w:r>
     </w:p>
     <w:p>
@@ -361,45 +626,13 @@
         </w:rPr>
       </w:pPr>
       <w:r>
-        <w:rPr>
-          <w:rFonts w:ascii="Consolas" w:hAnsi="Consolas" w:cs="Consolas" w:eastAsia="Consolas"/>
-          <w:color w:val="auto"/>
-          <w:spacing w:val="0"/>
-          <w:position w:val="0"/>
-          <w:sz w:val="24"/>
-          <w:shd w:fill="auto" w:val="clear"/>
-        </w:rPr>
-        <w:drawing>
-          <wp:inline distT="0" distB="0" distL="0" distR="0">
-            <wp:extent cx="5486400" cy="3220966"/>
-            <wp:docPr id="1" name="Picture 1"/>
-            <a:graphic>
-              <a:graphicData uri="http://schemas.openxmlformats.org/drawingml/2006/picture">
-                <pic:pic>
-                  <pic:nvPicPr>
-                    <pic:cNvPr id="1" name="image1.png"/>
-                    <pic:cNvPicPr/>
-                  </pic:nvPicPr>
-                  <pic:blipFill>
-                    <a:blip r:embed="docImg1"/>
-                    <a:stretch>
-                      <a:fillRect/>
-                    </a:stretch>
-                  </pic:blipFill>
-                  <pic:spPr>
-                    <a:xfrm>
-                      <a:off x="0" y="0"/>
-                      <a:ext cx="5486400" cy="3220966"/>
-                    </a:xfrm>
-                    <a:prstGeom prst="rect">
-                      <a:avLst/>
-                    </a:prstGeom>
-                  </pic:spPr>
-                </pic:pic>
-              </a:graphicData>
-            </a:graphic>
-          </wp:inline>
-        </w:drawing>
+        <w:object w:dxaOrig="8294" w:dyaOrig="4869">
+          <v:rect xmlns:o="urn:schemas-microsoft-com:office:office" xmlns:v="urn:schemas-microsoft-com:vml" id="rectole0000000000" style="width:414.700000pt;height:243.450000pt" o:preferrelative="t" o:ole="">
+            <o:lock v:ext="edit"/>
+            <v:imagedata xmlns:r="http://schemas.openxmlformats.org/officeDocument/2006/relationships" r:id="docRId1" o:title=""/>
+          </v:rect>
+          <o:OLEObject xmlns:r="http://schemas.openxmlformats.org/officeDocument/2006/relationships" xmlns:o="urn:schemas-microsoft-com:office:office" Type="Embed" ProgID="StaticMetafile" DrawAspect="Content" ObjectID="0000000000" ShapeID="rectole0000000000" r:id="docRId0"/>
+        </w:object>
       </w:r>
     </w:p>
     <w:p>
@@ -454,7 +687,19 @@
           <w:sz w:val="28"/>
           <w:shd w:fill="auto" w:val="clear"/>
         </w:rPr>
-        <w:t xml:space="preserve">2. Создание локального репозитория и настройка</w:t>
+        <w:t xml:space="preserve">2. </w:t>
+      </w:r>
+      <w:r>
+        <w:rPr>
+          <w:rFonts w:ascii="Consolas" w:hAnsi="Consolas" w:cs="Consolas" w:eastAsia="Consolas"/>
+          <w:b/>
+          <w:color w:val="000000"/>
+          <w:spacing w:val="0"/>
+          <w:position w:val="0"/>
+          <w:sz w:val="28"/>
+          <w:shd w:fill="auto" w:val="clear"/>
+        </w:rPr>
+        <w:t xml:space="preserve">Создание локального репозитория и настройка</w:t>
       </w:r>
     </w:p>
     <w:p>
@@ -560,45 +805,13 @@
         </w:rPr>
       </w:pPr>
       <w:r>
-        <w:rPr>
-          <w:rFonts w:ascii="Consolas" w:hAnsi="Consolas" w:cs="Consolas" w:eastAsia="Consolas"/>
-          <w:color w:val="auto"/>
-          <w:spacing w:val="0"/>
-          <w:position w:val="0"/>
-          <w:sz w:val="24"/>
-          <w:shd w:fill="auto" w:val="clear"/>
-        </w:rPr>
-        <w:drawing>
-          <wp:inline distT="0" distB="0" distL="0" distR="0">
-            <wp:extent cx="5486400" cy="4018297"/>
-            <wp:docPr id="2" name="Picture 2"/>
-            <a:graphic>
-              <a:graphicData uri="http://schemas.openxmlformats.org/drawingml/2006/picture">
-                <pic:pic>
-                  <pic:nvPicPr>
-                    <pic:cNvPr id="2" name="image2.png"/>
-                    <pic:cNvPicPr/>
-                  </pic:nvPicPr>
-                  <pic:blipFill>
-                    <a:blip r:embed="docImg2"/>
-                    <a:stretch>
-                      <a:fillRect/>
-                    </a:stretch>
-                  </pic:blipFill>
-                  <pic:spPr>
-                    <a:xfrm>
-                      <a:off x="0" y="0"/>
-                      <a:ext cx="5486400" cy="4018297"/>
-                    </a:xfrm>
-                    <a:prstGeom prst="rect">
-                      <a:avLst/>
-                    </a:prstGeom>
-                  </pic:spPr>
-                </pic:pic>
-              </a:graphicData>
-            </a:graphic>
-          </wp:inline>
-        </w:drawing>
+        <w:object w:dxaOrig="8294" w:dyaOrig="6074">
+          <v:rect xmlns:o="urn:schemas-microsoft-com:office:office" xmlns:v="urn:schemas-microsoft-com:vml" id="rectole0000000001" style="width:414.700000pt;height:303.700000pt" o:preferrelative="t" o:ole="">
+            <o:lock v:ext="edit"/>
+            <v:imagedata xmlns:r="http://schemas.openxmlformats.org/officeDocument/2006/relationships" r:id="docRId3" o:title=""/>
+          </v:rect>
+          <o:OLEObject xmlns:r="http://schemas.openxmlformats.org/officeDocument/2006/relationships" xmlns:o="urn:schemas-microsoft-com:office:office" Type="Embed" ProgID="StaticMetafile" DrawAspect="Content" ObjectID="0000000001" ShapeID="rectole0000000001" r:id="docRId2"/>
+        </w:object>
       </w:r>
     </w:p>
     <w:p>
@@ -679,7 +892,19 @@
           <w:sz w:val="28"/>
           <w:shd w:fill="auto" w:val="clear"/>
         </w:rPr>
-        <w:t xml:space="preserve">3. Рабочий цикл: правка, сравнение, фиксация</w:t>
+        <w:t xml:space="preserve">3. </w:t>
+      </w:r>
+      <w:r>
+        <w:rPr>
+          <w:rFonts w:ascii="Consolas" w:hAnsi="Consolas" w:cs="Consolas" w:eastAsia="Consolas"/>
+          <w:b/>
+          <w:color w:val="000000"/>
+          <w:spacing w:val="0"/>
+          <w:position w:val="0"/>
+          <w:sz w:val="28"/>
+          <w:shd w:fill="auto" w:val="clear"/>
+        </w:rPr>
+        <w:t xml:space="preserve">Рабочий цикл: правка, сравнение, фиксация</w:t>
       </w:r>
     </w:p>
     <w:p>
@@ -723,45 +948,13 @@
         </w:rPr>
       </w:pPr>
       <w:r>
-        <w:rPr>
-          <w:rFonts w:ascii="Consolas" w:hAnsi="Consolas" w:cs="Consolas" w:eastAsia="Consolas"/>
-          <w:color w:val="auto"/>
-          <w:spacing w:val="0"/>
-          <w:position w:val="0"/>
-          <w:sz w:val="24"/>
-          <w:shd w:fill="auto" w:val="clear"/>
-        </w:rPr>
-        <w:drawing>
-          <wp:inline distT="0" distB="0" distL="0" distR="0">
-            <wp:extent cx="5486400" cy="4132202"/>
-            <wp:docPr id="3" name="Picture 3"/>
-            <a:graphic>
-              <a:graphicData uri="http://schemas.openxmlformats.org/drawingml/2006/picture">
-                <pic:pic>
-                  <pic:nvPicPr>
-                    <pic:cNvPr id="3" name="image3.png"/>
-                    <pic:cNvPicPr/>
-                  </pic:nvPicPr>
-                  <pic:blipFill>
-                    <a:blip r:embed="docImg3"/>
-                    <a:stretch>
-                      <a:fillRect/>
-                    </a:stretch>
-                  </pic:blipFill>
-                  <pic:spPr>
-                    <a:xfrm>
-                      <a:off x="0" y="0"/>
-                      <a:ext cx="5486400" cy="4132202"/>
-                    </a:xfrm>
-                    <a:prstGeom prst="rect">
-                      <a:avLst/>
-                    </a:prstGeom>
-                  </pic:spPr>
-                </pic:pic>
-              </a:graphicData>
-            </a:graphic>
-          </wp:inline>
-        </w:drawing>
+        <w:object w:dxaOrig="8294" w:dyaOrig="6246">
+          <v:rect xmlns:o="urn:schemas-microsoft-com:office:office" xmlns:v="urn:schemas-microsoft-com:vml" id="rectole0000000002" style="width:414.700000pt;height:312.300000pt" o:preferrelative="t" o:ole="">
+            <o:lock v:ext="edit"/>
+            <v:imagedata xmlns:r="http://schemas.openxmlformats.org/officeDocument/2006/relationships" r:id="docRId5" o:title=""/>
+          </v:rect>
+          <o:OLEObject xmlns:r="http://schemas.openxmlformats.org/officeDocument/2006/relationships" xmlns:o="urn:schemas-microsoft-com:office:office" Type="Embed" ProgID="StaticMetafile" DrawAspect="Content" ObjectID="0000000002" ShapeID="rectole0000000002" r:id="docRId4"/>
+        </w:object>
       </w:r>
     </w:p>
     <w:p>
@@ -842,7 +1035,19 @@
           <w:sz w:val="28"/>
           <w:shd w:fill="auto" w:val="clear"/>
         </w:rPr>
-        <w:t xml:space="preserve">4. Сборка, запуск и построение рисунков</w:t>
+        <w:t xml:space="preserve">4. </w:t>
+      </w:r>
+      <w:r>
+        <w:rPr>
+          <w:rFonts w:ascii="Consolas" w:hAnsi="Consolas" w:cs="Consolas" w:eastAsia="Consolas"/>
+          <w:b/>
+          <w:color w:val="000000"/>
+          <w:spacing w:val="0"/>
+          <w:position w:val="0"/>
+          <w:sz w:val="28"/>
+          <w:shd w:fill="auto" w:val="clear"/>
+        </w:rPr>
+        <w:t xml:space="preserve">Сборка, запуск и построение рисунков</w:t>
       </w:r>
     </w:p>
     <w:p>
@@ -886,45 +1091,13 @@
         </w:rPr>
       </w:pPr>
       <w:r>
-        <w:rPr>
-          <w:rFonts w:ascii="Consolas" w:hAnsi="Consolas" w:cs="Consolas" w:eastAsia="Consolas"/>
-          <w:color w:val="auto"/>
-          <w:spacing w:val="0"/>
-          <w:position w:val="0"/>
-          <w:sz w:val="24"/>
-          <w:shd w:fill="auto" w:val="clear"/>
-        </w:rPr>
-        <w:drawing>
-          <wp:inline distT="0" distB="0" distL="0" distR="0">
-            <wp:extent cx="5120640" cy="4852810"/>
-            <wp:docPr id="4" name="Picture 4"/>
-            <a:graphic>
-              <a:graphicData uri="http://schemas.openxmlformats.org/drawingml/2006/picture">
-                <pic:pic>
-                  <pic:nvPicPr>
-                    <pic:cNvPr id="4" name="image4.png"/>
-                    <pic:cNvPicPr/>
-                  </pic:nvPicPr>
-                  <pic:blipFill>
-                    <a:blip r:embed="docImg4"/>
-                    <a:stretch>
-                      <a:fillRect/>
-                    </a:stretch>
-                  </pic:blipFill>
-                  <pic:spPr>
-                    <a:xfrm>
-                      <a:off x="0" y="0"/>
-                      <a:ext cx="5120640" cy="4852810"/>
-                    </a:xfrm>
-                    <a:prstGeom prst="rect">
-                      <a:avLst/>
-                    </a:prstGeom>
-                  </pic:spPr>
-                </pic:pic>
-              </a:graphicData>
-            </a:graphic>
-          </wp:inline>
-        </w:drawing>
+        <w:object w:dxaOrig="7741" w:dyaOrig="7336">
+          <v:rect xmlns:o="urn:schemas-microsoft-com:office:office" xmlns:v="urn:schemas-microsoft-com:vml" id="rectole0000000003" style="width:387.050000pt;height:366.800000pt" o:preferrelative="t" o:ole="">
+            <o:lock v:ext="edit"/>
+            <v:imagedata xmlns:r="http://schemas.openxmlformats.org/officeDocument/2006/relationships" r:id="docRId7" o:title=""/>
+          </v:rect>
+          <o:OLEObject xmlns:r="http://schemas.openxmlformats.org/officeDocument/2006/relationships" xmlns:o="urn:schemas-microsoft-com:office:office" Type="Embed" ProgID="StaticMetafile" DrawAspect="Content" ObjectID="0000000003" ShapeID="rectole0000000003" r:id="docRId6"/>
+        </w:object>
       </w:r>
     </w:p>
     <w:p>
@@ -1005,7 +1178,19 @@
           <w:sz w:val="28"/>
           <w:shd w:fill="auto" w:val="clear"/>
         </w:rPr>
-        <w:t xml:space="preserve">5. Результат: поле конусов</w:t>
+        <w:t xml:space="preserve">5. </w:t>
+      </w:r>
+      <w:r>
+        <w:rPr>
+          <w:rFonts w:ascii="Consolas" w:hAnsi="Consolas" w:cs="Consolas" w:eastAsia="Consolas"/>
+          <w:b/>
+          <w:color w:val="000000"/>
+          <w:spacing w:val="0"/>
+          <w:position w:val="0"/>
+          <w:sz w:val="28"/>
+          <w:shd w:fill="auto" w:val="clear"/>
+        </w:rPr>
+        <w:t xml:space="preserve">Результат: поле конусов</w:t>
       </w:r>
     </w:p>
     <w:p>
@@ -1031,7 +1216,40 @@
           <w:sz w:val="24"/>
           <w:shd w:fill="auto" w:val="clear"/>
         </w:rPr>
-        <w:t xml:space="preserve">Вид сверху: круги оснований, центры и подписи высот. Хорошо видно, что конусы собраны в две группы и три одиночных объекта — это заготовка для будущей задачи о кластерах.</w:t>
+        <w:t xml:space="preserve">Вид сверху: круги оснований, центры и подписи высот. Хорошо видно, что конусы собраны в две группы и три одиночных объекта </w:t>
+      </w:r>
+      <w:r>
+        <w:rPr>
+          <w:rFonts w:ascii="Consolas" w:hAnsi="Consolas" w:cs="Consolas" w:eastAsia="Consolas"/>
+          <w:color w:val="auto"/>
+          <w:spacing w:val="0"/>
+          <w:position w:val="0"/>
+          <w:sz w:val="24"/>
+          <w:shd w:fill="auto" w:val="clear"/>
+        </w:rPr>
+        <w:t xml:space="preserve">—</w:t>
+      </w:r>
+      <w:r>
+        <w:rPr>
+          <w:rFonts w:ascii="Consolas" w:hAnsi="Consolas" w:cs="Consolas" w:eastAsia="Consolas"/>
+          <w:color w:val="auto"/>
+          <w:spacing w:val="0"/>
+          <w:position w:val="0"/>
+          <w:sz w:val="24"/>
+          <w:shd w:fill="auto" w:val="clear"/>
+        </w:rPr>
+        <w:t xml:space="preserve"> </w:t>
+      </w:r>
+      <w:r>
+        <w:rPr>
+          <w:rFonts w:ascii="Consolas" w:hAnsi="Consolas" w:cs="Consolas" w:eastAsia="Consolas"/>
+          <w:color w:val="auto"/>
+          <w:spacing w:val="0"/>
+          <w:position w:val="0"/>
+          <w:sz w:val="24"/>
+          <w:shd w:fill="auto" w:val="clear"/>
+        </w:rPr>
+        <w:t xml:space="preserve">это заготовка для будущей задачи о кластерах.</w:t>
       </w:r>
     </w:p>
     <w:p>
@@ -1049,45 +1267,13 @@
         </w:rPr>
       </w:pPr>
       <w:r>
-        <w:rPr>
-          <w:rFonts w:ascii="Consolas" w:hAnsi="Consolas" w:cs="Consolas" w:eastAsia="Consolas"/>
-          <w:color w:val="auto"/>
-          <w:spacing w:val="0"/>
-          <w:position w:val="0"/>
-          <w:sz w:val="24"/>
-          <w:shd w:fill="auto" w:val="clear"/>
-        </w:rPr>
-        <w:drawing>
-          <wp:inline distT="0" distB="0" distL="0" distR="0">
-            <wp:extent cx="5303520" cy="4242816"/>
-            <wp:docPr id="5" name="Picture 5"/>
-            <a:graphic>
-              <a:graphicData uri="http://schemas.openxmlformats.org/drawingml/2006/picture">
-                <pic:pic>
-                  <pic:nvPicPr>
-                    <pic:cNvPr id="5" name="image5.png"/>
-                    <pic:cNvPicPr/>
-                  </pic:nvPicPr>
-                  <pic:blipFill>
-                    <a:blip r:embed="docImg5"/>
-                    <a:stretch>
-                      <a:fillRect/>
-                    </a:stretch>
-                  </pic:blipFill>
-                  <pic:spPr>
-                    <a:xfrm>
-                      <a:off x="0" y="0"/>
-                      <a:ext cx="5303520" cy="4242816"/>
-                    </a:xfrm>
-                    <a:prstGeom prst="rect">
-                      <a:avLst/>
-                    </a:prstGeom>
-                  </pic:spPr>
-                </pic:pic>
-              </a:graphicData>
-            </a:graphic>
-          </wp:inline>
-        </w:drawing>
+        <w:object w:dxaOrig="8018" w:dyaOrig="6414">
+          <v:rect xmlns:o="urn:schemas-microsoft-com:office:office" xmlns:v="urn:schemas-microsoft-com:vml" id="rectole0000000004" style="width:400.900000pt;height:320.700000pt" o:preferrelative="t" o:ole="">
+            <o:lock v:ext="edit"/>
+            <v:imagedata xmlns:r="http://schemas.openxmlformats.org/officeDocument/2006/relationships" r:id="docRId9" o:title=""/>
+          </v:rect>
+          <o:OLEObject xmlns:r="http://schemas.openxmlformats.org/officeDocument/2006/relationships" xmlns:o="urn:schemas-microsoft-com:office:office" Type="Embed" ProgID="StaticMetafile" DrawAspect="Content" ObjectID="0000000004" ShapeID="rectole0000000004" r:id="docRId8"/>
+        </w:object>
       </w:r>
     </w:p>
     <w:p>
@@ -1157,45 +1343,13 @@
         </w:rPr>
       </w:pPr>
       <w:r>
-        <w:rPr>
-          <w:rFonts w:ascii="Consolas" w:hAnsi="Consolas" w:cs="Consolas" w:eastAsia="Consolas"/>
-          <w:color w:val="auto"/>
-          <w:spacing w:val="0"/>
-          <w:position w:val="0"/>
-          <w:sz w:val="24"/>
-          <w:shd w:fill="auto" w:val="clear"/>
-        </w:rPr>
-        <w:drawing>
-          <wp:inline distT="0" distB="0" distL="0" distR="0">
-            <wp:extent cx="5303520" cy="4242816"/>
-            <wp:docPr id="6" name="Picture 6"/>
-            <a:graphic>
-              <a:graphicData uri="http://schemas.openxmlformats.org/drawingml/2006/picture">
-                <pic:pic>
-                  <pic:nvPicPr>
-                    <pic:cNvPr id="6" name="image6.png"/>
-                    <pic:cNvPicPr/>
-                  </pic:nvPicPr>
-                  <pic:blipFill>
-                    <a:blip r:embed="docImg6"/>
-                    <a:stretch>
-                      <a:fillRect/>
-                    </a:stretch>
-                  </pic:blipFill>
-                  <pic:spPr>
-                    <a:xfrm>
-                      <a:off x="0" y="0"/>
-                      <a:ext cx="5303520" cy="4242816"/>
-                    </a:xfrm>
-                    <a:prstGeom prst="rect">
-                      <a:avLst/>
-                    </a:prstGeom>
-                  </pic:spPr>
-                </pic:pic>
-              </a:graphicData>
-            </a:graphic>
-          </wp:inline>
-        </w:drawing>
+        <w:object w:dxaOrig="8018" w:dyaOrig="6414">
+          <v:rect xmlns:o="urn:schemas-microsoft-com:office:office" xmlns:v="urn:schemas-microsoft-com:vml" id="rectole0000000005" style="width:400.900000pt;height:320.700000pt" o:preferrelative="t" o:ole="">
+            <o:lock v:ext="edit"/>
+            <v:imagedata xmlns:r="http://schemas.openxmlformats.org/officeDocument/2006/relationships" r:id="docRId11" o:title=""/>
+          </v:rect>
+          <o:OLEObject xmlns:r="http://schemas.openxmlformats.org/officeDocument/2006/relationships" xmlns:o="urn:schemas-microsoft-com:office:office" Type="Embed" ProgID="StaticMetafile" DrawAspect="Content" ObjectID="0000000005" ShapeID="rectole0000000005" r:id="docRId10"/>
+        </w:object>
       </w:r>
     </w:p>
     <w:p>
@@ -1250,7 +1404,19 @@
           <w:sz w:val="28"/>
           <w:shd w:fill="auto" w:val="clear"/>
         </w:rPr>
-        <w:t xml:space="preserve">6. Состав репозитория</w:t>
+        <w:t xml:space="preserve">6. </w:t>
+      </w:r>
+      <w:r>
+        <w:rPr>
+          <w:rFonts w:ascii="Consolas" w:hAnsi="Consolas" w:cs="Consolas" w:eastAsia="Consolas"/>
+          <w:b/>
+          <w:color w:val="000000"/>
+          <w:spacing w:val="0"/>
+          <w:position w:val="0"/>
+          <w:sz w:val="28"/>
+          <w:shd w:fill="auto" w:val="clear"/>
+        </w:rPr>
+        <w:t xml:space="preserve">Состав репозитория</w:t>
       </w:r>
     </w:p>
     <w:tbl>
@@ -1286,10 +1452,11 @@
               <w:spacing w:before="0" w:after="0" w:line="252"/>
               <w:ind w:right="0" w:left="0" w:firstLine="0"/>
               <w:jc w:val="left"/>
-              <w:color w:val="auto"/>
-              <w:spacing w:val="0"/>
-              <w:position w:val="0"/>
-              <w:shd w:fill="auto" w:val="clear"/>
+              <w:rPr>
+                <w:color w:val="auto"/>
+                <w:spacing w:val="0"/>
+                <w:position w:val="0"/>
+              </w:rPr>
             </w:pPr>
             <w:r>
               <w:rPr>
@@ -1325,10 +1492,11 @@
               <w:spacing w:before="0" w:after="0" w:line="252"/>
               <w:ind w:right="0" w:left="0" w:firstLine="0"/>
               <w:jc w:val="left"/>
-              <w:color w:val="auto"/>
-              <w:spacing w:val="0"/>
-              <w:position w:val="0"/>
-              <w:shd w:fill="auto" w:val="clear"/>
+              <w:rPr>
+                <w:color w:val="auto"/>
+                <w:spacing w:val="0"/>
+                <w:position w:val="0"/>
+              </w:rPr>
             </w:pPr>
             <w:r>
               <w:rPr>
@@ -1371,10 +1539,11 @@
               <w:spacing w:before="0" w:after="0" w:line="252"/>
               <w:ind w:right="0" w:left="0" w:firstLine="0"/>
               <w:jc w:val="left"/>
-              <w:color w:val="auto"/>
-              <w:spacing w:val="0"/>
-              <w:position w:val="0"/>
-              <w:shd w:fill="auto" w:val="clear"/>
+              <w:rPr>
+                <w:color w:val="auto"/>
+                <w:spacing w:val="0"/>
+                <w:position w:val="0"/>
+              </w:rPr>
             </w:pPr>
             <w:r>
               <w:rPr>
@@ -1410,10 +1579,11 @@
               <w:spacing w:before="0" w:after="0" w:line="252"/>
               <w:ind w:right="0" w:left="0" w:firstLine="0"/>
               <w:jc w:val="left"/>
-              <w:color w:val="auto"/>
-              <w:spacing w:val="0"/>
-              <w:position w:val="0"/>
-              <w:shd w:fill="auto" w:val="clear"/>
+              <w:rPr>
+                <w:color w:val="auto"/>
+                <w:spacing w:val="0"/>
+                <w:position w:val="0"/>
+              </w:rPr>
             </w:pPr>
             <w:r>
               <w:rPr>
@@ -1456,10 +1626,11 @@
               <w:spacing w:before="0" w:after="0" w:line="252"/>
               <w:ind w:right="0" w:left="0" w:firstLine="0"/>
               <w:jc w:val="left"/>
-              <w:color w:val="auto"/>
-              <w:spacing w:val="0"/>
-              <w:position w:val="0"/>
-              <w:shd w:fill="auto" w:val="clear"/>
+              <w:rPr>
+                <w:color w:val="auto"/>
+                <w:spacing w:val="0"/>
+                <w:position w:val="0"/>
+              </w:rPr>
             </w:pPr>
             <w:r>
               <w:rPr>
@@ -1495,10 +1666,11 @@
               <w:spacing w:before="0" w:after="0" w:line="252"/>
               <w:ind w:right="0" w:left="0" w:firstLine="0"/>
               <w:jc w:val="left"/>
-              <w:color w:val="auto"/>
-              <w:spacing w:val="0"/>
-              <w:position w:val="0"/>
-              <w:shd w:fill="auto" w:val="clear"/>
+              <w:rPr>
+                <w:color w:val="auto"/>
+                <w:spacing w:val="0"/>
+                <w:position w:val="0"/>
+              </w:rPr>
             </w:pPr>
             <w:r>
               <w:rPr>
@@ -1541,10 +1713,11 @@
               <w:spacing w:before="0" w:after="0" w:line="252"/>
               <w:ind w:right="0" w:left="0" w:firstLine="0"/>
               <w:jc w:val="left"/>
-              <w:color w:val="auto"/>
-              <w:spacing w:val="0"/>
-              <w:position w:val="0"/>
-              <w:shd w:fill="auto" w:val="clear"/>
+              <w:rPr>
+                <w:color w:val="auto"/>
+                <w:spacing w:val="0"/>
+                <w:position w:val="0"/>
+              </w:rPr>
             </w:pPr>
             <w:r>
               <w:rPr>
@@ -1580,10 +1753,11 @@
               <w:spacing w:before="0" w:after="0" w:line="252"/>
               <w:ind w:right="0" w:left="0" w:firstLine="0"/>
               <w:jc w:val="left"/>
-              <w:color w:val="auto"/>
-              <w:spacing w:val="0"/>
-              <w:position w:val="0"/>
-              <w:shd w:fill="auto" w:val="clear"/>
+              <w:rPr>
+                <w:color w:val="auto"/>
+                <w:spacing w:val="0"/>
+                <w:position w:val="0"/>
+              </w:rPr>
             </w:pPr>
             <w:r>
               <w:rPr>
@@ -1626,10 +1800,11 @@
               <w:spacing w:before="0" w:after="0" w:line="252"/>
               <w:ind w:right="0" w:left="0" w:firstLine="0"/>
               <w:jc w:val="left"/>
-              <w:color w:val="auto"/>
-              <w:spacing w:val="0"/>
-              <w:position w:val="0"/>
-              <w:shd w:fill="auto" w:val="clear"/>
+              <w:rPr>
+                <w:color w:val="auto"/>
+                <w:spacing w:val="0"/>
+                <w:position w:val="0"/>
+              </w:rPr>
             </w:pPr>
             <w:r>
               <w:rPr>
@@ -1665,10 +1840,11 @@
               <w:spacing w:before="0" w:after="0" w:line="252"/>
               <w:ind w:right="0" w:left="0" w:firstLine="0"/>
               <w:jc w:val="left"/>
-              <w:color w:val="auto"/>
-              <w:spacing w:val="0"/>
-              <w:position w:val="0"/>
-              <w:shd w:fill="auto" w:val="clear"/>
+              <w:rPr>
+                <w:color w:val="auto"/>
+                <w:spacing w:val="0"/>
+                <w:position w:val="0"/>
+              </w:rPr>
             </w:pPr>
             <w:r>
               <w:rPr>
@@ -1711,10 +1887,11 @@
               <w:spacing w:before="0" w:after="0" w:line="252"/>
               <w:ind w:right="0" w:left="0" w:firstLine="0"/>
               <w:jc w:val="left"/>
-              <w:color w:val="auto"/>
-              <w:spacing w:val="0"/>
-              <w:position w:val="0"/>
-              <w:shd w:fill="auto" w:val="clear"/>
+              <w:rPr>
+                <w:color w:val="auto"/>
+                <w:spacing w:val="0"/>
+                <w:position w:val="0"/>
+              </w:rPr>
             </w:pPr>
             <w:r>
               <w:rPr>
@@ -1750,10 +1927,11 @@
               <w:spacing w:before="0" w:after="0" w:line="252"/>
               <w:ind w:right="0" w:left="0" w:firstLine="0"/>
               <w:jc w:val="left"/>
-              <w:color w:val="auto"/>
-              <w:spacing w:val="0"/>
-              <w:position w:val="0"/>
-              <w:shd w:fill="auto" w:val="clear"/>
+              <w:rPr>
+                <w:color w:val="auto"/>
+                <w:spacing w:val="0"/>
+                <w:position w:val="0"/>
+              </w:rPr>
             </w:pPr>
             <w:r>
               <w:rPr>
@@ -1764,7 +1942,40 @@
                 <w:sz w:val="20"/>
                 <w:shd w:fill="auto" w:val="clear"/>
               </w:rPr>
-              <w:t xml:space="preserve">программа cones_app — этап к 19.09</w:t>
+              <w:t xml:space="preserve">программа cones_app </w:t>
+            </w:r>
+            <w:r>
+              <w:rPr>
+                <w:rFonts w:ascii="Consolas" w:hAnsi="Consolas" w:cs="Consolas" w:eastAsia="Consolas"/>
+                <w:color w:val="auto"/>
+                <w:spacing w:val="0"/>
+                <w:position w:val="0"/>
+                <w:sz w:val="20"/>
+                <w:shd w:fill="auto" w:val="clear"/>
+              </w:rPr>
+              <w:t xml:space="preserve">—</w:t>
+            </w:r>
+            <w:r>
+              <w:rPr>
+                <w:rFonts w:ascii="Consolas" w:hAnsi="Consolas" w:cs="Consolas" w:eastAsia="Consolas"/>
+                <w:color w:val="auto"/>
+                <w:spacing w:val="0"/>
+                <w:position w:val="0"/>
+                <w:sz w:val="20"/>
+                <w:shd w:fill="auto" w:val="clear"/>
+              </w:rPr>
+              <w:t xml:space="preserve"> </w:t>
+            </w:r>
+            <w:r>
+              <w:rPr>
+                <w:rFonts w:ascii="Consolas" w:hAnsi="Consolas" w:cs="Consolas" w:eastAsia="Consolas"/>
+                <w:color w:val="auto"/>
+                <w:spacing w:val="0"/>
+                <w:position w:val="0"/>
+                <w:sz w:val="20"/>
+                <w:shd w:fill="auto" w:val="clear"/>
+              </w:rPr>
+              <w:t xml:space="preserve">этап к 19.09</w:t>
             </w:r>
           </w:p>
         </w:tc>
@@ -1796,10 +2007,11 @@
               <w:spacing w:before="0" w:after="0" w:line="252"/>
               <w:ind w:right="0" w:left="0" w:firstLine="0"/>
               <w:jc w:val="left"/>
-              <w:color w:val="auto"/>
-              <w:spacing w:val="0"/>
-              <w:position w:val="0"/>
-              <w:shd w:fill="auto" w:val="clear"/>
+              <w:rPr>
+                <w:color w:val="auto"/>
+                <w:spacing w:val="0"/>
+                <w:position w:val="0"/>
+              </w:rPr>
             </w:pPr>
             <w:r>
               <w:rPr>
@@ -1835,10 +2047,11 @@
               <w:spacing w:before="0" w:after="0" w:line="252"/>
               <w:ind w:right="0" w:left="0" w:firstLine="0"/>
               <w:jc w:val="left"/>
-              <w:color w:val="auto"/>
-              <w:spacing w:val="0"/>
-              <w:position w:val="0"/>
-              <w:shd w:fill="auto" w:val="clear"/>
+              <w:rPr>
+                <w:color w:val="auto"/>
+                <w:spacing w:val="0"/>
+                <w:position w:val="0"/>
+              </w:rPr>
             </w:pPr>
             <w:r>
               <w:rPr>
@@ -1849,7 +2062,40 @@
                 <w:sz w:val="20"/>
                 <w:shd w:fill="auto" w:val="clear"/>
               </w:rPr>
-              <w:t xml:space="preserve">программа cones_list — список STL, этап к 26.09</w:t>
+              <w:t xml:space="preserve">программа cones_list </w:t>
+            </w:r>
+            <w:r>
+              <w:rPr>
+                <w:rFonts w:ascii="Consolas" w:hAnsi="Consolas" w:cs="Consolas" w:eastAsia="Consolas"/>
+                <w:color w:val="auto"/>
+                <w:spacing w:val="0"/>
+                <w:position w:val="0"/>
+                <w:sz w:val="20"/>
+                <w:shd w:fill="auto" w:val="clear"/>
+              </w:rPr>
+              <w:t xml:space="preserve">—</w:t>
+            </w:r>
+            <w:r>
+              <w:rPr>
+                <w:rFonts w:ascii="Consolas" w:hAnsi="Consolas" w:cs="Consolas" w:eastAsia="Consolas"/>
+                <w:color w:val="auto"/>
+                <w:spacing w:val="0"/>
+                <w:position w:val="0"/>
+                <w:sz w:val="20"/>
+                <w:shd w:fill="auto" w:val="clear"/>
+              </w:rPr>
+              <w:t xml:space="preserve"> </w:t>
+            </w:r>
+            <w:r>
+              <w:rPr>
+                <w:rFonts w:ascii="Consolas" w:hAnsi="Consolas" w:cs="Consolas" w:eastAsia="Consolas"/>
+                <w:color w:val="auto"/>
+                <w:spacing w:val="0"/>
+                <w:position w:val="0"/>
+                <w:sz w:val="20"/>
+                <w:shd w:fill="auto" w:val="clear"/>
+              </w:rPr>
+              <w:t xml:space="preserve">список STL, этап к 26.09</w:t>
             </w:r>
           </w:p>
         </w:tc>
@@ -1881,10 +2127,11 @@
               <w:spacing w:before="0" w:after="0" w:line="252"/>
               <w:ind w:right="0" w:left="0" w:firstLine="0"/>
               <w:jc w:val="left"/>
-              <w:color w:val="auto"/>
-              <w:spacing w:val="0"/>
-              <w:position w:val="0"/>
-              <w:shd w:fill="auto" w:val="clear"/>
+              <w:rPr>
+                <w:color w:val="auto"/>
+                <w:spacing w:val="0"/>
+                <w:position w:val="0"/>
+              </w:rPr>
             </w:pPr>
             <w:r>
               <w:rPr>
@@ -1920,10 +2167,11 @@
               <w:spacing w:before="0" w:after="0" w:line="252"/>
               <w:ind w:right="0" w:left="0" w:firstLine="0"/>
               <w:jc w:val="left"/>
-              <w:color w:val="auto"/>
-              <w:spacing w:val="0"/>
-              <w:position w:val="0"/>
-              <w:shd w:fill="auto" w:val="clear"/>
+              <w:rPr>
+                <w:color w:val="auto"/>
+                <w:spacing w:val="0"/>
+                <w:position w:val="0"/>
+              </w:rPr>
             </w:pPr>
             <w:r>
               <w:rPr>
@@ -1966,10 +2214,11 @@
               <w:spacing w:before="0" w:after="0" w:line="252"/>
               <w:ind w:right="0" w:left="0" w:firstLine="0"/>
               <w:jc w:val="left"/>
-              <w:color w:val="auto"/>
-              <w:spacing w:val="0"/>
-              <w:position w:val="0"/>
-              <w:shd w:fill="auto" w:val="clear"/>
+              <w:rPr>
+                <w:color w:val="auto"/>
+                <w:spacing w:val="0"/>
+                <w:position w:val="0"/>
+              </w:rPr>
             </w:pPr>
             <w:r>
               <w:rPr>
@@ -2005,10 +2254,11 @@
               <w:spacing w:before="0" w:after="0" w:line="252"/>
               <w:ind w:right="0" w:left="0" w:firstLine="0"/>
               <w:jc w:val="left"/>
-              <w:color w:val="auto"/>
-              <w:spacing w:val="0"/>
-              <w:position w:val="0"/>
-              <w:shd w:fill="auto" w:val="clear"/>
+              <w:rPr>
+                <w:color w:val="auto"/>
+                <w:spacing w:val="0"/>
+                <w:position w:val="0"/>
+              </w:rPr>
             </w:pPr>
             <w:r>
               <w:rPr>
@@ -2051,10 +2301,11 @@
               <w:spacing w:before="0" w:after="0" w:line="252"/>
               <w:ind w:right="0" w:left="0" w:firstLine="0"/>
               <w:jc w:val="left"/>
-              <w:color w:val="auto"/>
-              <w:spacing w:val="0"/>
-              <w:position w:val="0"/>
-              <w:shd w:fill="auto" w:val="clear"/>
+              <w:rPr>
+                <w:color w:val="auto"/>
+                <w:spacing w:val="0"/>
+                <w:position w:val="0"/>
+              </w:rPr>
             </w:pPr>
             <w:r>
               <w:rPr>
@@ -2090,10 +2341,11 @@
               <w:spacing w:before="0" w:after="0" w:line="252"/>
               <w:ind w:right="0" w:left="0" w:firstLine="0"/>
               <w:jc w:val="left"/>
-              <w:color w:val="auto"/>
-              <w:spacing w:val="0"/>
-              <w:position w:val="0"/>
-              <w:shd w:fill="auto" w:val="clear"/>
+              <w:rPr>
+                <w:color w:val="auto"/>
+                <w:spacing w:val="0"/>
+                <w:position w:val="0"/>
+              </w:rPr>
             </w:pPr>
             <w:r>
               <w:rPr>
@@ -2136,10 +2388,11 @@
               <w:spacing w:before="0" w:after="0" w:line="252"/>
               <w:ind w:right="0" w:left="0" w:firstLine="0"/>
               <w:jc w:val="left"/>
-              <w:color w:val="auto"/>
-              <w:spacing w:val="0"/>
-              <w:position w:val="0"/>
-              <w:shd w:fill="auto" w:val="clear"/>
+              <w:rPr>
+                <w:color w:val="auto"/>
+                <w:spacing w:val="0"/>
+                <w:position w:val="0"/>
+              </w:rPr>
             </w:pPr>
             <w:r>
               <w:rPr>
@@ -2175,10 +2428,11 @@
               <w:spacing w:before="0" w:after="0" w:line="252"/>
               <w:ind w:right="0" w:left="0" w:firstLine="0"/>
               <w:jc w:val="left"/>
-              <w:color w:val="auto"/>
-              <w:spacing w:val="0"/>
-              <w:position w:val="0"/>
-              <w:shd w:fill="auto" w:val="clear"/>
+              <w:rPr>
+                <w:color w:val="auto"/>
+                <w:spacing w:val="0"/>
+                <w:position w:val="0"/>
+              </w:rPr>
             </w:pPr>
             <w:r>
               <w:rPr>
@@ -2221,10 +2475,11 @@
               <w:spacing w:before="0" w:after="0" w:line="252"/>
               <w:ind w:right="0" w:left="0" w:firstLine="0"/>
               <w:jc w:val="left"/>
-              <w:color w:val="auto"/>
-              <w:spacing w:val="0"/>
-              <w:position w:val="0"/>
-              <w:shd w:fill="auto" w:val="clear"/>
+              <w:rPr>
+                <w:color w:val="auto"/>
+                <w:spacing w:val="0"/>
+                <w:position w:val="0"/>
+              </w:rPr>
             </w:pPr>
             <w:r>
               <w:rPr>
@@ -2260,10 +2515,11 @@
               <w:spacing w:before="0" w:after="0" w:line="252"/>
               <w:ind w:right="0" w:left="0" w:firstLine="0"/>
               <w:jc w:val="left"/>
-              <w:color w:val="auto"/>
-              <w:spacing w:val="0"/>
-              <w:position w:val="0"/>
-              <w:shd w:fill="auto" w:val="clear"/>
+              <w:rPr>
+                <w:color w:val="auto"/>
+                <w:spacing w:val="0"/>
+                <w:position w:val="0"/>
+              </w:rPr>
             </w:pPr>
             <w:r>
               <w:rPr>
@@ -2294,17 +2550,6 @@
           <w:shd w:fill="auto" w:val="clear"/>
         </w:rPr>
       </w:pPr>
-      <w:r>
-        <w:rPr>
-          <w:rFonts w:ascii="Consolas" w:hAnsi="Consolas" w:cs="Consolas" w:eastAsia="Consolas"/>
-          <w:color w:val="auto"/>
-          <w:spacing w:val="0"/>
-          <w:position w:val="0"/>
-          <w:sz w:val="24"/>
-          <w:shd w:fill="auto" w:val="clear"/>
-        </w:rPr>
-        <w:t xml:space="preserve"/>
-      </w:r>
     </w:p>
     <w:p>
       <w:pPr>
@@ -2332,7 +2577,19 @@
           <w:sz w:val="28"/>
           <w:shd w:fill="auto" w:val="clear"/>
         </w:rPr>
-        <w:t xml:space="preserve">7. Что дальше</w:t>
+        <w:t xml:space="preserve">7. </w:t>
+      </w:r>
+      <w:r>
+        <w:rPr>
+          <w:rFonts w:ascii="Consolas" w:hAnsi="Consolas" w:cs="Consolas" w:eastAsia="Consolas"/>
+          <w:b/>
+          <w:color w:val="000000"/>
+          <w:spacing w:val="0"/>
+          <w:position w:val="0"/>
+          <w:sz w:val="28"/>
+          <w:shd w:fill="auto" w:val="clear"/>
+        </w:rPr>
+        <w:t xml:space="preserve">Что дальше</w:t>
       </w:r>
     </w:p>
     <w:p>
@@ -2358,7 +2615,18 @@
           <w:sz w:val="24"/>
           <w:shd w:fill="auto" w:val="clear"/>
         </w:rPr>
-        <w:t xml:space="preserve">1) выложить репозиторий в облако и прислать ссылку: локальная история переносится командами git remote add и git push, сами команды работы не меняются;</w:t>
+        <w:t xml:space="preserve">1) </w:t>
+      </w:r>
+      <w:r>
+        <w:rPr>
+          <w:rFonts w:ascii="Consolas" w:hAnsi="Consolas" w:cs="Consolas" w:eastAsia="Consolas"/>
+          <w:color w:val="auto"/>
+          <w:spacing w:val="0"/>
+          <w:position w:val="0"/>
+          <w:sz w:val="24"/>
+          <w:shd w:fill="auto" w:val="clear"/>
+        </w:rPr>
+        <w:t xml:space="preserve">выложить репозиторий в облако и прислать ссылку: локальная история переносится командами git remote add и git push, сами команды работы не меняются;</w:t>
       </w:r>
     </w:p>
     <w:p>
@@ -2384,7 +2652,51 @@
           <w:sz w:val="24"/>
           <w:shd w:fill="auto" w:val="clear"/>
         </w:rPr>
-        <w:t xml:space="preserve">2) к 26.09 — доработать работу со списками по замечаниям;</w:t>
+        <w:t xml:space="preserve">2) </w:t>
+      </w:r>
+      <w:r>
+        <w:rPr>
+          <w:rFonts w:ascii="Consolas" w:hAnsi="Consolas" w:cs="Consolas" w:eastAsia="Consolas"/>
+          <w:color w:val="auto"/>
+          <w:spacing w:val="0"/>
+          <w:position w:val="0"/>
+          <w:sz w:val="24"/>
+          <w:shd w:fill="auto" w:val="clear"/>
+        </w:rPr>
+        <w:t xml:space="preserve">к 26.09 </w:t>
+      </w:r>
+      <w:r>
+        <w:rPr>
+          <w:rFonts w:ascii="Consolas" w:hAnsi="Consolas" w:cs="Consolas" w:eastAsia="Consolas"/>
+          <w:color w:val="auto"/>
+          <w:spacing w:val="0"/>
+          <w:position w:val="0"/>
+          <w:sz w:val="24"/>
+          <w:shd w:fill="auto" w:val="clear"/>
+        </w:rPr>
+        <w:t xml:space="preserve">—</w:t>
+      </w:r>
+      <w:r>
+        <w:rPr>
+          <w:rFonts w:ascii="Consolas" w:hAnsi="Consolas" w:cs="Consolas" w:eastAsia="Consolas"/>
+          <w:color w:val="auto"/>
+          <w:spacing w:val="0"/>
+          <w:position w:val="0"/>
+          <w:sz w:val="24"/>
+          <w:shd w:fill="auto" w:val="clear"/>
+        </w:rPr>
+        <w:t xml:space="preserve"> </w:t>
+      </w:r>
+      <w:r>
+        <w:rPr>
+          <w:rFonts w:ascii="Consolas" w:hAnsi="Consolas" w:cs="Consolas" w:eastAsia="Consolas"/>
+          <w:color w:val="auto"/>
+          <w:spacing w:val="0"/>
+          <w:position w:val="0"/>
+          <w:sz w:val="24"/>
+          <w:shd w:fill="auto" w:val="clear"/>
+        </w:rPr>
+        <w:t xml:space="preserve">доработать работу со списками по замечаниям;</w:t>
       </w:r>
     </w:p>
     <w:p>
@@ -2410,7 +2722,51 @@
           <w:sz w:val="24"/>
           <w:shd w:fill="auto" w:val="clear"/>
         </w:rPr>
-        <w:t xml:space="preserve">3) дальше — кластеры: матрица попарных расстояний, порог, двоичная матрица смежности, поиск связных компонент волновым алгоритмом и подбор порога через минимальное покрывающее дерево. Метод Point::distance_to для первого шага уже готов.</w:t>
+        <w:t xml:space="preserve">3) </w:t>
+      </w:r>
+      <w:r>
+        <w:rPr>
+          <w:rFonts w:ascii="Consolas" w:hAnsi="Consolas" w:cs="Consolas" w:eastAsia="Consolas"/>
+          <w:color w:val="auto"/>
+          <w:spacing w:val="0"/>
+          <w:position w:val="0"/>
+          <w:sz w:val="24"/>
+          <w:shd w:fill="auto" w:val="clear"/>
+        </w:rPr>
+        <w:t xml:space="preserve">дальше </w:t>
+      </w:r>
+      <w:r>
+        <w:rPr>
+          <w:rFonts w:ascii="Consolas" w:hAnsi="Consolas" w:cs="Consolas" w:eastAsia="Consolas"/>
+          <w:color w:val="auto"/>
+          <w:spacing w:val="0"/>
+          <w:position w:val="0"/>
+          <w:sz w:val="24"/>
+          <w:shd w:fill="auto" w:val="clear"/>
+        </w:rPr>
+        <w:t xml:space="preserve">—</w:t>
+      </w:r>
+      <w:r>
+        <w:rPr>
+          <w:rFonts w:ascii="Consolas" w:hAnsi="Consolas" w:cs="Consolas" w:eastAsia="Consolas"/>
+          <w:color w:val="auto"/>
+          <w:spacing w:val="0"/>
+          <w:position w:val="0"/>
+          <w:sz w:val="24"/>
+          <w:shd w:fill="auto" w:val="clear"/>
+        </w:rPr>
+        <w:t xml:space="preserve"> </w:t>
+      </w:r>
+      <w:r>
+        <w:rPr>
+          <w:rFonts w:ascii="Consolas" w:hAnsi="Consolas" w:cs="Consolas" w:eastAsia="Consolas"/>
+          <w:color w:val="auto"/>
+          <w:spacing w:val="0"/>
+          <w:position w:val="0"/>
+          <w:sz w:val="24"/>
+          <w:shd w:fill="auto" w:val="clear"/>
+        </w:rPr>
+        <w:t xml:space="preserve">кластеры: матрица попарных расстояний, порог, двоичная матрица смежности, поиск связных компонент волновым алгоритмом и подбор порога через минимальное покрывающее дерево. Метод Point::distance_to для первого шага уже готов.</w:t>
       </w:r>
     </w:p>
   </w:body>

--- a/essays/212-Горчак-Дмитрий-Отчёт-локальный-репозиторий-git.docx
+++ b/essays/212-Горчак-Дмитрий-Отчёт-локальный-репозиторий-git.docx
@@ -1,6 +1,6 @@
 
 <file path=word/document.xml><?xml version="1.0" encoding="utf-8"?>
-<w:document xmlns:w="http://schemas.openxmlformats.org/wordprocessingml/2006/main">
+<w:document xmlns:w="http://schemas.openxmlformats.org/wordprocessingml/2006/main" xmlns:r="http://schemas.openxmlformats.org/officeDocument/2006/relationships" xmlns:wp="http://schemas.openxmlformats.org/drawingml/2006/wordprocessingDrawing" xmlns:a="http://schemas.openxmlformats.org/drawingml/2006/main" xmlns:pic="http://schemas.openxmlformats.org/drawingml/2006/picture">
   <w:body>
     <w:p>
       <w:pPr>
@@ -28,7 +28,7 @@
           <w:sz w:val="32"/>
           <w:shd w:fill="auto" w:val="clear"/>
         </w:rPr>
-        <w:t xml:space="preserve">Горчак Дмитрий, 212. Отчёт: локальный репозиторий git и задача о конусах на плоскости</w:t>
+        <w:t xml:space="preserve">Горчак Дмитрий, 212. Отчёт: локальный репозиторий git и задача о фигурах на плоскости</w:t>
       </w:r>
     </w:p>
     <w:p>
@@ -54,7 +54,7 @@
           <w:sz w:val="24"/>
           <w:shd w:fill="auto" w:val="clear"/>
         </w:rPr>
-        <w:t xml:space="preserve">Отчёт о выполнении работы к сроку 19.09: установка git, создание локального репозитория, работа с ним и текущее состояние программы. Скриншоты сняты с окон MSYS2 на моём компьютере.</w:t>
+        <w:t xml:space="preserve">Отчёт о выполненной работе: установка git, создание локального репозитория, работа с ним и текущее состояние программы. Скриншоты сняты с окон MSYS2 на моём компьютере.</w:t>
       </w:r>
     </w:p>
     <w:p>
@@ -106,18 +106,7 @@
           <w:sz w:val="24"/>
           <w:shd w:fill="auto" w:val="clear"/>
         </w:rPr>
-        <w:t xml:space="preserve">1) git </w:t>
-      </w:r>
-      <w:r>
-        <w:rPr>
-          <w:rFonts w:ascii="Consolas" w:hAnsi="Consolas" w:cs="Consolas" w:eastAsia="Consolas"/>
-          <w:color w:val="auto"/>
-          <w:spacing w:val="0"/>
-          <w:position w:val="0"/>
-          <w:sz w:val="24"/>
-          <w:shd w:fill="auto" w:val="clear"/>
-        </w:rPr>
-        <w:t xml:space="preserve">установлен в MSYS2 и настроен;</w:t>
+        <w:t xml:space="preserve">1) git установлен в MSYS2 и настроен, вся работа сохраняется через локальный репозиторий ~/cones;</w:t>
       </w:r>
     </w:p>
     <w:p>
@@ -143,18 +132,7 @@
           <w:sz w:val="24"/>
           <w:shd w:fill="auto" w:val="clear"/>
         </w:rPr>
-        <w:t xml:space="preserve">2) </w:t>
-      </w:r>
-      <w:r>
-        <w:rPr>
-          <w:rFonts w:ascii="Consolas" w:hAnsi="Consolas" w:cs="Consolas" w:eastAsia="Consolas"/>
-          <w:color w:val="auto"/>
-          <w:spacing w:val="0"/>
-          <w:position w:val="0"/>
-          <w:sz w:val="24"/>
-          <w:shd w:fill="auto" w:val="clear"/>
-        </w:rPr>
-        <w:t xml:space="preserve">создан локальный репозиторий ~/cones, вся работа сохраняется через него;</w:t>
+        <w:t xml:space="preserve">2) готова иерархия классов Point -&gt; Circle -&gt; Cone; фигура создаётся по количеству чисел в строке файла: два числа — точка, три — круг, четыре — конус;</w:t>
       </w:r>
     </w:p>
     <w:p>
@@ -180,18 +158,7 @@
           <w:sz w:val="24"/>
           <w:shd w:fill="auto" w:val="clear"/>
         </w:rPr>
-        <w:t xml:space="preserve">3) </w:t>
-      </w:r>
-      <w:r>
-        <w:rPr>
-          <w:rFonts w:ascii="Consolas" w:hAnsi="Consolas" w:cs="Consolas" w:eastAsia="Consolas"/>
-          <w:color w:val="auto"/>
-          <w:spacing w:val="0"/>
-          <w:position w:val="0"/>
-          <w:sz w:val="24"/>
-          <w:shd w:fill="auto" w:val="clear"/>
-        </w:rPr>
-        <w:t xml:space="preserve">готова иерархия классов Point -&gt; Circle -&gt; Cone, объекты создаются по свойствам из файла;</w:t>
+        <w:t xml:space="preserve">3) площадь основания и объём реализованы методами, а не полями; поля закрыты, доступ через get/set;</w:t>
       </w:r>
     </w:p>
     <w:p>
@@ -217,18 +184,7 @@
           <w:sz w:val="24"/>
           <w:shd w:fill="auto" w:val="clear"/>
         </w:rPr>
-        <w:t xml:space="preserve">4) </w:t>
-      </w:r>
-      <w:r>
-        <w:rPr>
-          <w:rFonts w:ascii="Consolas" w:hAnsi="Consolas" w:cs="Consolas" w:eastAsia="Consolas"/>
-          <w:color w:val="auto"/>
-          <w:spacing w:val="0"/>
-          <w:position w:val="0"/>
-          <w:sz w:val="24"/>
-          <w:shd w:fill="auto" w:val="clear"/>
-        </w:rPr>
-        <w:t xml:space="preserve">вычислимые атрибуты (площадь основания и объём) реализованы методами, поля закрыты, доступ через get/set;</w:t>
+        <w:t xml:space="preserve">4) объём считается отдельно, по запросу: номер нужной фигуры передаётся программе аргументом командной строки;</w:t>
       </w:r>
     </w:p>
     <w:p>
@@ -254,18 +210,7 @@
           <w:sz w:val="24"/>
           <w:shd w:fill="auto" w:val="clear"/>
         </w:rPr>
-        <w:t xml:space="preserve">5) </w:t>
-      </w:r>
-      <w:r>
-        <w:rPr>
-          <w:rFonts w:ascii="Consolas" w:hAnsi="Consolas" w:cs="Consolas" w:eastAsia="Consolas"/>
-          <w:color w:val="auto"/>
-          <w:spacing w:val="0"/>
-          <w:position w:val="0"/>
-          <w:sz w:val="24"/>
-          <w:shd w:fill="auto" w:val="clear"/>
-        </w:rPr>
-        <w:t xml:space="preserve">поле конусов нарисовано в gnuplot: вид сверху, карта высот и ландшафт с границами по x и y;</w:t>
+        <w:t xml:space="preserve">5) поле фигур нарисовано в gnuplot: вид сверху, карта высот, ландшафт и объёмный рисунок точками по поверхности фигур;</w:t>
       </w:r>
     </w:p>
     <w:p>
@@ -291,18 +236,7 @@
           <w:sz w:val="24"/>
           <w:shd w:fill="auto" w:val="clear"/>
         </w:rPr>
-        <w:t xml:space="preserve">6) </w:t>
-      </w:r>
-      <w:r>
-        <w:rPr>
-          <w:rFonts w:ascii="Consolas" w:hAnsi="Consolas" w:cs="Consolas" w:eastAsia="Consolas"/>
-          <w:color w:val="auto"/>
-          <w:spacing w:val="0"/>
-          <w:position w:val="0"/>
-          <w:sz w:val="24"/>
-          <w:shd w:fill="auto" w:val="clear"/>
-        </w:rPr>
-        <w:t xml:space="preserve">дополнительно сделан этап к 26.09: конусы складываются в двунаправленный список STL и упорядочиваются по площади и по объёму;</w:t>
+        <w:t xml:space="preserve">6) фигуры складываются в двунаправленный список STL и упорядочиваются по площади основания и по объёму;</w:t>
       </w:r>
     </w:p>
     <w:p>
@@ -328,51 +262,7 @@
           <w:sz w:val="24"/>
           <w:shd w:fill="auto" w:val="clear"/>
         </w:rPr>
-        <w:t xml:space="preserve">7) </w:t>
-      </w:r>
-      <w:r>
-        <w:rPr>
-          <w:rFonts w:ascii="Consolas" w:hAnsi="Consolas" w:cs="Consolas" w:eastAsia="Consolas"/>
-          <w:color w:val="auto"/>
-          <w:spacing w:val="0"/>
-          <w:position w:val="0"/>
-          <w:sz w:val="24"/>
-          <w:shd w:fill="auto" w:val="clear"/>
-        </w:rPr>
-        <w:t xml:space="preserve">написаны два эссе </w:t>
-      </w:r>
-      <w:r>
-        <w:rPr>
-          <w:rFonts w:ascii="Consolas" w:hAnsi="Consolas" w:cs="Consolas" w:eastAsia="Consolas"/>
-          <w:color w:val="auto"/>
-          <w:spacing w:val="0"/>
-          <w:position w:val="0"/>
-          <w:sz w:val="24"/>
-          <w:shd w:fill="auto" w:val="clear"/>
-        </w:rPr>
-        <w:t xml:space="preserve">—</w:t>
-      </w:r>
-      <w:r>
-        <w:rPr>
-          <w:rFonts w:ascii="Consolas" w:hAnsi="Consolas" w:cs="Consolas" w:eastAsia="Consolas"/>
-          <w:color w:val="auto"/>
-          <w:spacing w:val="0"/>
-          <w:position w:val="0"/>
-          <w:sz w:val="24"/>
-          <w:shd w:fill="auto" w:val="clear"/>
-        </w:rPr>
-        <w:t xml:space="preserve"> </w:t>
-      </w:r>
-      <w:r>
-        <w:rPr>
-          <w:rFonts w:ascii="Consolas" w:hAnsi="Consolas" w:cs="Consolas" w:eastAsia="Consolas"/>
-          <w:color w:val="auto"/>
-          <w:spacing w:val="0"/>
-          <w:position w:val="0"/>
-          <w:sz w:val="24"/>
-          <w:shd w:fill="auto" w:val="clear"/>
-        </w:rPr>
-        <w:t xml:space="preserve">по git и по STL.</w:t>
+        <w:t xml:space="preserve">7) написаны два эссе — по git и по STL.</w:t>
       </w:r>
     </w:p>
     <w:p>
@@ -398,106 +288,7 @@
           <w:sz w:val="24"/>
           <w:shd w:fill="auto" w:val="clear"/>
         </w:rPr>
-        <w:t xml:space="preserve">фигура с круглым основанием и высотой </w:t>
-      </w:r>
-      <w:r>
-        <w:rPr>
-          <w:rFonts w:ascii="Consolas" w:hAnsi="Consolas" w:cs="Consolas" w:eastAsia="Consolas"/>
-          <w:color w:val="auto"/>
-          <w:spacing w:val="0"/>
-          <w:position w:val="0"/>
-          <w:sz w:val="24"/>
-          <w:shd w:fill="auto" w:val="clear"/>
-        </w:rPr>
-        <w:t xml:space="preserve">—</w:t>
-      </w:r>
-      <w:r>
-        <w:rPr>
-          <w:rFonts w:ascii="Consolas" w:hAnsi="Consolas" w:cs="Consolas" w:eastAsia="Consolas"/>
-          <w:color w:val="auto"/>
-          <w:spacing w:val="0"/>
-          <w:position w:val="0"/>
-          <w:sz w:val="24"/>
-          <w:shd w:fill="auto" w:val="clear"/>
-        </w:rPr>
-        <w:t xml:space="preserve"> </w:t>
-      </w:r>
-      <w:r>
-        <w:rPr>
-          <w:rFonts w:ascii="Consolas" w:hAnsi="Consolas" w:cs="Consolas" w:eastAsia="Consolas"/>
-          <w:color w:val="auto"/>
-          <w:spacing w:val="0"/>
-          <w:position w:val="0"/>
-          <w:sz w:val="24"/>
-          <w:shd w:fill="auto" w:val="clear"/>
-        </w:rPr>
-        <w:t xml:space="preserve">это конус, а не пирамида. Поэтому класс называется Cone, а объём считается по формуле V = S * h / 3 = pi * r * r * h / 3, где S </w:t>
-      </w:r>
-      <w:r>
-        <w:rPr>
-          <w:rFonts w:ascii="Consolas" w:hAnsi="Consolas" w:cs="Consolas" w:eastAsia="Consolas"/>
-          <w:color w:val="auto"/>
-          <w:spacing w:val="0"/>
-          <w:position w:val="0"/>
-          <w:sz w:val="24"/>
-          <w:shd w:fill="auto" w:val="clear"/>
-        </w:rPr>
-        <w:t xml:space="preserve">—</w:t>
-      </w:r>
-      <w:r>
-        <w:rPr>
-          <w:rFonts w:ascii="Consolas" w:hAnsi="Consolas" w:cs="Consolas" w:eastAsia="Consolas"/>
-          <w:color w:val="auto"/>
-          <w:spacing w:val="0"/>
-          <w:position w:val="0"/>
-          <w:sz w:val="24"/>
-          <w:shd w:fill="auto" w:val="clear"/>
-        </w:rPr>
-        <w:t xml:space="preserve"> </w:t>
-      </w:r>
-      <w:r>
-        <w:rPr>
-          <w:rFonts w:ascii="Consolas" w:hAnsi="Consolas" w:cs="Consolas" w:eastAsia="Consolas"/>
-          <w:color w:val="auto"/>
-          <w:spacing w:val="0"/>
-          <w:position w:val="0"/>
-          <w:sz w:val="24"/>
-          <w:shd w:fill="auto" w:val="clear"/>
-        </w:rPr>
-        <w:t xml:space="preserve">площадь основания, взятая у базового класса Circle. Для сравнения в классе оставлен метод volume_ngon(n) </w:t>
-      </w:r>
-      <w:r>
-        <w:rPr>
-          <w:rFonts w:ascii="Consolas" w:hAnsi="Consolas" w:cs="Consolas" w:eastAsia="Consolas"/>
-          <w:color w:val="auto"/>
-          <w:spacing w:val="0"/>
-          <w:position w:val="0"/>
-          <w:sz w:val="24"/>
-          <w:shd w:fill="auto" w:val="clear"/>
-        </w:rPr>
-        <w:t xml:space="preserve">—</w:t>
-      </w:r>
-      <w:r>
-        <w:rPr>
-          <w:rFonts w:ascii="Consolas" w:hAnsi="Consolas" w:cs="Consolas" w:eastAsia="Consolas"/>
-          <w:color w:val="auto"/>
-          <w:spacing w:val="0"/>
-          <w:position w:val="0"/>
-          <w:sz w:val="24"/>
-          <w:shd w:fill="auto" w:val="clear"/>
-        </w:rPr>
-        <w:t xml:space="preserve"> </w:t>
-      </w:r>
-      <w:r>
-        <w:rPr>
-          <w:rFonts w:ascii="Consolas" w:hAnsi="Consolas" w:cs="Consolas" w:eastAsia="Consolas"/>
-          <w:color w:val="auto"/>
-          <w:spacing w:val="0"/>
-          <w:position w:val="0"/>
-          <w:sz w:val="24"/>
-          <w:shd w:fill="auto" w:val="clear"/>
-        </w:rPr>
-        <w:t xml:space="preserve">объём пирамиды с правильным n-угольником в основании, вписанным в тот же круг: при росте n он стремится к объёму конуса.</w:t>
+        <w:t xml:space="preserve">Уточнение по фигуре: преподаватель подтвердил, что фигура с круглым основанием и высотой — это конус, а не пирамида. Поэтому класс называется Cone, а объём считается по формуле V = S * h / 3 = pi * r * r * h / 3, где S — площадь основания, взятая у базового класса Circle. Для сравнения в классе оставлен метод volume_ngon(n) — объём пирамиды с правильным n-угольником в основании, вписанным в тот же круг: при росте n он стремится к объёму конуса.</w:t>
       </w:r>
     </w:p>
     <w:p>
@@ -526,9 +317,123 @@
           <w:sz w:val="28"/>
           <w:shd w:fill="auto" w:val="clear"/>
         </w:rPr>
-        <w:t xml:space="preserve">1. </w:t>
-      </w:r>
-      <w:r>
+        <w:t xml:space="preserve">1. Установка git в MSYS2</w:t>
+      </w:r>
+    </w:p>
+    <w:p>
+      <w:pPr>
+        <w:spacing w:before="0" w:after="160" w:line="276"/>
+        <w:ind w:right="0" w:left="0" w:firstLine="0"/>
+        <w:jc w:val="left"/>
+        <w:rPr>
+          <w:rFonts w:ascii="Consolas" w:hAnsi="Consolas" w:cs="Consolas" w:eastAsia="Consolas"/>
+          <w:color w:val="auto"/>
+          <w:spacing w:val="0"/>
+          <w:position w:val="0"/>
+          <w:sz w:val="24"/>
+          <w:shd w:fill="auto" w:val="clear"/>
+        </w:rPr>
+      </w:pPr>
+      <w:r>
+        <w:rPr>
+          <w:rFonts w:ascii="Consolas" w:hAnsi="Consolas" w:cs="Consolas" w:eastAsia="Consolas"/>
+          <w:color w:val="auto"/>
+          <w:spacing w:val="0"/>
+          <w:position w:val="0"/>
+          <w:sz w:val="24"/>
+          <w:shd w:fill="auto" w:val="clear"/>
+        </w:rPr>
+        <w:t xml:space="preserve">Git поставлен штатным менеджером пакетов MSYS2 командой pacman -S git. На скриншоте — запись в журнале установки, версия пакета, версия самой программы, путь к ней и начало списка команд из встроенной справки.</w:t>
+      </w:r>
+    </w:p>
+    <w:p>
+      <w:pPr>
+        <w:spacing w:before="0" w:after="120" w:line="276"/>
+        <w:ind w:right="0" w:left="0" w:firstLine="0"/>
+        <w:jc w:val="left"/>
+        <w:rPr>
+          <w:rFonts w:ascii="Consolas" w:hAnsi="Consolas" w:cs="Consolas" w:eastAsia="Consolas"/>
+          <w:color w:val="auto"/>
+          <w:spacing w:val="0"/>
+          <w:position w:val="0"/>
+          <w:sz w:val="24"/>
+          <w:shd w:fill="auto" w:val="clear"/>
+        </w:rPr>
+      </w:pPr>
+      <w:r>
+        <w:rPr>
+          <w:rFonts w:ascii="Consolas" w:hAnsi="Consolas" w:cs="Consolas" w:eastAsia="Consolas"/>
+          <w:color w:val="auto"/>
+          <w:spacing w:val="0"/>
+          <w:position w:val="0"/>
+          <w:sz w:val="24"/>
+          <w:shd w:fill="auto" w:val="clear"/>
+        </w:rPr>
+        <w:drawing>
+          <wp:inline distT="0" distB="0" distL="0" distR="0">
+            <wp:extent cx="5486400" cy="3220966"/>
+            <wp:docPr id="1" name="Picture 1"/>
+            <a:graphic>
+              <a:graphicData uri="http://schemas.openxmlformats.org/drawingml/2006/picture">
+                <pic:pic>
+                  <pic:nvPicPr>
+                    <pic:cNvPr id="1" name="image1.png"/>
+                    <pic:cNvPicPr/>
+                  </pic:nvPicPr>
+                  <pic:blipFill>
+                    <a:blip r:embed="docImg1"/>
+                    <a:stretch>
+                      <a:fillRect/>
+                    </a:stretch>
+                  </pic:blipFill>
+                  <pic:spPr>
+                    <a:xfrm>
+                      <a:off x="0" y="0"/>
+                      <a:ext cx="5486400" cy="3220966"/>
+                    </a:xfrm>
+                    <a:prstGeom prst="rect">
+                      <a:avLst/>
+                    </a:prstGeom>
+                  </pic:spPr>
+                </pic:pic>
+              </a:graphicData>
+            </a:graphic>
+          </wp:inline>
+        </w:drawing>
+      </w:r>
+    </w:p>
+    <w:p>
+      <w:pPr>
+        <w:spacing w:before="0" w:after="160" w:line="276"/>
+        <w:ind w:right="0" w:left="0" w:firstLine="0"/>
+        <w:jc w:val="left"/>
+        <w:rPr>
+          <w:rFonts w:ascii="Consolas" w:hAnsi="Consolas" w:cs="Consolas" w:eastAsia="Consolas"/>
+          <w:color w:val="auto"/>
+          <w:spacing w:val="0"/>
+          <w:position w:val="0"/>
+          <w:sz w:val="20"/>
+          <w:shd w:fill="auto" w:val="clear"/>
+        </w:rPr>
+      </w:pPr>
+      <w:r>
+        <w:rPr>
+          <w:rFonts w:ascii="Consolas" w:hAnsi="Consolas" w:cs="Consolas" w:eastAsia="Consolas"/>
+          <w:color w:val="auto"/>
+          <w:spacing w:val="0"/>
+          <w:position w:val="0"/>
+          <w:sz w:val="20"/>
+          <w:shd w:fill="auto" w:val="clear"/>
+        </w:rPr>
+        <w:t xml:space="preserve">Скриншот 1. Установка git и проверка: pacman -Q git, git --version, git help -a</w:t>
+      </w:r>
+    </w:p>
+    <w:p>
+      <w:pPr>
+        <w:keepNext w:val="true"/>
+        <w:spacing w:before="60" w:after="160" w:line="276"/>
+        <w:ind w:right="0" w:left="0" w:firstLine="0"/>
+        <w:jc w:val="left"/>
         <w:rPr>
           <w:rFonts w:ascii="Consolas" w:hAnsi="Consolas" w:cs="Consolas" w:eastAsia="Consolas"/>
           <w:b/>
@@ -538,135 +443,8 @@
           <w:sz w:val="28"/>
           <w:shd w:fill="auto" w:val="clear"/>
         </w:rPr>
-        <w:t xml:space="preserve">Установка git в MSYS2</w:t>
-      </w:r>
-    </w:p>
-    <w:p>
-      <w:pPr>
-        <w:spacing w:before="0" w:after="160" w:line="276"/>
-        <w:ind w:right="0" w:left="0" w:firstLine="0"/>
-        <w:jc w:val="left"/>
-        <w:rPr>
-          <w:rFonts w:ascii="Consolas" w:hAnsi="Consolas" w:cs="Consolas" w:eastAsia="Consolas"/>
-          <w:color w:val="auto"/>
-          <w:spacing w:val="0"/>
-          <w:position w:val="0"/>
-          <w:sz w:val="24"/>
-          <w:shd w:fill="auto" w:val="clear"/>
-        </w:rPr>
-      </w:pPr>
-      <w:r>
-        <w:rPr>
-          <w:rFonts w:ascii="Consolas" w:hAnsi="Consolas" w:cs="Consolas" w:eastAsia="Consolas"/>
-          <w:color w:val="auto"/>
-          <w:spacing w:val="0"/>
-          <w:position w:val="0"/>
-          <w:sz w:val="24"/>
-          <w:shd w:fill="auto" w:val="clear"/>
-        </w:rPr>
-        <w:t xml:space="preserve">Git </w:t>
-      </w:r>
-      <w:r>
-        <w:rPr>
-          <w:rFonts w:ascii="Consolas" w:hAnsi="Consolas" w:cs="Consolas" w:eastAsia="Consolas"/>
-          <w:color w:val="auto"/>
-          <w:spacing w:val="0"/>
-          <w:position w:val="0"/>
-          <w:sz w:val="24"/>
-          <w:shd w:fill="auto" w:val="clear"/>
-        </w:rPr>
-        <w:t xml:space="preserve">поставлен штатным менеджером пакетов MSYS2 командой pacman -S git. На скриншоте </w:t>
-      </w:r>
-      <w:r>
-        <w:rPr>
-          <w:rFonts w:ascii="Consolas" w:hAnsi="Consolas" w:cs="Consolas" w:eastAsia="Consolas"/>
-          <w:color w:val="auto"/>
-          <w:spacing w:val="0"/>
-          <w:position w:val="0"/>
-          <w:sz w:val="24"/>
-          <w:shd w:fill="auto" w:val="clear"/>
-        </w:rPr>
-        <w:t xml:space="preserve">—</w:t>
-      </w:r>
-      <w:r>
-        <w:rPr>
-          <w:rFonts w:ascii="Consolas" w:hAnsi="Consolas" w:cs="Consolas" w:eastAsia="Consolas"/>
-          <w:color w:val="auto"/>
-          <w:spacing w:val="0"/>
-          <w:position w:val="0"/>
-          <w:sz w:val="24"/>
-          <w:shd w:fill="auto" w:val="clear"/>
-        </w:rPr>
-        <w:t xml:space="preserve"> </w:t>
-      </w:r>
-      <w:r>
-        <w:rPr>
-          <w:rFonts w:ascii="Consolas" w:hAnsi="Consolas" w:cs="Consolas" w:eastAsia="Consolas"/>
-          <w:color w:val="auto"/>
-          <w:spacing w:val="0"/>
-          <w:position w:val="0"/>
-          <w:sz w:val="24"/>
-          <w:shd w:fill="auto" w:val="clear"/>
-        </w:rPr>
-        <w:t xml:space="preserve">запись в журнале установки, версия пакета, версия самой программы, путь к ней и начало списка команд из встроенной справки.</w:t>
-      </w:r>
-    </w:p>
-    <w:p>
-      <w:pPr>
-        <w:spacing w:before="0" w:after="120" w:line="276"/>
-        <w:ind w:right="0" w:left="0" w:firstLine="0"/>
-        <w:jc w:val="left"/>
-        <w:rPr>
-          <w:rFonts w:ascii="Consolas" w:hAnsi="Consolas" w:cs="Consolas" w:eastAsia="Consolas"/>
-          <w:color w:val="auto"/>
-          <w:spacing w:val="0"/>
-          <w:position w:val="0"/>
-          <w:sz w:val="24"/>
-          <w:shd w:fill="auto" w:val="clear"/>
-        </w:rPr>
-      </w:pPr>
-      <w:r>
-        <w:object w:dxaOrig="8294" w:dyaOrig="4869">
-          <v:rect xmlns:o="urn:schemas-microsoft-com:office:office" xmlns:v="urn:schemas-microsoft-com:vml" id="rectole0000000000" style="width:414.700000pt;height:243.450000pt" o:preferrelative="t" o:ole="">
-            <o:lock v:ext="edit"/>
-            <v:imagedata xmlns:r="http://schemas.openxmlformats.org/officeDocument/2006/relationships" r:id="docRId1" o:title=""/>
-          </v:rect>
-          <o:OLEObject xmlns:r="http://schemas.openxmlformats.org/officeDocument/2006/relationships" xmlns:o="urn:schemas-microsoft-com:office:office" Type="Embed" ProgID="StaticMetafile" DrawAspect="Content" ObjectID="0000000000" ShapeID="rectole0000000000" r:id="docRId0"/>
-        </w:object>
-      </w:r>
-    </w:p>
-    <w:p>
-      <w:pPr>
-        <w:spacing w:before="0" w:after="160" w:line="276"/>
-        <w:ind w:right="0" w:left="0" w:firstLine="0"/>
-        <w:jc w:val="left"/>
-        <w:rPr>
-          <w:rFonts w:ascii="Consolas" w:hAnsi="Consolas" w:cs="Consolas" w:eastAsia="Consolas"/>
-          <w:color w:val="auto"/>
-          <w:spacing w:val="0"/>
-          <w:position w:val="0"/>
-          <w:sz w:val="20"/>
-          <w:shd w:fill="auto" w:val="clear"/>
-        </w:rPr>
-      </w:pPr>
-      <w:r>
-        <w:rPr>
-          <w:rFonts w:ascii="Consolas" w:hAnsi="Consolas" w:cs="Consolas" w:eastAsia="Consolas"/>
-          <w:color w:val="auto"/>
-          <w:spacing w:val="0"/>
-          <w:position w:val="0"/>
-          <w:sz w:val="20"/>
-          <w:shd w:fill="auto" w:val="clear"/>
-        </w:rPr>
-        <w:t xml:space="preserve">Скриншот 1. Установка git и проверка: pacman -Q git, git --version, git help -a</w:t>
-      </w:r>
-    </w:p>
-    <w:p>
-      <w:pPr>
-        <w:keepNext w:val="true"/>
-        <w:spacing w:before="60" w:after="160" w:line="276"/>
-        <w:ind w:right="0" w:left="0" w:firstLine="0"/>
-        <w:jc w:val="left"/>
+      </w:pPr>
+      <w:r>
         <w:rPr>
           <w:rFonts w:ascii="Consolas" w:hAnsi="Consolas" w:cs="Consolas" w:eastAsia="Consolas"/>
           <w:b/>
@@ -676,30 +454,7 @@
           <w:sz w:val="28"/>
           <w:shd w:fill="auto" w:val="clear"/>
         </w:rPr>
-      </w:pPr>
-      <w:r>
-        <w:rPr>
-          <w:rFonts w:ascii="Consolas" w:hAnsi="Consolas" w:cs="Consolas" w:eastAsia="Consolas"/>
-          <w:b/>
-          <w:color w:val="000000"/>
-          <w:spacing w:val="0"/>
-          <w:position w:val="0"/>
-          <w:sz w:val="28"/>
-          <w:shd w:fill="auto" w:val="clear"/>
-        </w:rPr>
-        <w:t xml:space="preserve">2. </w:t>
-      </w:r>
-      <w:r>
-        <w:rPr>
-          <w:rFonts w:ascii="Consolas" w:hAnsi="Consolas" w:cs="Consolas" w:eastAsia="Consolas"/>
-          <w:b/>
-          <w:color w:val="000000"/>
-          <w:spacing w:val="0"/>
-          <w:position w:val="0"/>
-          <w:sz w:val="28"/>
-          <w:shd w:fill="auto" w:val="clear"/>
-        </w:rPr>
-        <w:t xml:space="preserve">Создание локального репозитория и настройка</w:t>
+        <w:t xml:space="preserve">2. Локальный репозиторий</w:t>
       </w:r>
     </w:p>
     <w:p>
@@ -759,8 +514,6 @@
         <w:br/>
         <w:t xml:space="preserve">$ git config user.name "Gorchak Dmitriy"</w:t>
         <w:br/>
-        <w:t xml:space="preserve">$ git config user.email "..."</w:t>
-        <w:br/>
         <w:t xml:space="preserve">$ git config core.autocrlf false</w:t>
       </w:r>
     </w:p>
@@ -787,7 +540,7 @@
           <w:sz w:val="24"/>
           <w:shd w:fill="auto" w:val="clear"/>
         </w:rPr>
-        <w:t xml:space="preserve">Работа над списком из STL велась в отдельной ветке stl-list и влита слиянием с ключом --no-ff, поэтому в истории видно, что это была отдельная задача. На коммит, соответствующий сроку 19.09, поставлена метка stage-19-09: по ней проект собирается ровно в том состоянии, в каком он сдавался.</w:t>
+        <w:t xml:space="preserve">Работа над списком из STL велась в отдельной ветке stl-list и влита слиянием с ключом --no-ff, поэтому в истории видно, что это была отдельная задача. На коммит, соответствующий сроку 19.09, поставлена метка stage-19-09.</w:t>
       </w:r>
     </w:p>
     <w:p>
@@ -805,13 +558,45 @@
         </w:rPr>
       </w:pPr>
       <w:r>
-        <w:object w:dxaOrig="8294" w:dyaOrig="6074">
-          <v:rect xmlns:o="urn:schemas-microsoft-com:office:office" xmlns:v="urn:schemas-microsoft-com:vml" id="rectole0000000001" style="width:414.700000pt;height:303.700000pt" o:preferrelative="t" o:ole="">
-            <o:lock v:ext="edit"/>
-            <v:imagedata xmlns:r="http://schemas.openxmlformats.org/officeDocument/2006/relationships" r:id="docRId3" o:title=""/>
-          </v:rect>
-          <o:OLEObject xmlns:r="http://schemas.openxmlformats.org/officeDocument/2006/relationships" xmlns:o="urn:schemas-microsoft-com:office:office" Type="Embed" ProgID="StaticMetafile" DrawAspect="Content" ObjectID="0000000001" ShapeID="rectole0000000001" r:id="docRId2"/>
-        </w:object>
+        <w:rPr>
+          <w:rFonts w:ascii="Consolas" w:hAnsi="Consolas" w:cs="Consolas" w:eastAsia="Consolas"/>
+          <w:color w:val="auto"/>
+          <w:spacing w:val="0"/>
+          <w:position w:val="0"/>
+          <w:sz w:val="24"/>
+          <w:shd w:fill="auto" w:val="clear"/>
+        </w:rPr>
+        <w:drawing>
+          <wp:inline distT="0" distB="0" distL="0" distR="0">
+            <wp:extent cx="5486400" cy="3676584"/>
+            <wp:docPr id="2" name="Picture 2"/>
+            <a:graphic>
+              <a:graphicData uri="http://schemas.openxmlformats.org/drawingml/2006/picture">
+                <pic:pic>
+                  <pic:nvPicPr>
+                    <pic:cNvPr id="2" name="image2.png"/>
+                    <pic:cNvPicPr/>
+                  </pic:nvPicPr>
+                  <pic:blipFill>
+                    <a:blip r:embed="docImg2"/>
+                    <a:stretch>
+                      <a:fillRect/>
+                    </a:stretch>
+                  </pic:blipFill>
+                  <pic:spPr>
+                    <a:xfrm>
+                      <a:off x="0" y="0"/>
+                      <a:ext cx="5486400" cy="3676584"/>
+                    </a:xfrm>
+                    <a:prstGeom prst="rect">
+                      <a:avLst/>
+                    </a:prstGeom>
+                  </pic:spPr>
+                </pic:pic>
+              </a:graphicData>
+            </a:graphic>
+          </wp:inline>
+        </w:drawing>
       </w:r>
     </w:p>
     <w:p>
@@ -863,7 +648,7 @@
           <w:sz w:val="24"/>
           <w:shd w:fill="auto" w:val="clear"/>
         </w:rPr>
-        <w:t xml:space="preserve">Команда git status не показывает ни одного изменённого файла сразу после сборки и запуска программы: собранные программы, рисунки и файлы, создаваемые самой программой, перечислены в .gitignore и в историю не попадают.</w:t>
+        <w:t xml:space="preserve">Все исходники лежат в одной папке, без вложенных каталогов: так их проще найти и отправить. Собранные программы складываются в bin, всё, что создают программа и gnuplot, — в out; обе папки перечислены в .gitignore и в историю не попадают, поэтому git status показывает чистое дерево сразу после сборки и запуска.</w:t>
       </w:r>
     </w:p>
     <w:p>
@@ -892,9 +677,149 @@
           <w:sz w:val="28"/>
           <w:shd w:fill="auto" w:val="clear"/>
         </w:rPr>
-        <w:t xml:space="preserve">3. </w:t>
-      </w:r>
-      <w:r>
+        <w:t xml:space="preserve">3. Рабочий цикл: правка, сравнение, фиксация</w:t>
+      </w:r>
+    </w:p>
+    <w:p>
+      <w:pPr>
+        <w:spacing w:before="0" w:after="160" w:line="276"/>
+        <w:ind w:right="0" w:left="0" w:firstLine="0"/>
+        <w:jc w:val="left"/>
+        <w:rPr>
+          <w:rFonts w:ascii="Consolas" w:hAnsi="Consolas" w:cs="Consolas" w:eastAsia="Consolas"/>
+          <w:color w:val="auto"/>
+          <w:spacing w:val="0"/>
+          <w:position w:val="0"/>
+          <w:sz w:val="24"/>
+          <w:shd w:fill="auto" w:val="clear"/>
+        </w:rPr>
+      </w:pPr>
+      <w:r>
+        <w:rPr>
+          <w:rFonts w:ascii="Consolas" w:hAnsi="Consolas" w:cs="Consolas" w:eastAsia="Consolas"/>
+          <w:color w:val="auto"/>
+          <w:spacing w:val="0"/>
+          <w:position w:val="0"/>
+          <w:sz w:val="24"/>
+          <w:shd w:fill="auto" w:val="clear"/>
+        </w:rPr>
+        <w:t xml:space="preserve">Обычная работа с локальным хранилищем выглядит так: изменить файл, посмотреть, что именно изменилось, подготовить изменение к фиксации и зафиксировать его с понятным сообщением. На скриншоте в файл данных добавлен ещё один круг — строка из трёх чисел.</w:t>
+      </w:r>
+    </w:p>
+    <w:p>
+      <w:pPr>
+        <w:spacing w:before="0" w:after="120" w:line="276"/>
+        <w:ind w:right="0" w:left="0" w:firstLine="0"/>
+        <w:jc w:val="left"/>
+        <w:rPr>
+          <w:rFonts w:ascii="Consolas" w:hAnsi="Consolas" w:cs="Consolas" w:eastAsia="Consolas"/>
+          <w:color w:val="auto"/>
+          <w:spacing w:val="0"/>
+          <w:position w:val="0"/>
+          <w:sz w:val="24"/>
+          <w:shd w:fill="auto" w:val="clear"/>
+        </w:rPr>
+      </w:pPr>
+      <w:r>
+        <w:rPr>
+          <w:rFonts w:ascii="Consolas" w:hAnsi="Consolas" w:cs="Consolas" w:eastAsia="Consolas"/>
+          <w:color w:val="auto"/>
+          <w:spacing w:val="0"/>
+          <w:position w:val="0"/>
+          <w:sz w:val="24"/>
+          <w:shd w:fill="auto" w:val="clear"/>
+        </w:rPr>
+        <w:drawing>
+          <wp:inline distT="0" distB="0" distL="0" distR="0">
+            <wp:extent cx="5486400" cy="3904393"/>
+            <wp:docPr id="3" name="Picture 3"/>
+            <a:graphic>
+              <a:graphicData uri="http://schemas.openxmlformats.org/drawingml/2006/picture">
+                <pic:pic>
+                  <pic:nvPicPr>
+                    <pic:cNvPr id="3" name="image3.png"/>
+                    <pic:cNvPicPr/>
+                  </pic:nvPicPr>
+                  <pic:blipFill>
+                    <a:blip r:embed="docImg3"/>
+                    <a:stretch>
+                      <a:fillRect/>
+                    </a:stretch>
+                  </pic:blipFill>
+                  <pic:spPr>
+                    <a:xfrm>
+                      <a:off x="0" y="0"/>
+                      <a:ext cx="5486400" cy="3904393"/>
+                    </a:xfrm>
+                    <a:prstGeom prst="rect">
+                      <a:avLst/>
+                    </a:prstGeom>
+                  </pic:spPr>
+                </pic:pic>
+              </a:graphicData>
+            </a:graphic>
+          </wp:inline>
+        </w:drawing>
+      </w:r>
+    </w:p>
+    <w:p>
+      <w:pPr>
+        <w:spacing w:before="0" w:after="160" w:line="276"/>
+        <w:ind w:right="0" w:left="0" w:firstLine="0"/>
+        <w:jc w:val="left"/>
+        <w:rPr>
+          <w:rFonts w:ascii="Consolas" w:hAnsi="Consolas" w:cs="Consolas" w:eastAsia="Consolas"/>
+          <w:color w:val="auto"/>
+          <w:spacing w:val="0"/>
+          <w:position w:val="0"/>
+          <w:sz w:val="20"/>
+          <w:shd w:fill="auto" w:val="clear"/>
+        </w:rPr>
+      </w:pPr>
+      <w:r>
+        <w:rPr>
+          <w:rFonts w:ascii="Consolas" w:hAnsi="Consolas" w:cs="Consolas" w:eastAsia="Consolas"/>
+          <w:color w:val="auto"/>
+          <w:spacing w:val="0"/>
+          <w:position w:val="0"/>
+          <w:sz w:val="20"/>
+          <w:shd w:fill="auto" w:val="clear"/>
+        </w:rPr>
+        <w:t xml:space="preserve">Скриншот 3. git status, git diff, git add, git commit и история после фиксации</w:t>
+      </w:r>
+    </w:p>
+    <w:p>
+      <w:pPr>
+        <w:spacing w:before="0" w:after="160" w:line="276"/>
+        <w:ind w:right="0" w:left="0" w:firstLine="0"/>
+        <w:jc w:val="left"/>
+        <w:rPr>
+          <w:rFonts w:ascii="Consolas" w:hAnsi="Consolas" w:cs="Consolas" w:eastAsia="Consolas"/>
+          <w:color w:val="auto"/>
+          <w:spacing w:val="0"/>
+          <w:position w:val="0"/>
+          <w:sz w:val="24"/>
+          <w:shd w:fill="auto" w:val="clear"/>
+        </w:rPr>
+      </w:pPr>
+      <w:r>
+        <w:rPr>
+          <w:rFonts w:ascii="Consolas" w:hAnsi="Consolas" w:cs="Consolas" w:eastAsia="Consolas"/>
+          <w:color w:val="auto"/>
+          <w:spacing w:val="0"/>
+          <w:position w:val="0"/>
+          <w:sz w:val="24"/>
+          <w:shd w:fill="auto" w:val="clear"/>
+        </w:rPr>
+        <w:t xml:space="preserve">Видно главное свойство diff: git показывает не файл целиком, а одну добавленную строку с отметкой + и несколько строк вокруг неё для понимания места.</w:t>
+      </w:r>
+    </w:p>
+    <w:p>
+      <w:pPr>
+        <w:keepNext w:val="true"/>
+        <w:spacing w:before="60" w:after="160" w:line="276"/>
+        <w:ind w:right="0" w:left="0" w:firstLine="0"/>
+        <w:jc w:val="left"/>
         <w:rPr>
           <w:rFonts w:ascii="Consolas" w:hAnsi="Consolas" w:cs="Consolas" w:eastAsia="Consolas"/>
           <w:b/>
@@ -904,7 +829,18 @@
           <w:sz w:val="28"/>
           <w:shd w:fill="auto" w:val="clear"/>
         </w:rPr>
-        <w:t xml:space="preserve">Рабочий цикл: правка, сравнение, фиксация</w:t>
+      </w:pPr>
+      <w:r>
+        <w:rPr>
+          <w:rFonts w:ascii="Consolas" w:hAnsi="Consolas" w:cs="Consolas" w:eastAsia="Consolas"/>
+          <w:b/>
+          <w:color w:val="000000"/>
+          <w:spacing w:val="0"/>
+          <w:position w:val="0"/>
+          <w:sz w:val="28"/>
+          <w:shd w:fill="auto" w:val="clear"/>
+        </w:rPr>
+        <w:t xml:space="preserve">4. Сборка, запуск и построение рисунков</w:t>
       </w:r>
     </w:p>
     <w:p>
@@ -930,7 +866,7 @@
           <w:sz w:val="24"/>
           <w:shd w:fill="auto" w:val="clear"/>
         </w:rPr>
-        <w:t xml:space="preserve">Обычная работа с локальным хранилищем выглядит так: изменить файл, посмотреть, что именно изменилось, подготовить изменение к фиксации и зафиксировать его с понятным сообщением. На скриншоте в файл данных добавлен ещё один конус.</w:t>
+        <w:t xml:space="preserve">Программы собираются одной командой bash build.sh: классы компилируются вместе с программой, готовые файлы складываются в папку bin. После запуска программа создаёт в папке out данные для gnuplot, а скрипт plot_figures.gp строит по ним рисунки.</w:t>
       </w:r>
     </w:p>
     <w:p>
@@ -948,13 +884,45 @@
         </w:rPr>
       </w:pPr>
       <w:r>
-        <w:object w:dxaOrig="8294" w:dyaOrig="6246">
-          <v:rect xmlns:o="urn:schemas-microsoft-com:office:office" xmlns:v="urn:schemas-microsoft-com:vml" id="rectole0000000002" style="width:414.700000pt;height:312.300000pt" o:preferrelative="t" o:ole="">
-            <o:lock v:ext="edit"/>
-            <v:imagedata xmlns:r="http://schemas.openxmlformats.org/officeDocument/2006/relationships" r:id="docRId5" o:title=""/>
-          </v:rect>
-          <o:OLEObject xmlns:r="http://schemas.openxmlformats.org/officeDocument/2006/relationships" xmlns:o="urn:schemas-microsoft-com:office:office" Type="Embed" ProgID="StaticMetafile" DrawAspect="Content" ObjectID="0000000002" ShapeID="rectole0000000002" r:id="docRId4"/>
-        </w:object>
+        <w:rPr>
+          <w:rFonts w:ascii="Consolas" w:hAnsi="Consolas" w:cs="Consolas" w:eastAsia="Consolas"/>
+          <w:color w:val="auto"/>
+          <w:spacing w:val="0"/>
+          <w:position w:val="0"/>
+          <w:sz w:val="24"/>
+          <w:shd w:fill="auto" w:val="clear"/>
+        </w:rPr>
+        <w:drawing>
+          <wp:inline distT="0" distB="0" distL="0" distR="0">
+            <wp:extent cx="5120640" cy="5082378"/>
+            <wp:docPr id="4" name="Picture 4"/>
+            <a:graphic>
+              <a:graphicData uri="http://schemas.openxmlformats.org/drawingml/2006/picture">
+                <pic:pic>
+                  <pic:nvPicPr>
+                    <pic:cNvPr id="4" name="image4.png"/>
+                    <pic:cNvPicPr/>
+                  </pic:nvPicPr>
+                  <pic:blipFill>
+                    <a:blip r:embed="docImg4"/>
+                    <a:stretch>
+                      <a:fillRect/>
+                    </a:stretch>
+                  </pic:blipFill>
+                  <pic:spPr>
+                    <a:xfrm>
+                      <a:off x="0" y="0"/>
+                      <a:ext cx="5120640" cy="5082378"/>
+                    </a:xfrm>
+                    <a:prstGeom prst="rect">
+                      <a:avLst/>
+                    </a:prstGeom>
+                  </pic:spPr>
+                </pic:pic>
+              </a:graphicData>
+            </a:graphic>
+          </wp:inline>
+        </w:drawing>
       </w:r>
     </w:p>
     <w:p>
@@ -980,7 +948,7 @@
           <w:sz w:val="20"/>
           <w:shd w:fill="auto" w:val="clear"/>
         </w:rPr>
-        <w:t xml:space="preserve">Скриншот 3. git status, git diff, git add, git commit и история после фиксации</w:t>
+        <w:t xml:space="preserve">Скриншот 4. Объём фигуры по запросу, файлы с данными и построение рисунков</w:t>
       </w:r>
     </w:p>
     <w:p>
@@ -1006,7 +974,7 @@
           <w:sz w:val="24"/>
           <w:shd w:fill="auto" w:val="clear"/>
         </w:rPr>
-        <w:t xml:space="preserve">Видно главное свойство diff: git показывает не файл целиком, а одну добавленную строку с отметкой + и несколько строк вокруг неё для понимания места.</w:t>
+        <w:t xml:space="preserve">Вторым аргументом программе передан номер фигуры — для неё печатаются площадь основания, объём и, для сравнения, объём пирамиды с правильным n-угольником в основании. Границы поля по x и y считает сама программа: она находит крайние точки оснований, добавляет запас и записывает готовые команды gnuplot в файл out/range.gp, который скрипт подключает командой load.</w:t>
       </w:r>
     </w:p>
     <w:p>
@@ -1035,9 +1003,339 @@
           <w:sz w:val="28"/>
           <w:shd w:fill="auto" w:val="clear"/>
         </w:rPr>
-        <w:t xml:space="preserve">4. </w:t>
-      </w:r>
-      <w:r>
+        <w:t xml:space="preserve">5. Результат: поле фигур</w:t>
+      </w:r>
+    </w:p>
+    <w:p>
+      <w:pPr>
+        <w:spacing w:before="0" w:after="160" w:line="276"/>
+        <w:ind w:right="0" w:left="0" w:firstLine="0"/>
+        <w:jc w:val="left"/>
+        <w:rPr>
+          <w:rFonts w:ascii="Consolas" w:hAnsi="Consolas" w:cs="Consolas" w:eastAsia="Consolas"/>
+          <w:color w:val="auto"/>
+          <w:spacing w:val="0"/>
+          <w:position w:val="0"/>
+          <w:sz w:val="24"/>
+          <w:shd w:fill="auto" w:val="clear"/>
+        </w:rPr>
+      </w:pPr>
+      <w:r>
+        <w:rPr>
+          <w:rFonts w:ascii="Consolas" w:hAnsi="Consolas" w:cs="Consolas" w:eastAsia="Consolas"/>
+          <w:color w:val="auto"/>
+          <w:spacing w:val="0"/>
+          <w:position w:val="0"/>
+          <w:sz w:val="24"/>
+          <w:shd w:fill="auto" w:val="clear"/>
+        </w:rPr>
+        <w:t xml:space="preserve">Вид сверху: конусы, круги и точки — каждый тип своим стилем, у конусов подписана высота. Видно, что конусы собраны в две группы и несколько одиночных фигур — это заготовка для будущей задачи о кластерах.</w:t>
+      </w:r>
+    </w:p>
+    <w:p>
+      <w:pPr>
+        <w:spacing w:before="0" w:after="120" w:line="276"/>
+        <w:ind w:right="0" w:left="0" w:firstLine="0"/>
+        <w:jc w:val="left"/>
+        <w:rPr>
+          <w:rFonts w:ascii="Consolas" w:hAnsi="Consolas" w:cs="Consolas" w:eastAsia="Consolas"/>
+          <w:color w:val="auto"/>
+          <w:spacing w:val="0"/>
+          <w:position w:val="0"/>
+          <w:sz w:val="24"/>
+          <w:shd w:fill="auto" w:val="clear"/>
+        </w:rPr>
+      </w:pPr>
+      <w:r>
+        <w:rPr>
+          <w:rFonts w:ascii="Consolas" w:hAnsi="Consolas" w:cs="Consolas" w:eastAsia="Consolas"/>
+          <w:color w:val="auto"/>
+          <w:spacing w:val="0"/>
+          <w:position w:val="0"/>
+          <w:sz w:val="24"/>
+          <w:shd w:fill="auto" w:val="clear"/>
+        </w:rPr>
+        <w:drawing>
+          <wp:inline distT="0" distB="0" distL="0" distR="0">
+            <wp:extent cx="5303520" cy="4242816"/>
+            <wp:docPr id="5" name="Picture 5"/>
+            <a:graphic>
+              <a:graphicData uri="http://schemas.openxmlformats.org/drawingml/2006/picture">
+                <pic:pic>
+                  <pic:nvPicPr>
+                    <pic:cNvPr id="5" name="image5.png"/>
+                    <pic:cNvPicPr/>
+                  </pic:nvPicPr>
+                  <pic:blipFill>
+                    <a:blip r:embed="docImg5"/>
+                    <a:stretch>
+                      <a:fillRect/>
+                    </a:stretch>
+                  </pic:blipFill>
+                  <pic:spPr>
+                    <a:xfrm>
+                      <a:off x="0" y="0"/>
+                      <a:ext cx="5303520" cy="4242816"/>
+                    </a:xfrm>
+                    <a:prstGeom prst="rect">
+                      <a:avLst/>
+                    </a:prstGeom>
+                  </pic:spPr>
+                </pic:pic>
+              </a:graphicData>
+            </a:graphic>
+          </wp:inline>
+        </w:drawing>
+      </w:r>
+    </w:p>
+    <w:p>
+      <w:pPr>
+        <w:spacing w:before="0" w:after="160" w:line="276"/>
+        <w:ind w:right="0" w:left="0" w:firstLine="0"/>
+        <w:jc w:val="left"/>
+        <w:rPr>
+          <w:rFonts w:ascii="Consolas" w:hAnsi="Consolas" w:cs="Consolas" w:eastAsia="Consolas"/>
+          <w:color w:val="auto"/>
+          <w:spacing w:val="0"/>
+          <w:position w:val="0"/>
+          <w:sz w:val="20"/>
+          <w:shd w:fill="auto" w:val="clear"/>
+        </w:rPr>
+      </w:pPr>
+      <w:r>
+        <w:rPr>
+          <w:rFonts w:ascii="Consolas" w:hAnsi="Consolas" w:cs="Consolas" w:eastAsia="Consolas"/>
+          <w:color w:val="auto"/>
+          <w:spacing w:val="0"/>
+          <w:position w:val="0"/>
+          <w:sz w:val="20"/>
+          <w:shd w:fill="auto" w:val="clear"/>
+        </w:rPr>
+        <w:t xml:space="preserve">Рисунок 1. Вид сверху: конусы, круги и точки на плоскости</w:t>
+      </w:r>
+    </w:p>
+    <w:p>
+      <w:pPr>
+        <w:spacing w:before="0" w:after="160" w:line="276"/>
+        <w:ind w:right="0" w:left="0" w:firstLine="0"/>
+        <w:jc w:val="left"/>
+        <w:rPr>
+          <w:rFonts w:ascii="Consolas" w:hAnsi="Consolas" w:cs="Consolas" w:eastAsia="Consolas"/>
+          <w:color w:val="auto"/>
+          <w:spacing w:val="0"/>
+          <w:position w:val="0"/>
+          <w:sz w:val="24"/>
+          <w:shd w:fill="auto" w:val="clear"/>
+        </w:rPr>
+      </w:pPr>
+      <w:r>
+        <w:rPr>
+          <w:rFonts w:ascii="Consolas" w:hAnsi="Consolas" w:cs="Consolas" w:eastAsia="Consolas"/>
+          <w:color w:val="auto"/>
+          <w:spacing w:val="0"/>
+          <w:position w:val="0"/>
+          <w:sz w:val="24"/>
+          <w:shd w:fill="auto" w:val="clear"/>
+        </w:rPr>
+        <w:t xml:space="preserve">Ландшафт: высота поверхности в точке равна максимуму по всем конусам, поэтому там, где основания пересекаются, виден более высокий конус. Сетку 121 x 121 узел считает программа и сохраняет в файл, gnuplot только рисует.</w:t>
+      </w:r>
+    </w:p>
+    <w:p>
+      <w:pPr>
+        <w:spacing w:before="0" w:after="120" w:line="276"/>
+        <w:ind w:right="0" w:left="0" w:firstLine="0"/>
+        <w:jc w:val="left"/>
+        <w:rPr>
+          <w:rFonts w:ascii="Consolas" w:hAnsi="Consolas" w:cs="Consolas" w:eastAsia="Consolas"/>
+          <w:color w:val="auto"/>
+          <w:spacing w:val="0"/>
+          <w:position w:val="0"/>
+          <w:sz w:val="24"/>
+          <w:shd w:fill="auto" w:val="clear"/>
+        </w:rPr>
+      </w:pPr>
+      <w:r>
+        <w:rPr>
+          <w:rFonts w:ascii="Consolas" w:hAnsi="Consolas" w:cs="Consolas" w:eastAsia="Consolas"/>
+          <w:color w:val="auto"/>
+          <w:spacing w:val="0"/>
+          <w:position w:val="0"/>
+          <w:sz w:val="24"/>
+          <w:shd w:fill="auto" w:val="clear"/>
+        </w:rPr>
+        <w:drawing>
+          <wp:inline distT="0" distB="0" distL="0" distR="0">
+            <wp:extent cx="5303520" cy="4242816"/>
+            <wp:docPr id="6" name="Picture 6"/>
+            <a:graphic>
+              <a:graphicData uri="http://schemas.openxmlformats.org/drawingml/2006/picture">
+                <pic:pic>
+                  <pic:nvPicPr>
+                    <pic:cNvPr id="6" name="image6.png"/>
+                    <pic:cNvPicPr/>
+                  </pic:nvPicPr>
+                  <pic:blipFill>
+                    <a:blip r:embed="docImg6"/>
+                    <a:stretch>
+                      <a:fillRect/>
+                    </a:stretch>
+                  </pic:blipFill>
+                  <pic:spPr>
+                    <a:xfrm>
+                      <a:off x="0" y="0"/>
+                      <a:ext cx="5303520" cy="4242816"/>
+                    </a:xfrm>
+                    <a:prstGeom prst="rect">
+                      <a:avLst/>
+                    </a:prstGeom>
+                  </pic:spPr>
+                </pic:pic>
+              </a:graphicData>
+            </a:graphic>
+          </wp:inline>
+        </w:drawing>
+      </w:r>
+    </w:p>
+    <w:p>
+      <w:pPr>
+        <w:spacing w:before="0" w:after="160" w:line="276"/>
+        <w:ind w:right="0" w:left="0" w:firstLine="0"/>
+        <w:jc w:val="left"/>
+        <w:rPr>
+          <w:rFonts w:ascii="Consolas" w:hAnsi="Consolas" w:cs="Consolas" w:eastAsia="Consolas"/>
+          <w:color w:val="auto"/>
+          <w:spacing w:val="0"/>
+          <w:position w:val="0"/>
+          <w:sz w:val="20"/>
+          <w:shd w:fill="auto" w:val="clear"/>
+        </w:rPr>
+      </w:pPr>
+      <w:r>
+        <w:rPr>
+          <w:rFonts w:ascii="Consolas" w:hAnsi="Consolas" w:cs="Consolas" w:eastAsia="Consolas"/>
+          <w:color w:val="auto"/>
+          <w:spacing w:val="0"/>
+          <w:position w:val="0"/>
+          <w:sz w:val="20"/>
+          <w:shd w:fill="auto" w:val="clear"/>
+        </w:rPr>
+        <w:t xml:space="preserve">Рисунок 2. Ландшафт z(x, y): поверхность конусов над плоскостью</w:t>
+      </w:r>
+    </w:p>
+    <w:p>
+      <w:pPr>
+        <w:spacing w:before="0" w:after="160" w:line="276"/>
+        <w:ind w:right="0" w:left="0" w:firstLine="0"/>
+        <w:jc w:val="left"/>
+        <w:rPr>
+          <w:rFonts w:ascii="Consolas" w:hAnsi="Consolas" w:cs="Consolas" w:eastAsia="Consolas"/>
+          <w:color w:val="auto"/>
+          <w:spacing w:val="0"/>
+          <w:position w:val="0"/>
+          <w:sz w:val="24"/>
+          <w:shd w:fill="auto" w:val="clear"/>
+        </w:rPr>
+      </w:pPr>
+      <w:r>
+        <w:rPr>
+          <w:rFonts w:ascii="Consolas" w:hAnsi="Consolas" w:cs="Consolas" w:eastAsia="Consolas"/>
+          <w:color w:val="auto"/>
+          <w:spacing w:val="0"/>
+          <w:position w:val="0"/>
+          <w:sz w:val="24"/>
+          <w:shd w:fill="auto" w:val="clear"/>
+        </w:rPr>
+        <w:t xml:space="preserve">Третий рисунок показывает фигуры точками на их поверхности. Точки расставлены не перебором пространства, а по уравнению поверхности: на высоте z радиус сечения конуса равен r * (1 - z / h), и по этой окружности точки ставятся через равные углы. Уравнение каждой фигуры программа дополнительно записывает в файл out/equations.txt.</w:t>
+      </w:r>
+    </w:p>
+    <w:p>
+      <w:pPr>
+        <w:spacing w:before="0" w:after="120" w:line="276"/>
+        <w:ind w:right="0" w:left="0" w:firstLine="0"/>
+        <w:jc w:val="left"/>
+        <w:rPr>
+          <w:rFonts w:ascii="Consolas" w:hAnsi="Consolas" w:cs="Consolas" w:eastAsia="Consolas"/>
+          <w:color w:val="auto"/>
+          <w:spacing w:val="0"/>
+          <w:position w:val="0"/>
+          <w:sz w:val="24"/>
+          <w:shd w:fill="auto" w:val="clear"/>
+        </w:rPr>
+      </w:pPr>
+      <w:r>
+        <w:rPr>
+          <w:rFonts w:ascii="Consolas" w:hAnsi="Consolas" w:cs="Consolas" w:eastAsia="Consolas"/>
+          <w:color w:val="auto"/>
+          <w:spacing w:val="0"/>
+          <w:position w:val="0"/>
+          <w:sz w:val="24"/>
+          <w:shd w:fill="auto" w:val="clear"/>
+        </w:rPr>
+        <w:drawing>
+          <wp:inline distT="0" distB="0" distL="0" distR="0">
+            <wp:extent cx="5303520" cy="4242816"/>
+            <wp:docPr id="7" name="Picture 7"/>
+            <a:graphic>
+              <a:graphicData uri="http://schemas.openxmlformats.org/drawingml/2006/picture">
+                <pic:pic>
+                  <pic:nvPicPr>
+                    <pic:cNvPr id="7" name="image7.png"/>
+                    <pic:cNvPicPr/>
+                  </pic:nvPicPr>
+                  <pic:blipFill>
+                    <a:blip r:embed="docImg7"/>
+                    <a:stretch>
+                      <a:fillRect/>
+                    </a:stretch>
+                  </pic:blipFill>
+                  <pic:spPr>
+                    <a:xfrm>
+                      <a:off x="0" y="0"/>
+                      <a:ext cx="5303520" cy="4242816"/>
+                    </a:xfrm>
+                    <a:prstGeom prst="rect">
+                      <a:avLst/>
+                    </a:prstGeom>
+                  </pic:spPr>
+                </pic:pic>
+              </a:graphicData>
+            </a:graphic>
+          </wp:inline>
+        </w:drawing>
+      </w:r>
+    </w:p>
+    <w:p>
+      <w:pPr>
+        <w:spacing w:before="0" w:after="160" w:line="276"/>
+        <w:ind w:right="0" w:left="0" w:firstLine="0"/>
+        <w:jc w:val="left"/>
+        <w:rPr>
+          <w:rFonts w:ascii="Consolas" w:hAnsi="Consolas" w:cs="Consolas" w:eastAsia="Consolas"/>
+          <w:color w:val="auto"/>
+          <w:spacing w:val="0"/>
+          <w:position w:val="0"/>
+          <w:sz w:val="20"/>
+          <w:shd w:fill="auto" w:val="clear"/>
+        </w:rPr>
+      </w:pPr>
+      <w:r>
+        <w:rPr>
+          <w:rFonts w:ascii="Consolas" w:hAnsi="Consolas" w:cs="Consolas" w:eastAsia="Consolas"/>
+          <w:color w:val="auto"/>
+          <w:spacing w:val="0"/>
+          <w:position w:val="0"/>
+          <w:sz w:val="20"/>
+          <w:shd w:fill="auto" w:val="clear"/>
+        </w:rPr>
+        <w:t xml:space="preserve">Рисунок 3. Фигуры, нарисованные точками по поверхности</w:t>
+      </w:r>
+    </w:p>
+    <w:p>
+      <w:pPr>
+        <w:keepNext w:val="true"/>
+        <w:spacing w:before="60" w:after="160" w:line="276"/>
+        <w:ind w:right="0" w:left="0" w:firstLine="0"/>
+        <w:jc w:val="left"/>
         <w:rPr>
           <w:rFonts w:ascii="Consolas" w:hAnsi="Consolas" w:cs="Consolas" w:eastAsia="Consolas"/>
           <w:b/>
@@ -1047,117 +1345,8 @@
           <w:sz w:val="28"/>
           <w:shd w:fill="auto" w:val="clear"/>
         </w:rPr>
-        <w:t xml:space="preserve">Сборка, запуск и построение рисунков</w:t>
-      </w:r>
-    </w:p>
-    <w:p>
-      <w:pPr>
-        <w:spacing w:before="0" w:after="160" w:line="276"/>
-        <w:ind w:right="0" w:left="0" w:firstLine="0"/>
-        <w:jc w:val="left"/>
-        <w:rPr>
-          <w:rFonts w:ascii="Consolas" w:hAnsi="Consolas" w:cs="Consolas" w:eastAsia="Consolas"/>
-          <w:color w:val="auto"/>
-          <w:spacing w:val="0"/>
-          <w:position w:val="0"/>
-          <w:sz w:val="24"/>
-          <w:shd w:fill="auto" w:val="clear"/>
-        </w:rPr>
-      </w:pPr>
-      <w:r>
-        <w:rPr>
-          <w:rFonts w:ascii="Consolas" w:hAnsi="Consolas" w:cs="Consolas" w:eastAsia="Consolas"/>
-          <w:color w:val="auto"/>
-          <w:spacing w:val="0"/>
-          <w:position w:val="0"/>
-          <w:sz w:val="24"/>
-          <w:shd w:fill="auto" w:val="clear"/>
-        </w:rPr>
-        <w:t xml:space="preserve">Программы собираются одной командой bash build.sh: классы компилируются вместе с программой, а готовые файлы складываются в папку bin. После запуска cones_app создаёт три файла с данными, а gnuplot строит по ним рисунки.</w:t>
-      </w:r>
-    </w:p>
-    <w:p>
-      <w:pPr>
-        <w:spacing w:before="0" w:after="120" w:line="276"/>
-        <w:ind w:right="0" w:left="0" w:firstLine="0"/>
-        <w:jc w:val="left"/>
-        <w:rPr>
-          <w:rFonts w:ascii="Consolas" w:hAnsi="Consolas" w:cs="Consolas" w:eastAsia="Consolas"/>
-          <w:color w:val="auto"/>
-          <w:spacing w:val="0"/>
-          <w:position w:val="0"/>
-          <w:sz w:val="24"/>
-          <w:shd w:fill="auto" w:val="clear"/>
-        </w:rPr>
-      </w:pPr>
-      <w:r>
-        <w:object w:dxaOrig="7741" w:dyaOrig="7336">
-          <v:rect xmlns:o="urn:schemas-microsoft-com:office:office" xmlns:v="urn:schemas-microsoft-com:vml" id="rectole0000000003" style="width:387.050000pt;height:366.800000pt" o:preferrelative="t" o:ole="">
-            <o:lock v:ext="edit"/>
-            <v:imagedata xmlns:r="http://schemas.openxmlformats.org/officeDocument/2006/relationships" r:id="docRId7" o:title=""/>
-          </v:rect>
-          <o:OLEObject xmlns:r="http://schemas.openxmlformats.org/officeDocument/2006/relationships" xmlns:o="urn:schemas-microsoft-com:office:office" Type="Embed" ProgID="StaticMetafile" DrawAspect="Content" ObjectID="0000000003" ShapeID="rectole0000000003" r:id="docRId6"/>
-        </w:object>
-      </w:r>
-    </w:p>
-    <w:p>
-      <w:pPr>
-        <w:spacing w:before="0" w:after="160" w:line="276"/>
-        <w:ind w:right="0" w:left="0" w:firstLine="0"/>
-        <w:jc w:val="left"/>
-        <w:rPr>
-          <w:rFonts w:ascii="Consolas" w:hAnsi="Consolas" w:cs="Consolas" w:eastAsia="Consolas"/>
-          <w:color w:val="auto"/>
-          <w:spacing w:val="0"/>
-          <w:position w:val="0"/>
-          <w:sz w:val="20"/>
-          <w:shd w:fill="auto" w:val="clear"/>
-        </w:rPr>
-      </w:pPr>
-      <w:r>
-        <w:rPr>
-          <w:rFonts w:ascii="Consolas" w:hAnsi="Consolas" w:cs="Consolas" w:eastAsia="Consolas"/>
-          <w:color w:val="auto"/>
-          <w:spacing w:val="0"/>
-          <w:position w:val="0"/>
-          <w:sz w:val="20"/>
-          <w:shd w:fill="auto" w:val="clear"/>
-        </w:rPr>
-        <w:t xml:space="preserve">Скриншот 4. Сборка, работа программы (12 объектов) и построение рисунков в gnuplot</w:t>
-      </w:r>
-    </w:p>
-    <w:p>
-      <w:pPr>
-        <w:spacing w:before="0" w:after="160" w:line="276"/>
-        <w:ind w:right="0" w:left="0" w:firstLine="0"/>
-        <w:jc w:val="left"/>
-        <w:rPr>
-          <w:rFonts w:ascii="Consolas" w:hAnsi="Consolas" w:cs="Consolas" w:eastAsia="Consolas"/>
-          <w:color w:val="auto"/>
-          <w:spacing w:val="0"/>
-          <w:position w:val="0"/>
-          <w:sz w:val="24"/>
-          <w:shd w:fill="auto" w:val="clear"/>
-        </w:rPr>
-      </w:pPr>
-      <w:r>
-        <w:rPr>
-          <w:rFonts w:ascii="Consolas" w:hAnsi="Consolas" w:cs="Consolas" w:eastAsia="Consolas"/>
-          <w:color w:val="auto"/>
-          <w:spacing w:val="0"/>
-          <w:position w:val="0"/>
-          <w:sz w:val="24"/>
-          <w:shd w:fill="auto" w:val="clear"/>
-        </w:rPr>
-        <w:t xml:space="preserve">Границы поля по x и y считает сама программа: она находит крайние точки оснований, добавляет запас и записывает готовые команды gnuplot в файл cones_range.gp, который скрипт подключает командой load. Руками размеры рисунка задавать не нужно.</w:t>
-      </w:r>
-    </w:p>
-    <w:p>
-      <w:pPr>
-        <w:keepNext w:val="true"/>
-        <w:spacing w:before="60" w:after="160" w:line="276"/>
-        <w:ind w:right="0" w:left="0" w:firstLine="0"/>
-        <w:jc w:val="left"/>
+      </w:pPr>
+      <w:r>
         <w:rPr>
           <w:rFonts w:ascii="Consolas" w:hAnsi="Consolas" w:cs="Consolas" w:eastAsia="Consolas"/>
           <w:b/>
@@ -1167,263 +1356,14 @@
           <w:sz w:val="28"/>
           <w:shd w:fill="auto" w:val="clear"/>
         </w:rPr>
-      </w:pPr>
-      <w:r>
-        <w:rPr>
-          <w:rFonts w:ascii="Consolas" w:hAnsi="Consolas" w:cs="Consolas" w:eastAsia="Consolas"/>
-          <w:b/>
-          <w:color w:val="000000"/>
-          <w:spacing w:val="0"/>
-          <w:position w:val="0"/>
-          <w:sz w:val="28"/>
-          <w:shd w:fill="auto" w:val="clear"/>
-        </w:rPr>
-        <w:t xml:space="preserve">5. </w:t>
-      </w:r>
-      <w:r>
-        <w:rPr>
-          <w:rFonts w:ascii="Consolas" w:hAnsi="Consolas" w:cs="Consolas" w:eastAsia="Consolas"/>
-          <w:b/>
-          <w:color w:val="000000"/>
-          <w:spacing w:val="0"/>
-          <w:position w:val="0"/>
-          <w:sz w:val="28"/>
-          <w:shd w:fill="auto" w:val="clear"/>
-        </w:rPr>
-        <w:t xml:space="preserve">Результат: поле конусов</w:t>
-      </w:r>
-    </w:p>
-    <w:p>
-      <w:pPr>
-        <w:spacing w:before="0" w:after="160" w:line="276"/>
-        <w:ind w:right="0" w:left="0" w:firstLine="0"/>
-        <w:jc w:val="left"/>
-        <w:rPr>
-          <w:rFonts w:ascii="Consolas" w:hAnsi="Consolas" w:cs="Consolas" w:eastAsia="Consolas"/>
-          <w:color w:val="auto"/>
-          <w:spacing w:val="0"/>
-          <w:position w:val="0"/>
-          <w:sz w:val="24"/>
-          <w:shd w:fill="auto" w:val="clear"/>
-        </w:rPr>
-      </w:pPr>
-      <w:r>
-        <w:rPr>
-          <w:rFonts w:ascii="Consolas" w:hAnsi="Consolas" w:cs="Consolas" w:eastAsia="Consolas"/>
-          <w:color w:val="auto"/>
-          <w:spacing w:val="0"/>
-          <w:position w:val="0"/>
-          <w:sz w:val="24"/>
-          <w:shd w:fill="auto" w:val="clear"/>
-        </w:rPr>
-        <w:t xml:space="preserve">Вид сверху: круги оснований, центры и подписи высот. Хорошо видно, что конусы собраны в две группы и три одиночных объекта </w:t>
-      </w:r>
-      <w:r>
-        <w:rPr>
-          <w:rFonts w:ascii="Consolas" w:hAnsi="Consolas" w:cs="Consolas" w:eastAsia="Consolas"/>
-          <w:color w:val="auto"/>
-          <w:spacing w:val="0"/>
-          <w:position w:val="0"/>
-          <w:sz w:val="24"/>
-          <w:shd w:fill="auto" w:val="clear"/>
-        </w:rPr>
-        <w:t xml:space="preserve">—</w:t>
-      </w:r>
-      <w:r>
-        <w:rPr>
-          <w:rFonts w:ascii="Consolas" w:hAnsi="Consolas" w:cs="Consolas" w:eastAsia="Consolas"/>
-          <w:color w:val="auto"/>
-          <w:spacing w:val="0"/>
-          <w:position w:val="0"/>
-          <w:sz w:val="24"/>
-          <w:shd w:fill="auto" w:val="clear"/>
-        </w:rPr>
-        <w:t xml:space="preserve"> </w:t>
-      </w:r>
-      <w:r>
-        <w:rPr>
-          <w:rFonts w:ascii="Consolas" w:hAnsi="Consolas" w:cs="Consolas" w:eastAsia="Consolas"/>
-          <w:color w:val="auto"/>
-          <w:spacing w:val="0"/>
-          <w:position w:val="0"/>
-          <w:sz w:val="24"/>
-          <w:shd w:fill="auto" w:val="clear"/>
-        </w:rPr>
-        <w:t xml:space="preserve">это заготовка для будущей задачи о кластерах.</w:t>
-      </w:r>
-    </w:p>
-    <w:p>
-      <w:pPr>
-        <w:spacing w:before="0" w:after="120" w:line="276"/>
-        <w:ind w:right="0" w:left="0" w:firstLine="0"/>
-        <w:jc w:val="left"/>
-        <w:rPr>
-          <w:rFonts w:ascii="Consolas" w:hAnsi="Consolas" w:cs="Consolas" w:eastAsia="Consolas"/>
-          <w:color w:val="auto"/>
-          <w:spacing w:val="0"/>
-          <w:position w:val="0"/>
-          <w:sz w:val="24"/>
-          <w:shd w:fill="auto" w:val="clear"/>
-        </w:rPr>
-      </w:pPr>
-      <w:r>
-        <w:object w:dxaOrig="8018" w:dyaOrig="6414">
-          <v:rect xmlns:o="urn:schemas-microsoft-com:office:office" xmlns:v="urn:schemas-microsoft-com:vml" id="rectole0000000004" style="width:400.900000pt;height:320.700000pt" o:preferrelative="t" o:ole="">
-            <o:lock v:ext="edit"/>
-            <v:imagedata xmlns:r="http://schemas.openxmlformats.org/officeDocument/2006/relationships" r:id="docRId9" o:title=""/>
-          </v:rect>
-          <o:OLEObject xmlns:r="http://schemas.openxmlformats.org/officeDocument/2006/relationships" xmlns:o="urn:schemas-microsoft-com:office:office" Type="Embed" ProgID="StaticMetafile" DrawAspect="Content" ObjectID="0000000004" ShapeID="rectole0000000004" r:id="docRId8"/>
-        </w:object>
-      </w:r>
-    </w:p>
-    <w:p>
-      <w:pPr>
-        <w:spacing w:before="0" w:after="160" w:line="276"/>
-        <w:ind w:right="0" w:left="0" w:firstLine="0"/>
-        <w:jc w:val="left"/>
-        <w:rPr>
-          <w:rFonts w:ascii="Consolas" w:hAnsi="Consolas" w:cs="Consolas" w:eastAsia="Consolas"/>
-          <w:color w:val="auto"/>
-          <w:spacing w:val="0"/>
-          <w:position w:val="0"/>
-          <w:sz w:val="20"/>
-          <w:shd w:fill="auto" w:val="clear"/>
-        </w:rPr>
-      </w:pPr>
-      <w:r>
-        <w:rPr>
-          <w:rFonts w:ascii="Consolas" w:hAnsi="Consolas" w:cs="Consolas" w:eastAsia="Consolas"/>
-          <w:color w:val="auto"/>
-          <w:spacing w:val="0"/>
-          <w:position w:val="0"/>
-          <w:sz w:val="20"/>
-          <w:shd w:fill="auto" w:val="clear"/>
-        </w:rPr>
-        <w:t xml:space="preserve">Рисунок 1. Вид сверху: основания конусов на плоскости</w:t>
-      </w:r>
-    </w:p>
-    <w:p>
-      <w:pPr>
-        <w:spacing w:before="0" w:after="160" w:line="276"/>
-        <w:ind w:right="0" w:left="0" w:firstLine="0"/>
-        <w:jc w:val="left"/>
-        <w:rPr>
-          <w:rFonts w:ascii="Consolas" w:hAnsi="Consolas" w:cs="Consolas" w:eastAsia="Consolas"/>
-          <w:color w:val="auto"/>
-          <w:spacing w:val="0"/>
-          <w:position w:val="0"/>
-          <w:sz w:val="24"/>
-          <w:shd w:fill="auto" w:val="clear"/>
-        </w:rPr>
-      </w:pPr>
-      <w:r>
-        <w:rPr>
-          <w:rFonts w:ascii="Consolas" w:hAnsi="Consolas" w:cs="Consolas" w:eastAsia="Consolas"/>
-          <w:color w:val="auto"/>
-          <w:spacing w:val="0"/>
-          <w:position w:val="0"/>
-          <w:sz w:val="24"/>
-          <w:shd w:fill="auto" w:val="clear"/>
-        </w:rPr>
-        <w:t xml:space="preserve">Ландшафт: высота поверхности в точке равна максимуму по всем конусам, поэтому там, где основания пересекаются, виден более высокий конус. Сетка 121 x 121 узел считается программой и сохраняется в файл, gnuplot только рисует.</w:t>
-      </w:r>
-    </w:p>
-    <w:p>
-      <w:pPr>
-        <w:spacing w:before="0" w:after="120" w:line="276"/>
-        <w:ind w:right="0" w:left="0" w:firstLine="0"/>
-        <w:jc w:val="left"/>
-        <w:rPr>
-          <w:rFonts w:ascii="Consolas" w:hAnsi="Consolas" w:cs="Consolas" w:eastAsia="Consolas"/>
-          <w:color w:val="auto"/>
-          <w:spacing w:val="0"/>
-          <w:position w:val="0"/>
-          <w:sz w:val="24"/>
-          <w:shd w:fill="auto" w:val="clear"/>
-        </w:rPr>
-      </w:pPr>
-      <w:r>
-        <w:object w:dxaOrig="8018" w:dyaOrig="6414">
-          <v:rect xmlns:o="urn:schemas-microsoft-com:office:office" xmlns:v="urn:schemas-microsoft-com:vml" id="rectole0000000005" style="width:400.900000pt;height:320.700000pt" o:preferrelative="t" o:ole="">
-            <o:lock v:ext="edit"/>
-            <v:imagedata xmlns:r="http://schemas.openxmlformats.org/officeDocument/2006/relationships" r:id="docRId11" o:title=""/>
-          </v:rect>
-          <o:OLEObject xmlns:r="http://schemas.openxmlformats.org/officeDocument/2006/relationships" xmlns:o="urn:schemas-microsoft-com:office:office" Type="Embed" ProgID="StaticMetafile" DrawAspect="Content" ObjectID="0000000005" ShapeID="rectole0000000005" r:id="docRId10"/>
-        </w:object>
-      </w:r>
-    </w:p>
-    <w:p>
-      <w:pPr>
-        <w:spacing w:before="0" w:after="160" w:line="276"/>
-        <w:ind w:right="0" w:left="0" w:firstLine="0"/>
-        <w:jc w:val="left"/>
-        <w:rPr>
-          <w:rFonts w:ascii="Consolas" w:hAnsi="Consolas" w:cs="Consolas" w:eastAsia="Consolas"/>
-          <w:color w:val="auto"/>
-          <w:spacing w:val="0"/>
-          <w:position w:val="0"/>
-          <w:sz w:val="20"/>
-          <w:shd w:fill="auto" w:val="clear"/>
-        </w:rPr>
-      </w:pPr>
-      <w:r>
-        <w:rPr>
-          <w:rFonts w:ascii="Consolas" w:hAnsi="Consolas" w:cs="Consolas" w:eastAsia="Consolas"/>
-          <w:color w:val="auto"/>
-          <w:spacing w:val="0"/>
-          <w:position w:val="0"/>
-          <w:sz w:val="20"/>
-          <w:shd w:fill="auto" w:val="clear"/>
-        </w:rPr>
-        <w:t xml:space="preserve">Рисунок 2. Ландшафт z(x, y): поверхность конусов над плоскостью</w:t>
-      </w:r>
-    </w:p>
-    <w:p>
-      <w:pPr>
-        <w:keepNext w:val="true"/>
-        <w:spacing w:before="60" w:after="160" w:line="276"/>
-        <w:ind w:right="0" w:left="0" w:firstLine="0"/>
-        <w:jc w:val="left"/>
-        <w:rPr>
-          <w:rFonts w:ascii="Consolas" w:hAnsi="Consolas" w:cs="Consolas" w:eastAsia="Consolas"/>
-          <w:b/>
-          <w:color w:val="000000"/>
-          <w:spacing w:val="0"/>
-          <w:position w:val="0"/>
-          <w:sz w:val="28"/>
-          <w:shd w:fill="auto" w:val="clear"/>
-        </w:rPr>
-      </w:pPr>
-      <w:r>
-        <w:rPr>
-          <w:rFonts w:ascii="Consolas" w:hAnsi="Consolas" w:cs="Consolas" w:eastAsia="Consolas"/>
-          <w:b/>
-          <w:color w:val="000000"/>
-          <w:spacing w:val="0"/>
-          <w:position w:val="0"/>
-          <w:sz w:val="28"/>
-          <w:shd w:fill="auto" w:val="clear"/>
-        </w:rPr>
-        <w:t xml:space="preserve">6. </w:t>
-      </w:r>
-      <w:r>
-        <w:rPr>
-          <w:rFonts w:ascii="Consolas" w:hAnsi="Consolas" w:cs="Consolas" w:eastAsia="Consolas"/>
-          <w:b/>
-          <w:color w:val="000000"/>
-          <w:spacing w:val="0"/>
-          <w:position w:val="0"/>
-          <w:sz w:val="28"/>
-          <w:shd w:fill="auto" w:val="clear"/>
-        </w:rPr>
-        <w:t xml:space="preserve">Состав репозитория</w:t>
+        <w:t xml:space="preserve">6. Состав репозитория</w:t>
       </w:r>
     </w:p>
     <w:tbl>
       <w:tblPr/>
       <w:tblGrid>
-        <w:gridCol w:w="3316"/>
-        <w:gridCol w:w="6436"/>
+        <w:gridCol w:w="2926"/>
+        <w:gridCol w:w="6826"/>
       </w:tblGrid>
       <w:tr>
         <w:trPr>
@@ -1433,7 +1373,7 @@
         </w:trPr>
         <w:tc>
           <w:tcPr>
-            <w:tcW w:w="3316" w:type="dxa"/>
+            <w:tcW w:w="2926" w:type="dxa"/>
             <w:tcBorders>
               <w:top w:val="single" w:color="ffffff" w:sz="0"/>
               <w:left w:val="single" w:color="ffffff" w:sz="0"/>
@@ -1452,11 +1392,10 @@
               <w:spacing w:before="0" w:after="0" w:line="252"/>
               <w:ind w:right="0" w:left="0" w:firstLine="0"/>
               <w:jc w:val="left"/>
-              <w:rPr>
-                <w:color w:val="auto"/>
-                <w:spacing w:val="0"/>
-                <w:position w:val="0"/>
-              </w:rPr>
+              <w:color w:val="auto"/>
+              <w:spacing w:val="0"/>
+              <w:position w:val="0"/>
+              <w:shd w:fill="auto" w:val="clear"/>
             </w:pPr>
             <w:r>
               <w:rPr>
@@ -1473,7 +1412,7 @@
         </w:tc>
         <w:tc>
           <w:tcPr>
-            <w:tcW w:w="6436" w:type="dxa"/>
+            <w:tcW w:w="6826" w:type="dxa"/>
             <w:tcBorders>
               <w:top w:val="single" w:color="ffffff" w:sz="0"/>
               <w:left w:val="single" w:color="ffffff" w:sz="0"/>
@@ -1492,11 +1431,10 @@
               <w:spacing w:before="0" w:after="0" w:line="252"/>
               <w:ind w:right="0" w:left="0" w:firstLine="0"/>
               <w:jc w:val="left"/>
-              <w:rPr>
-                <w:color w:val="auto"/>
-                <w:spacing w:val="0"/>
-                <w:position w:val="0"/>
-              </w:rPr>
+              <w:color w:val="auto"/>
+              <w:spacing w:val="0"/>
+              <w:position w:val="0"/>
+              <w:shd w:fill="auto" w:val="clear"/>
             </w:pPr>
             <w:r>
               <w:rPr>
@@ -1520,7 +1458,7 @@
         </w:trPr>
         <w:tc>
           <w:tcPr>
-            <w:tcW w:w="3316" w:type="dxa"/>
+            <w:tcW w:w="2926" w:type="dxa"/>
             <w:tcBorders>
               <w:top w:val="single" w:color="ffffff" w:sz="0"/>
               <w:left w:val="single" w:color="ffffff" w:sz="0"/>
@@ -1539,11 +1477,10 @@
               <w:spacing w:before="0" w:after="0" w:line="252"/>
               <w:ind w:right="0" w:left="0" w:firstLine="0"/>
               <w:jc w:val="left"/>
-              <w:rPr>
-                <w:color w:val="auto"/>
-                <w:spacing w:val="0"/>
-                <w:position w:val="0"/>
-              </w:rPr>
+              <w:color w:val="auto"/>
+              <w:spacing w:val="0"/>
+              <w:position w:val="0"/>
+              <w:shd w:fill="auto" w:val="clear"/>
             </w:pPr>
             <w:r>
               <w:rPr>
@@ -1554,13 +1491,13 @@
                 <w:sz w:val="20"/>
                 <w:shd w:fill="auto" w:val="clear"/>
               </w:rPr>
-              <w:t xml:space="preserve">include/point.h, src/point.cpp</w:t>
+              <w:t xml:space="preserve">point.h, point.cpp</w:t>
             </w:r>
           </w:p>
         </w:tc>
         <w:tc>
           <w:tcPr>
-            <w:tcW w:w="6436" w:type="dxa"/>
+            <w:tcW w:w="6826" w:type="dxa"/>
             <w:tcBorders>
               <w:top w:val="single" w:color="ffffff" w:sz="0"/>
               <w:left w:val="single" w:color="ffffff" w:sz="0"/>
@@ -1579,11 +1516,10 @@
               <w:spacing w:before="0" w:after="0" w:line="252"/>
               <w:ind w:right="0" w:left="0" w:firstLine="0"/>
               <w:jc w:val="left"/>
-              <w:rPr>
-                <w:color w:val="auto"/>
-                <w:spacing w:val="0"/>
-                <w:position w:val="0"/>
-              </w:rPr>
+              <w:color w:val="auto"/>
+              <w:spacing w:val="0"/>
+              <w:position w:val="0"/>
+              <w:shd w:fill="auto" w:val="clear"/>
             </w:pPr>
             <w:r>
               <w:rPr>
@@ -1594,7 +1530,7 @@
                 <w:sz w:val="20"/>
                 <w:shd w:fill="auto" w:val="clear"/>
               </w:rPr>
-              <w:t xml:space="preserve">класс Point: x, y; расстояние между точками</w:t>
+              <w:t xml:space="preserve">класс Point: координаты, расстояние между точками</w:t>
             </w:r>
           </w:p>
         </w:tc>
@@ -1607,7 +1543,7 @@
         </w:trPr>
         <w:tc>
           <w:tcPr>
-            <w:tcW w:w="3316" w:type="dxa"/>
+            <w:tcW w:w="2926" w:type="dxa"/>
             <w:tcBorders>
               <w:top w:val="single" w:color="ffffff" w:sz="0"/>
               <w:left w:val="single" w:color="ffffff" w:sz="0"/>
@@ -1626,11 +1562,10 @@
               <w:spacing w:before="0" w:after="0" w:line="252"/>
               <w:ind w:right="0" w:left="0" w:firstLine="0"/>
               <w:jc w:val="left"/>
-              <w:rPr>
-                <w:color w:val="auto"/>
-                <w:spacing w:val="0"/>
-                <w:position w:val="0"/>
-              </w:rPr>
+              <w:color w:val="auto"/>
+              <w:spacing w:val="0"/>
+              <w:position w:val="0"/>
+              <w:shd w:fill="auto" w:val="clear"/>
             </w:pPr>
             <w:r>
               <w:rPr>
@@ -1641,13 +1576,13 @@
                 <w:sz w:val="20"/>
                 <w:shd w:fill="auto" w:val="clear"/>
               </w:rPr>
-              <w:t xml:space="preserve">include/circle.h, src/circle.cpp</w:t>
+              <w:t xml:space="preserve">circle.h, circle.cpp</w:t>
             </w:r>
           </w:p>
         </w:tc>
         <w:tc>
           <w:tcPr>
-            <w:tcW w:w="6436" w:type="dxa"/>
+            <w:tcW w:w="6826" w:type="dxa"/>
             <w:tcBorders>
               <w:top w:val="single" w:color="ffffff" w:sz="0"/>
               <w:left w:val="single" w:color="ffffff" w:sz="0"/>
@@ -1666,11 +1601,10 @@
               <w:spacing w:before="0" w:after="0" w:line="252"/>
               <w:ind w:right="0" w:left="0" w:firstLine="0"/>
               <w:jc w:val="left"/>
-              <w:rPr>
-                <w:color w:val="auto"/>
-                <w:spacing w:val="0"/>
-                <w:position w:val="0"/>
-              </w:rPr>
+              <w:color w:val="auto"/>
+              <w:spacing w:val="0"/>
+              <w:position w:val="0"/>
+              <w:shd w:fill="auto" w:val="clear"/>
             </w:pPr>
             <w:r>
               <w:rPr>
@@ -1694,7 +1628,7 @@
         </w:trPr>
         <w:tc>
           <w:tcPr>
-            <w:tcW w:w="3316" w:type="dxa"/>
+            <w:tcW w:w="2926" w:type="dxa"/>
             <w:tcBorders>
               <w:top w:val="single" w:color="ffffff" w:sz="0"/>
               <w:left w:val="single" w:color="ffffff" w:sz="0"/>
@@ -1713,11 +1647,10 @@
               <w:spacing w:before="0" w:after="0" w:line="252"/>
               <w:ind w:right="0" w:left="0" w:firstLine="0"/>
               <w:jc w:val="left"/>
-              <w:rPr>
-                <w:color w:val="auto"/>
-                <w:spacing w:val="0"/>
-                <w:position w:val="0"/>
-              </w:rPr>
+              <w:color w:val="auto"/>
+              <w:spacing w:val="0"/>
+              <w:position w:val="0"/>
+              <w:shd w:fill="auto" w:val="clear"/>
             </w:pPr>
             <w:r>
               <w:rPr>
@@ -1728,13 +1661,13 @@
                 <w:sz w:val="20"/>
                 <w:shd w:fill="auto" w:val="clear"/>
               </w:rPr>
-              <w:t xml:space="preserve">include/cone.h, src/cone.cpp</w:t>
+              <w:t xml:space="preserve">cone.h, cone.cpp</w:t>
             </w:r>
           </w:p>
         </w:tc>
         <w:tc>
           <w:tcPr>
-            <w:tcW w:w="6436" w:type="dxa"/>
+            <w:tcW w:w="6826" w:type="dxa"/>
             <w:tcBorders>
               <w:top w:val="single" w:color="ffffff" w:sz="0"/>
               <w:left w:val="single" w:color="ffffff" w:sz="0"/>
@@ -1753,11 +1686,10 @@
               <w:spacing w:before="0" w:after="0" w:line="252"/>
               <w:ind w:right="0" w:left="0" w:firstLine="0"/>
               <w:jc w:val="left"/>
-              <w:rPr>
-                <w:color w:val="auto"/>
-                <w:spacing w:val="0"/>
-                <w:position w:val="0"/>
-              </w:rPr>
+              <w:color w:val="auto"/>
+              <w:spacing w:val="0"/>
+              <w:position w:val="0"/>
+              <w:shd w:fill="auto" w:val="clear"/>
             </w:pPr>
             <w:r>
               <w:rPr>
@@ -1781,7 +1713,7 @@
         </w:trPr>
         <w:tc>
           <w:tcPr>
-            <w:tcW w:w="3316" w:type="dxa"/>
+            <w:tcW w:w="2926" w:type="dxa"/>
             <w:tcBorders>
               <w:top w:val="single" w:color="ffffff" w:sz="0"/>
               <w:left w:val="single" w:color="ffffff" w:sz="0"/>
@@ -1800,11 +1732,10 @@
               <w:spacing w:before="0" w:after="0" w:line="252"/>
               <w:ind w:right="0" w:left="0" w:firstLine="0"/>
               <w:jc w:val="left"/>
-              <w:rPr>
-                <w:color w:val="auto"/>
-                <w:spacing w:val="0"/>
-                <w:position w:val="0"/>
-              </w:rPr>
+              <w:color w:val="auto"/>
+              <w:spacing w:val="0"/>
+              <w:position w:val="0"/>
+              <w:shd w:fill="auto" w:val="clear"/>
             </w:pPr>
             <w:r>
               <w:rPr>
@@ -1815,13 +1746,13 @@
                 <w:sz w:val="20"/>
                 <w:shd w:fill="auto" w:val="clear"/>
               </w:rPr>
-              <w:t xml:space="preserve">include/cone_io.h, src/cone_io.cpp</w:t>
+              <w:t xml:space="preserve">figures_io.h, figures_io.cpp</w:t>
             </w:r>
           </w:p>
         </w:tc>
         <w:tc>
           <w:tcPr>
-            <w:tcW w:w="6436" w:type="dxa"/>
+            <w:tcW w:w="6826" w:type="dxa"/>
             <w:tcBorders>
               <w:top w:val="single" w:color="ffffff" w:sz="0"/>
               <w:left w:val="single" w:color="ffffff" w:sz="0"/>
@@ -1840,11 +1771,10 @@
               <w:spacing w:before="0" w:after="0" w:line="252"/>
               <w:ind w:right="0" w:left="0" w:firstLine="0"/>
               <w:jc w:val="left"/>
-              <w:rPr>
-                <w:color w:val="auto"/>
-                <w:spacing w:val="0"/>
-                <w:position w:val="0"/>
-              </w:rPr>
+              <w:color w:val="auto"/>
+              <w:spacing w:val="0"/>
+              <w:position w:val="0"/>
+              <w:shd w:fill="auto" w:val="clear"/>
             </w:pPr>
             <w:r>
               <w:rPr>
@@ -1855,7 +1785,7 @@
                 <w:sz w:val="20"/>
                 <w:shd w:fill="auto" w:val="clear"/>
               </w:rPr>
-              <w:t xml:space="preserve">чтение из файла, таблица, данные для gnuplot</w:t>
+              <w:t xml:space="preserve">чтение файла, таблица, данные для gnuplot</w:t>
             </w:r>
           </w:p>
         </w:tc>
@@ -1868,7 +1798,7 @@
         </w:trPr>
         <w:tc>
           <w:tcPr>
-            <w:tcW w:w="3316" w:type="dxa"/>
+            <w:tcW w:w="2926" w:type="dxa"/>
             <w:tcBorders>
               <w:top w:val="single" w:color="ffffff" w:sz="0"/>
               <w:left w:val="single" w:color="ffffff" w:sz="0"/>
@@ -1887,11 +1817,10 @@
               <w:spacing w:before="0" w:after="0" w:line="252"/>
               <w:ind w:right="0" w:left="0" w:firstLine="0"/>
               <w:jc w:val="left"/>
-              <w:rPr>
-                <w:color w:val="auto"/>
-                <w:spacing w:val="0"/>
-                <w:position w:val="0"/>
-              </w:rPr>
+              <w:color w:val="auto"/>
+              <w:spacing w:val="0"/>
+              <w:position w:val="0"/>
+              <w:shd w:fill="auto" w:val="clear"/>
             </w:pPr>
             <w:r>
               <w:rPr>
@@ -1902,13 +1831,13 @@
                 <w:sz w:val="20"/>
                 <w:shd w:fill="auto" w:val="clear"/>
               </w:rPr>
-              <w:t xml:space="preserve">app/main.cpp</w:t>
+              <w:t xml:space="preserve">main.cpp</w:t>
             </w:r>
           </w:p>
         </w:tc>
         <w:tc>
           <w:tcPr>
-            <w:tcW w:w="6436" w:type="dxa"/>
+            <w:tcW w:w="6826" w:type="dxa"/>
             <w:tcBorders>
               <w:top w:val="single" w:color="ffffff" w:sz="0"/>
               <w:left w:val="single" w:color="ffffff" w:sz="0"/>
@@ -1927,11 +1856,10 @@
               <w:spacing w:before="0" w:after="0" w:line="252"/>
               <w:ind w:right="0" w:left="0" w:firstLine="0"/>
               <w:jc w:val="left"/>
-              <w:rPr>
-                <w:color w:val="auto"/>
-                <w:spacing w:val="0"/>
-                <w:position w:val="0"/>
-              </w:rPr>
+              <w:color w:val="auto"/>
+              <w:spacing w:val="0"/>
+              <w:position w:val="0"/>
+              <w:shd w:fill="auto" w:val="clear"/>
             </w:pPr>
             <w:r>
               <w:rPr>
@@ -1942,40 +1870,7 @@
                 <w:sz w:val="20"/>
                 <w:shd w:fill="auto" w:val="clear"/>
               </w:rPr>
-              <w:t xml:space="preserve">программа cones_app </w:t>
-            </w:r>
-            <w:r>
-              <w:rPr>
-                <w:rFonts w:ascii="Consolas" w:hAnsi="Consolas" w:cs="Consolas" w:eastAsia="Consolas"/>
-                <w:color w:val="auto"/>
-                <w:spacing w:val="0"/>
-                <w:position w:val="0"/>
-                <w:sz w:val="20"/>
-                <w:shd w:fill="auto" w:val="clear"/>
-              </w:rPr>
-              <w:t xml:space="preserve">—</w:t>
-            </w:r>
-            <w:r>
-              <w:rPr>
-                <w:rFonts w:ascii="Consolas" w:hAnsi="Consolas" w:cs="Consolas" w:eastAsia="Consolas"/>
-                <w:color w:val="auto"/>
-                <w:spacing w:val="0"/>
-                <w:position w:val="0"/>
-                <w:sz w:val="20"/>
-                <w:shd w:fill="auto" w:val="clear"/>
-              </w:rPr>
-              <w:t xml:space="preserve"> </w:t>
-            </w:r>
-            <w:r>
-              <w:rPr>
-                <w:rFonts w:ascii="Consolas" w:hAnsi="Consolas" w:cs="Consolas" w:eastAsia="Consolas"/>
-                <w:color w:val="auto"/>
-                <w:spacing w:val="0"/>
-                <w:position w:val="0"/>
-                <w:sz w:val="20"/>
-                <w:shd w:fill="auto" w:val="clear"/>
-              </w:rPr>
-              <w:t xml:space="preserve">этап к 19.09</w:t>
+              <w:t xml:space="preserve">программа figures: таблица фигур и подготовка рисунков</w:t>
             </w:r>
           </w:p>
         </w:tc>
@@ -1988,7 +1883,7 @@
         </w:trPr>
         <w:tc>
           <w:tcPr>
-            <w:tcW w:w="3316" w:type="dxa"/>
+            <w:tcW w:w="2926" w:type="dxa"/>
             <w:tcBorders>
               <w:top w:val="single" w:color="ffffff" w:sz="0"/>
               <w:left w:val="single" w:color="ffffff" w:sz="0"/>
@@ -2007,11 +1902,10 @@
               <w:spacing w:before="0" w:after="0" w:line="252"/>
               <w:ind w:right="0" w:left="0" w:firstLine="0"/>
               <w:jc w:val="left"/>
-              <w:rPr>
-                <w:color w:val="auto"/>
-                <w:spacing w:val="0"/>
-                <w:position w:val="0"/>
-              </w:rPr>
+              <w:color w:val="auto"/>
+              <w:spacing w:val="0"/>
+              <w:position w:val="0"/>
+              <w:shd w:fill="auto" w:val="clear"/>
             </w:pPr>
             <w:r>
               <w:rPr>
@@ -2022,13 +1916,13 @@
                 <w:sz w:val="20"/>
                 <w:shd w:fill="auto" w:val="clear"/>
               </w:rPr>
-              <w:t xml:space="preserve">app/list_demo.cpp</w:t>
+              <w:t xml:space="preserve">list_demo.cpp</w:t>
             </w:r>
           </w:p>
         </w:tc>
         <w:tc>
           <w:tcPr>
-            <w:tcW w:w="6436" w:type="dxa"/>
+            <w:tcW w:w="6826" w:type="dxa"/>
             <w:tcBorders>
               <w:top w:val="single" w:color="ffffff" w:sz="0"/>
               <w:left w:val="single" w:color="ffffff" w:sz="0"/>
@@ -2047,11 +1941,10 @@
               <w:spacing w:before="0" w:after="0" w:line="252"/>
               <w:ind w:right="0" w:left="0" w:firstLine="0"/>
               <w:jc w:val="left"/>
-              <w:rPr>
-                <w:color w:val="auto"/>
-                <w:spacing w:val="0"/>
-                <w:position w:val="0"/>
-              </w:rPr>
+              <w:color w:val="auto"/>
+              <w:spacing w:val="0"/>
+              <w:position w:val="0"/>
+              <w:shd w:fill="auto" w:val="clear"/>
             </w:pPr>
             <w:r>
               <w:rPr>
@@ -2062,40 +1955,7 @@
                 <w:sz w:val="20"/>
                 <w:shd w:fill="auto" w:val="clear"/>
               </w:rPr>
-              <w:t xml:space="preserve">программа cones_list </w:t>
-            </w:r>
-            <w:r>
-              <w:rPr>
-                <w:rFonts w:ascii="Consolas" w:hAnsi="Consolas" w:cs="Consolas" w:eastAsia="Consolas"/>
-                <w:color w:val="auto"/>
-                <w:spacing w:val="0"/>
-                <w:position w:val="0"/>
-                <w:sz w:val="20"/>
-                <w:shd w:fill="auto" w:val="clear"/>
-              </w:rPr>
-              <w:t xml:space="preserve">—</w:t>
-            </w:r>
-            <w:r>
-              <w:rPr>
-                <w:rFonts w:ascii="Consolas" w:hAnsi="Consolas" w:cs="Consolas" w:eastAsia="Consolas"/>
-                <w:color w:val="auto"/>
-                <w:spacing w:val="0"/>
-                <w:position w:val="0"/>
-                <w:sz w:val="20"/>
-                <w:shd w:fill="auto" w:val="clear"/>
-              </w:rPr>
-              <w:t xml:space="preserve"> </w:t>
-            </w:r>
-            <w:r>
-              <w:rPr>
-                <w:rFonts w:ascii="Consolas" w:hAnsi="Consolas" w:cs="Consolas" w:eastAsia="Consolas"/>
-                <w:color w:val="auto"/>
-                <w:spacing w:val="0"/>
-                <w:position w:val="0"/>
-                <w:sz w:val="20"/>
-                <w:shd w:fill="auto" w:val="clear"/>
-              </w:rPr>
-              <w:t xml:space="preserve">список STL, этап к 26.09</w:t>
+              <w:t xml:space="preserve">программа figures_list: двунаправленный список STL</w:t>
             </w:r>
           </w:p>
         </w:tc>
@@ -2108,7 +1968,7 @@
         </w:trPr>
         <w:tc>
           <w:tcPr>
-            <w:tcW w:w="3316" w:type="dxa"/>
+            <w:tcW w:w="2926" w:type="dxa"/>
             <w:tcBorders>
               <w:top w:val="single" w:color="ffffff" w:sz="0"/>
               <w:left w:val="single" w:color="ffffff" w:sz="0"/>
@@ -2127,11 +1987,10 @@
               <w:spacing w:before="0" w:after="0" w:line="252"/>
               <w:ind w:right="0" w:left="0" w:firstLine="0"/>
               <w:jc w:val="left"/>
-              <w:rPr>
-                <w:color w:val="auto"/>
-                <w:spacing w:val="0"/>
-                <w:position w:val="0"/>
-              </w:rPr>
+              <w:color w:val="auto"/>
+              <w:spacing w:val="0"/>
+              <w:position w:val="0"/>
+              <w:shd w:fill="auto" w:val="clear"/>
             </w:pPr>
             <w:r>
               <w:rPr>
@@ -2142,13 +2001,13 @@
                 <w:sz w:val="20"/>
                 <w:shd w:fill="auto" w:val="clear"/>
               </w:rPr>
-              <w:t xml:space="preserve">data/cones.txt</w:t>
+              <w:t xml:space="preserve">figures.txt</w:t>
             </w:r>
           </w:p>
         </w:tc>
         <w:tc>
           <w:tcPr>
-            <w:tcW w:w="6436" w:type="dxa"/>
+            <w:tcW w:w="6826" w:type="dxa"/>
             <w:tcBorders>
               <w:top w:val="single" w:color="ffffff" w:sz="0"/>
               <w:left w:val="single" w:color="ffffff" w:sz="0"/>
@@ -2167,11 +2026,10 @@
               <w:spacing w:before="0" w:after="0" w:line="252"/>
               <w:ind w:right="0" w:left="0" w:firstLine="0"/>
               <w:jc w:val="left"/>
-              <w:rPr>
-                <w:color w:val="auto"/>
-                <w:spacing w:val="0"/>
-                <w:position w:val="0"/>
-              </w:rPr>
+              <w:color w:val="auto"/>
+              <w:spacing w:val="0"/>
+              <w:position w:val="0"/>
+              <w:shd w:fill="auto" w:val="clear"/>
             </w:pPr>
             <w:r>
               <w:rPr>
@@ -2182,7 +2040,7 @@
                 <w:sz w:val="20"/>
                 <w:shd w:fill="auto" w:val="clear"/>
               </w:rPr>
-              <w:t xml:space="preserve">исходные данные: x y r h на каждый объект</w:t>
+              <w:t xml:space="preserve">исходные данные: от двух до четырёх чисел в строке</w:t>
             </w:r>
           </w:p>
         </w:tc>
@@ -2195,7 +2053,7 @@
         </w:trPr>
         <w:tc>
           <w:tcPr>
-            <w:tcW w:w="3316" w:type="dxa"/>
+            <w:tcW w:w="2926" w:type="dxa"/>
             <w:tcBorders>
               <w:top w:val="single" w:color="ffffff" w:sz="0"/>
               <w:left w:val="single" w:color="ffffff" w:sz="0"/>
@@ -2214,11 +2072,10 @@
               <w:spacing w:before="0" w:after="0" w:line="252"/>
               <w:ind w:right="0" w:left="0" w:firstLine="0"/>
               <w:jc w:val="left"/>
-              <w:rPr>
-                <w:color w:val="auto"/>
-                <w:spacing w:val="0"/>
-                <w:position w:val="0"/>
-              </w:rPr>
+              <w:color w:val="auto"/>
+              <w:spacing w:val="0"/>
+              <w:position w:val="0"/>
+              <w:shd w:fill="auto" w:val="clear"/>
             </w:pPr>
             <w:r>
               <w:rPr>
@@ -2229,13 +2086,13 @@
                 <w:sz w:val="20"/>
                 <w:shd w:fill="auto" w:val="clear"/>
               </w:rPr>
-              <w:t xml:space="preserve">plot/plot_cones.gp</w:t>
+              <w:t xml:space="preserve">plot_figures.gp</w:t>
             </w:r>
           </w:p>
         </w:tc>
         <w:tc>
           <w:tcPr>
-            <w:tcW w:w="6436" w:type="dxa"/>
+            <w:tcW w:w="6826" w:type="dxa"/>
             <w:tcBorders>
               <w:top w:val="single" w:color="ffffff" w:sz="0"/>
               <w:left w:val="single" w:color="ffffff" w:sz="0"/>
@@ -2254,11 +2111,10 @@
               <w:spacing w:before="0" w:after="0" w:line="252"/>
               <w:ind w:right="0" w:left="0" w:firstLine="0"/>
               <w:jc w:val="left"/>
-              <w:rPr>
-                <w:color w:val="auto"/>
-                <w:spacing w:val="0"/>
-                <w:position w:val="0"/>
-              </w:rPr>
+              <w:color w:val="auto"/>
+              <w:spacing w:val="0"/>
+              <w:position w:val="0"/>
+              <w:shd w:fill="auto" w:val="clear"/>
             </w:pPr>
             <w:r>
               <w:rPr>
@@ -2269,7 +2125,7 @@
                 <w:sz w:val="20"/>
                 <w:shd w:fill="auto" w:val="clear"/>
               </w:rPr>
-              <w:t xml:space="preserve">скрипт gnuplot: три рисунка</w:t>
+              <w:t xml:space="preserve">скрипт gnuplot: четыре рисунка</w:t>
             </w:r>
           </w:p>
         </w:tc>
@@ -2282,7 +2138,7 @@
         </w:trPr>
         <w:tc>
           <w:tcPr>
-            <w:tcW w:w="3316" w:type="dxa"/>
+            <w:tcW w:w="2926" w:type="dxa"/>
             <w:tcBorders>
               <w:top w:val="single" w:color="ffffff" w:sz="0"/>
               <w:left w:val="single" w:color="ffffff" w:sz="0"/>
@@ -2301,11 +2157,10 @@
               <w:spacing w:before="0" w:after="0" w:line="252"/>
               <w:ind w:right="0" w:left="0" w:firstLine="0"/>
               <w:jc w:val="left"/>
-              <w:rPr>
-                <w:color w:val="auto"/>
-                <w:spacing w:val="0"/>
-                <w:position w:val="0"/>
-              </w:rPr>
+              <w:color w:val="auto"/>
+              <w:spacing w:val="0"/>
+              <w:position w:val="0"/>
+              <w:shd w:fill="auto" w:val="clear"/>
             </w:pPr>
             <w:r>
               <w:rPr>
@@ -2316,13 +2171,13 @@
                 <w:sz w:val="20"/>
                 <w:shd w:fill="auto" w:val="clear"/>
               </w:rPr>
-              <w:t xml:space="preserve">build.sh, CMakeLists.txt</w:t>
+              <w:t xml:space="preserve">build.sh, make_txt.sh</w:t>
             </w:r>
           </w:p>
         </w:tc>
         <w:tc>
           <w:tcPr>
-            <w:tcW w:w="6436" w:type="dxa"/>
+            <w:tcW w:w="6826" w:type="dxa"/>
             <w:tcBorders>
               <w:top w:val="single" w:color="ffffff" w:sz="0"/>
               <w:left w:val="single" w:color="ffffff" w:sz="0"/>
@@ -2341,11 +2196,10 @@
               <w:spacing w:before="0" w:after="0" w:line="252"/>
               <w:ind w:right="0" w:left="0" w:firstLine="0"/>
               <w:jc w:val="left"/>
-              <w:rPr>
-                <w:color w:val="auto"/>
-                <w:spacing w:val="0"/>
-                <w:position w:val="0"/>
-              </w:rPr>
+              <w:color w:val="auto"/>
+              <w:spacing w:val="0"/>
+              <w:position w:val="0"/>
+              <w:shd w:fill="auto" w:val="clear"/>
             </w:pPr>
             <w:r>
               <w:rPr>
@@ -2356,7 +2210,7 @@
                 <w:sz w:val="20"/>
                 <w:shd w:fill="auto" w:val="clear"/>
               </w:rPr>
-              <w:t xml:space="preserve">сборка через g++ и через CMake</w:t>
+              <w:t xml:space="preserve">сборка и копии исходников в .txt</w:t>
             </w:r>
           </w:p>
         </w:tc>
@@ -2369,7 +2223,7 @@
         </w:trPr>
         <w:tc>
           <w:tcPr>
-            <w:tcW w:w="3316" w:type="dxa"/>
+            <w:tcW w:w="2926" w:type="dxa"/>
             <w:tcBorders>
               <w:top w:val="single" w:color="ffffff" w:sz="0"/>
               <w:left w:val="single" w:color="ffffff" w:sz="0"/>
@@ -2388,11 +2242,10 @@
               <w:spacing w:before="0" w:after="0" w:line="252"/>
               <w:ind w:right="0" w:left="0" w:firstLine="0"/>
               <w:jc w:val="left"/>
-              <w:rPr>
-                <w:color w:val="auto"/>
-                <w:spacing w:val="0"/>
-                <w:position w:val="0"/>
-              </w:rPr>
+              <w:color w:val="auto"/>
+              <w:spacing w:val="0"/>
+              <w:position w:val="0"/>
+              <w:shd w:fill="auto" w:val="clear"/>
             </w:pPr>
             <w:r>
               <w:rPr>
@@ -2409,7 +2262,7 @@
         </w:tc>
         <w:tc>
           <w:tcPr>
-            <w:tcW w:w="6436" w:type="dxa"/>
+            <w:tcW w:w="6826" w:type="dxa"/>
             <w:tcBorders>
               <w:top w:val="single" w:color="ffffff" w:sz="0"/>
               <w:left w:val="single" w:color="ffffff" w:sz="0"/>
@@ -2428,11 +2281,10 @@
               <w:spacing w:before="0" w:after="0" w:line="252"/>
               <w:ind w:right="0" w:left="0" w:firstLine="0"/>
               <w:jc w:val="left"/>
-              <w:rPr>
-                <w:color w:val="auto"/>
-                <w:spacing w:val="0"/>
-                <w:position w:val="0"/>
-              </w:rPr>
+              <w:color w:val="auto"/>
+              <w:spacing w:val="0"/>
+              <w:position w:val="0"/>
+              <w:shd w:fill="auto" w:val="clear"/>
             </w:pPr>
             <w:r>
               <w:rPr>
@@ -2456,7 +2308,7 @@
         </w:trPr>
         <w:tc>
           <w:tcPr>
-            <w:tcW w:w="3316" w:type="dxa"/>
+            <w:tcW w:w="2926" w:type="dxa"/>
             <w:tcBorders>
               <w:top w:val="single" w:color="ffffff" w:sz="0"/>
               <w:left w:val="single" w:color="ffffff" w:sz="0"/>
@@ -2475,11 +2327,10 @@
               <w:spacing w:before="0" w:after="0" w:line="252"/>
               <w:ind w:right="0" w:left="0" w:firstLine="0"/>
               <w:jc w:val="left"/>
-              <w:rPr>
-                <w:color w:val="auto"/>
-                <w:spacing w:val="0"/>
-                <w:position w:val="0"/>
-              </w:rPr>
+              <w:color w:val="auto"/>
+              <w:spacing w:val="0"/>
+              <w:position w:val="0"/>
+              <w:shd w:fill="auto" w:val="clear"/>
             </w:pPr>
             <w:r>
               <w:rPr>
@@ -2496,7 +2347,7 @@
         </w:tc>
         <w:tc>
           <w:tcPr>
-            <w:tcW w:w="6436" w:type="dxa"/>
+            <w:tcW w:w="6826" w:type="dxa"/>
             <w:tcBorders>
               <w:top w:val="single" w:color="ffffff" w:sz="0"/>
               <w:left w:val="single" w:color="ffffff" w:sz="0"/>
@@ -2515,11 +2366,10 @@
               <w:spacing w:before="0" w:after="0" w:line="252"/>
               <w:ind w:right="0" w:left="0" w:firstLine="0"/>
               <w:jc w:val="left"/>
-              <w:rPr>
-                <w:color w:val="auto"/>
-                <w:spacing w:val="0"/>
-                <w:position w:val="0"/>
-              </w:rPr>
+              <w:color w:val="auto"/>
+              <w:spacing w:val="0"/>
+              <w:position w:val="0"/>
+              <w:shd w:fill="auto" w:val="clear"/>
             </w:pPr>
             <w:r>
               <w:rPr>
@@ -2530,7 +2380,92 @@
                 <w:sz w:val="20"/>
                 <w:shd w:fill="auto" w:val="clear"/>
               </w:rPr>
-              <w:t xml:space="preserve">эссе по git и STL, этот отчёт, скриншоты и рисунки</w:t>
+              <w:t xml:space="preserve">эссе, этот отчёт, скриншоты и рисунки</w:t>
+            </w:r>
+          </w:p>
+        </w:tc>
+      </w:tr>
+      <w:tr>
+        <w:trPr>
+          <w:trHeight w:val="1" w:hRule="atLeast"/>
+          <w:jc w:val="left"/>
+          <w:cantSplit w:val="1"/>
+        </w:trPr>
+        <w:tc>
+          <w:tcPr>
+            <w:tcW w:w="2926" w:type="dxa"/>
+            <w:tcBorders>
+              <w:top w:val="single" w:color="ffffff" w:sz="0"/>
+              <w:left w:val="single" w:color="ffffff" w:sz="0"/>
+              <w:bottom w:val="single" w:color="ffffff" w:sz="0"/>
+              <w:right w:val="single" w:color="ffffff" w:sz="0"/>
+            </w:tcBorders>
+            <w:shd w:color="000000" w:fill="ffffff" w:val="clear"/>
+            <w:tcMar>
+              <w:left w:w="80" w:type="dxa"/>
+              <w:right w:w="80" w:type="dxa"/>
+            </w:tcMar>
+            <w:vAlign w:val="top"/>
+          </w:tcPr>
+          <w:p>
+            <w:pPr>
+              <w:spacing w:before="0" w:after="0" w:line="252"/>
+              <w:ind w:right="0" w:left="0" w:firstLine="0"/>
+              <w:jc w:val="left"/>
+              <w:color w:val="auto"/>
+              <w:spacing w:val="0"/>
+              <w:position w:val="0"/>
+              <w:shd w:fill="auto" w:val="clear"/>
+            </w:pPr>
+            <w:r>
+              <w:rPr>
+                <w:rFonts w:ascii="Consolas" w:hAnsi="Consolas" w:cs="Consolas" w:eastAsia="Consolas"/>
+                <w:color w:val="auto"/>
+                <w:spacing w:val="0"/>
+                <w:position w:val="0"/>
+                <w:sz w:val="20"/>
+                <w:shd w:fill="auto" w:val="clear"/>
+              </w:rPr>
+              <w:t xml:space="preserve">txt/</w:t>
+            </w:r>
+          </w:p>
+        </w:tc>
+        <w:tc>
+          <w:tcPr>
+            <w:tcW w:w="6826" w:type="dxa"/>
+            <w:tcBorders>
+              <w:top w:val="single" w:color="ffffff" w:sz="0"/>
+              <w:left w:val="single" w:color="ffffff" w:sz="0"/>
+              <w:bottom w:val="single" w:color="ffffff" w:sz="0"/>
+              <w:right w:val="single" w:color="ffffff" w:sz="0"/>
+            </w:tcBorders>
+            <w:shd w:color="000000" w:fill="ffffff" w:val="clear"/>
+            <w:tcMar>
+              <w:left w:w="80" w:type="dxa"/>
+              <w:right w:w="80" w:type="dxa"/>
+            </w:tcMar>
+            <w:vAlign w:val="top"/>
+          </w:tcPr>
+          <w:p>
+            <w:pPr>
+              <w:spacing w:before="0" w:after="0" w:line="252"/>
+              <w:ind w:right="0" w:left="0" w:firstLine="0"/>
+              <w:jc w:val="left"/>
+              <w:color w:val="auto"/>
+              <w:spacing w:val="0"/>
+              <w:position w:val="0"/>
+              <w:shd w:fill="auto" w:val="clear"/>
+            </w:pPr>
+            <w:r>
+              <w:rPr>
+                <w:rFonts w:ascii="Consolas" w:hAnsi="Consolas" w:cs="Consolas" w:eastAsia="Consolas"/>
+                <w:color w:val="auto"/>
+                <w:spacing w:val="0"/>
+                <w:position w:val="0"/>
+                <w:sz w:val="20"/>
+                <w:shd w:fill="auto" w:val="clear"/>
+              </w:rPr>
+              <w:t xml:space="preserve">копии всех исходников с расширением .txt</w:t>
             </w:r>
           </w:p>
         </w:tc>
@@ -2550,6 +2485,17 @@
           <w:shd w:fill="auto" w:val="clear"/>
         </w:rPr>
       </w:pPr>
+      <w:r>
+        <w:rPr>
+          <w:rFonts w:ascii="Consolas" w:hAnsi="Consolas" w:cs="Consolas" w:eastAsia="Consolas"/>
+          <w:color w:val="auto"/>
+          <w:spacing w:val="0"/>
+          <w:position w:val="0"/>
+          <w:sz w:val="24"/>
+          <w:shd w:fill="auto" w:val="clear"/>
+        </w:rPr>
+        <w:t xml:space="preserve"/>
+      </w:r>
     </w:p>
     <w:p>
       <w:pPr>
@@ -2577,19 +2523,7 @@
           <w:sz w:val="28"/>
           <w:shd w:fill="auto" w:val="clear"/>
         </w:rPr>
-        <w:t xml:space="preserve">7. </w:t>
-      </w:r>
-      <w:r>
-        <w:rPr>
-          <w:rFonts w:ascii="Consolas" w:hAnsi="Consolas" w:cs="Consolas" w:eastAsia="Consolas"/>
-          <w:b/>
-          <w:color w:val="000000"/>
-          <w:spacing w:val="0"/>
-          <w:position w:val="0"/>
-          <w:sz w:val="28"/>
-          <w:shd w:fill="auto" w:val="clear"/>
-        </w:rPr>
-        <w:t xml:space="preserve">Что дальше</w:t>
+        <w:t xml:space="preserve">7. Что дальше</w:t>
       </w:r>
     </w:p>
     <w:p>
@@ -2615,18 +2549,7 @@
           <w:sz w:val="24"/>
           <w:shd w:fill="auto" w:val="clear"/>
         </w:rPr>
-        <w:t xml:space="preserve">1) </w:t>
-      </w:r>
-      <w:r>
-        <w:rPr>
-          <w:rFonts w:ascii="Consolas" w:hAnsi="Consolas" w:cs="Consolas" w:eastAsia="Consolas"/>
-          <w:color w:val="auto"/>
-          <w:spacing w:val="0"/>
-          <w:position w:val="0"/>
-          <w:sz w:val="24"/>
-          <w:shd w:fill="auto" w:val="clear"/>
-        </w:rPr>
-        <w:t xml:space="preserve">выложить репозиторий в облако и прислать ссылку: локальная история переносится командами git remote add и git push, сами команды работы не меняются;</w:t>
+        <w:t xml:space="preserve">1) выложить репозиторий в облако и прислать ссылку: локальная история переносится командами git remote add и git push, сами команды работы не меняются;</w:t>
       </w:r>
     </w:p>
     <w:p>
@@ -2652,51 +2575,7 @@
           <w:sz w:val="24"/>
           <w:shd w:fill="auto" w:val="clear"/>
         </w:rPr>
-        <w:t xml:space="preserve">2) </w:t>
-      </w:r>
-      <w:r>
-        <w:rPr>
-          <w:rFonts w:ascii="Consolas" w:hAnsi="Consolas" w:cs="Consolas" w:eastAsia="Consolas"/>
-          <w:color w:val="auto"/>
-          <w:spacing w:val="0"/>
-          <w:position w:val="0"/>
-          <w:sz w:val="24"/>
-          <w:shd w:fill="auto" w:val="clear"/>
-        </w:rPr>
-        <w:t xml:space="preserve">к 26.09 </w:t>
-      </w:r>
-      <w:r>
-        <w:rPr>
-          <w:rFonts w:ascii="Consolas" w:hAnsi="Consolas" w:cs="Consolas" w:eastAsia="Consolas"/>
-          <w:color w:val="auto"/>
-          <w:spacing w:val="0"/>
-          <w:position w:val="0"/>
-          <w:sz w:val="24"/>
-          <w:shd w:fill="auto" w:val="clear"/>
-        </w:rPr>
-        <w:t xml:space="preserve">—</w:t>
-      </w:r>
-      <w:r>
-        <w:rPr>
-          <w:rFonts w:ascii="Consolas" w:hAnsi="Consolas" w:cs="Consolas" w:eastAsia="Consolas"/>
-          <w:color w:val="auto"/>
-          <w:spacing w:val="0"/>
-          <w:position w:val="0"/>
-          <w:sz w:val="24"/>
-          <w:shd w:fill="auto" w:val="clear"/>
-        </w:rPr>
-        <w:t xml:space="preserve"> </w:t>
-      </w:r>
-      <w:r>
-        <w:rPr>
-          <w:rFonts w:ascii="Consolas" w:hAnsi="Consolas" w:cs="Consolas" w:eastAsia="Consolas"/>
-          <w:color w:val="auto"/>
-          <w:spacing w:val="0"/>
-          <w:position w:val="0"/>
-          <w:sz w:val="24"/>
-          <w:shd w:fill="auto" w:val="clear"/>
-        </w:rPr>
-        <w:t xml:space="preserve">доработать работу со списками по замечаниям;</w:t>
+        <w:t xml:space="preserve">2) генерация точек: у каждой точки, кроме собственных координат, будут две целочисленные координаты её блока сетки;</w:t>
       </w:r>
     </w:p>
     <w:p>
@@ -2722,51 +2601,7 @@
           <w:sz w:val="24"/>
           <w:shd w:fill="auto" w:val="clear"/>
         </w:rPr>
-        <w:t xml:space="preserve">3) </w:t>
-      </w:r>
-      <w:r>
-        <w:rPr>
-          <w:rFonts w:ascii="Consolas" w:hAnsi="Consolas" w:cs="Consolas" w:eastAsia="Consolas"/>
-          <w:color w:val="auto"/>
-          <w:spacing w:val="0"/>
-          <w:position w:val="0"/>
-          <w:sz w:val="24"/>
-          <w:shd w:fill="auto" w:val="clear"/>
-        </w:rPr>
-        <w:t xml:space="preserve">дальше </w:t>
-      </w:r>
-      <w:r>
-        <w:rPr>
-          <w:rFonts w:ascii="Consolas" w:hAnsi="Consolas" w:cs="Consolas" w:eastAsia="Consolas"/>
-          <w:color w:val="auto"/>
-          <w:spacing w:val="0"/>
-          <w:position w:val="0"/>
-          <w:sz w:val="24"/>
-          <w:shd w:fill="auto" w:val="clear"/>
-        </w:rPr>
-        <w:t xml:space="preserve">—</w:t>
-      </w:r>
-      <w:r>
-        <w:rPr>
-          <w:rFonts w:ascii="Consolas" w:hAnsi="Consolas" w:cs="Consolas" w:eastAsia="Consolas"/>
-          <w:color w:val="auto"/>
-          <w:spacing w:val="0"/>
-          <w:position w:val="0"/>
-          <w:sz w:val="24"/>
-          <w:shd w:fill="auto" w:val="clear"/>
-        </w:rPr>
-        <w:t xml:space="preserve"> </w:t>
-      </w:r>
-      <w:r>
-        <w:rPr>
-          <w:rFonts w:ascii="Consolas" w:hAnsi="Consolas" w:cs="Consolas" w:eastAsia="Consolas"/>
-          <w:color w:val="auto"/>
-          <w:spacing w:val="0"/>
-          <w:position w:val="0"/>
-          <w:sz w:val="24"/>
-          <w:shd w:fill="auto" w:val="clear"/>
-        </w:rPr>
-        <w:t xml:space="preserve">кластеры: матрица попарных расстояний, порог, двоичная матрица смежности, поиск связных компонент волновым алгоритмом и подбор порога через минимальное покрывающее дерево. Метод Point::distance_to для первого шага уже готов.</w:t>
+        <w:t xml:space="preserve">3) дальше — кластеры: матрица попарных расстояний, порог, двоичная матрица смежности и поиск связных компонент волновым алгоритмом. Метод Point::distance_to для первого шага уже готов.</w:t>
       </w:r>
     </w:p>
   </w:body>

--- a/essays/212-Горчак-Дмитрий-Отчёт-локальный-репозиторий-git.docx
+++ b/essays/212-Горчак-Дмитрий-Отчёт-локальный-репозиторий-git.docx
@@ -241,6 +241,58 @@
     </w:p>
     <w:p>
       <w:pPr>
+        <w:spacing w:before="0" w:after="80" w:line="276"/>
+        <w:ind w:right="0" w:left="567" w:hanging="425"/>
+        <w:jc w:val="left"/>
+        <w:rPr>
+          <w:rFonts w:ascii="Consolas" w:hAnsi="Consolas" w:cs="Consolas" w:eastAsia="Consolas"/>
+          <w:color w:val="auto"/>
+          <w:spacing w:val="0"/>
+          <w:position w:val="0"/>
+          <w:sz w:val="24"/>
+          <w:shd w:fill="auto" w:val="clear"/>
+        </w:rPr>
+      </w:pPr>
+      <w:r>
+        <w:rPr>
+          <w:rFonts w:ascii="Consolas" w:hAnsi="Consolas" w:cs="Consolas" w:eastAsia="Consolas"/>
+          <w:color w:val="auto"/>
+          <w:spacing w:val="0"/>
+          <w:position w:val="0"/>
+          <w:sz w:val="24"/>
+          <w:shd w:fill="auto" w:val="clear"/>
+        </w:rPr>
+        <w:t xml:space="preserve">7) вокруг конусов рассыпаны гауссовы точки, разбиты на блоки сетки и собраны в кластеры двумя независимыми алгоритмами;</w:t>
+      </w:r>
+    </w:p>
+    <w:p>
+      <w:pPr>
+        <w:spacing w:before="0" w:after="80" w:line="276"/>
+        <w:ind w:right="0" w:left="567" w:hanging="425"/>
+        <w:jc w:val="left"/>
+        <w:rPr>
+          <w:rFonts w:ascii="Consolas" w:hAnsi="Consolas" w:cs="Consolas" w:eastAsia="Consolas"/>
+          <w:color w:val="auto"/>
+          <w:spacing w:val="0"/>
+          <w:position w:val="0"/>
+          <w:sz w:val="24"/>
+          <w:shd w:fill="auto" w:val="clear"/>
+        </w:rPr>
+      </w:pPr>
+      <w:r>
+        <w:rPr>
+          <w:rFonts w:ascii="Consolas" w:hAnsi="Consolas" w:cs="Consolas" w:eastAsia="Consolas"/>
+          <w:color w:val="auto"/>
+          <w:spacing w:val="0"/>
+          <w:position w:val="0"/>
+          <w:sz w:val="24"/>
+          <w:shd w:fill="auto" w:val="clear"/>
+        </w:rPr>
+        <w:t xml:space="preserve">8) отдельной программой проверен датчик случайных чисел: одномерное и двумерное нормальное распределение;</w:t>
+      </w:r>
+    </w:p>
+    <w:p>
+      <w:pPr>
         <w:spacing w:before="0" w:after="160" w:line="276"/>
         <w:ind w:right="0" w:left="567" w:hanging="425"/>
         <w:jc w:val="left"/>
@@ -262,7 +314,7 @@
           <w:sz w:val="24"/>
           <w:shd w:fill="auto" w:val="clear"/>
         </w:rPr>
-        <w:t xml:space="preserve">7) написаны два эссе — по git и по STL.</w:t>
+        <w:t xml:space="preserve">9) написаны четыре эссе — по git, по STL и двунаправленному списку, по гауссову распределению и по кластерному анализу.</w:t>
       </w:r>
     </w:p>
     <w:p>
@@ -1003,7 +1055,7 @@
           <w:sz w:val="28"/>
           <w:shd w:fill="auto" w:val="clear"/>
         </w:rPr>
-        <w:t xml:space="preserve">5. Результат: поле фигур</w:t>
+        <w:t xml:space="preserve">5. Успешные запуски программ</w:t>
       </w:r>
     </w:p>
     <w:p>
@@ -1029,7 +1081,7 @@
           <w:sz w:val="24"/>
           <w:shd w:fill="auto" w:val="clear"/>
         </w:rPr>
-        <w:t xml:space="preserve">Вид сверху: конусы, круги и точки — каждый тип своим стилем, у конусов подписана высота. Видно, что конусы собраны в две группы и несколько одиночных фигур — это заготовка для будущей задачи о кластерах.</w:t>
+        <w:t xml:space="preserve">Собираются четыре программы, и каждая запускается отдельно. Первая — figures: она читает файл данных, печатает таблицу фигур и готовит данные для gnuplot. Две строки в файле сделаны намеренно неправильными (отрицательный радиус и одно число в строке); программа сообщает о них и продолжает работу, поэтому из двадцати строк получается восемнадцать объектов.</w:t>
       </w:r>
     </w:p>
     <w:p>
@@ -1057,7 +1109,7 @@
         </w:rPr>
         <w:drawing>
           <wp:inline distT="0" distB="0" distL="0" distR="0">
-            <wp:extent cx="5303520" cy="4242816"/>
+            <wp:extent cx="5303520" cy="4788358"/>
             <wp:docPr id="5" name="Picture 5"/>
             <a:graphic>
               <a:graphicData uri="http://schemas.openxmlformats.org/drawingml/2006/picture">
@@ -1068,6 +1120,467 @@
                   </pic:nvPicPr>
                   <pic:blipFill>
                     <a:blip r:embed="docImg5"/>
+                    <a:stretch>
+                      <a:fillRect/>
+                    </a:stretch>
+                  </pic:blipFill>
+                  <pic:spPr>
+                    <a:xfrm>
+                      <a:off x="0" y="0"/>
+                      <a:ext cx="5303520" cy="4788358"/>
+                    </a:xfrm>
+                    <a:prstGeom prst="rect">
+                      <a:avLst/>
+                    </a:prstGeom>
+                  </pic:spPr>
+                </pic:pic>
+              </a:graphicData>
+            </a:graphic>
+          </wp:inline>
+        </w:drawing>
+      </w:r>
+    </w:p>
+    <w:p>
+      <w:pPr>
+        <w:spacing w:before="0" w:after="160" w:line="276"/>
+        <w:ind w:right="0" w:left="0" w:firstLine="0"/>
+        <w:jc w:val="left"/>
+        <w:rPr>
+          <w:rFonts w:ascii="Consolas" w:hAnsi="Consolas" w:cs="Consolas" w:eastAsia="Consolas"/>
+          <w:color w:val="auto"/>
+          <w:spacing w:val="0"/>
+          <w:position w:val="0"/>
+          <w:sz w:val="20"/>
+          <w:shd w:fill="auto" w:val="clear"/>
+        </w:rPr>
+      </w:pPr>
+      <w:r>
+        <w:rPr>
+          <w:rFonts w:ascii="Consolas" w:hAnsi="Consolas" w:cs="Consolas" w:eastAsia="Consolas"/>
+          <w:color w:val="auto"/>
+          <w:spacing w:val="0"/>
+          <w:position w:val="0"/>
+          <w:sz w:val="20"/>
+          <w:shd w:fill="auto" w:val="clear"/>
+        </w:rPr>
+        <w:t xml:space="preserve">Скриншот 5. Запуск figures: разбор файла, таблица фигур, пропуск ошибочных строк</w:t>
+      </w:r>
+    </w:p>
+    <w:p>
+      <w:pPr>
+        <w:spacing w:before="0" w:after="160" w:line="276"/>
+        <w:ind w:right="0" w:left="0" w:firstLine="0"/>
+        <w:jc w:val="left"/>
+        <w:rPr>
+          <w:rFonts w:ascii="Consolas" w:hAnsi="Consolas" w:cs="Consolas" w:eastAsia="Consolas"/>
+          <w:color w:val="auto"/>
+          <w:spacing w:val="0"/>
+          <w:position w:val="0"/>
+          <w:sz w:val="24"/>
+          <w:shd w:fill="auto" w:val="clear"/>
+        </w:rPr>
+      </w:pPr>
+      <w:r>
+        <w:rPr>
+          <w:rFonts w:ascii="Consolas" w:hAnsi="Consolas" w:cs="Consolas" w:eastAsia="Consolas"/>
+          <w:color w:val="auto"/>
+          <w:spacing w:val="0"/>
+          <w:position w:val="0"/>
+          <w:sz w:val="24"/>
+          <w:shd w:fill="auto" w:val="clear"/>
+        </w:rPr>
+        <w:t xml:space="preserve">Вторая программа — figures_list: те же фигуры складываются в двунаправленный список STL и упорядочиваются сначала по площади основания, потом по объёму. Порядки получаются разными, и это видно на конусе с широким низким основанием.</w:t>
+      </w:r>
+    </w:p>
+    <w:p>
+      <w:pPr>
+        <w:spacing w:before="0" w:after="120" w:line="276"/>
+        <w:ind w:right="0" w:left="0" w:firstLine="0"/>
+        <w:jc w:val="left"/>
+        <w:rPr>
+          <w:rFonts w:ascii="Consolas" w:hAnsi="Consolas" w:cs="Consolas" w:eastAsia="Consolas"/>
+          <w:color w:val="auto"/>
+          <w:spacing w:val="0"/>
+          <w:position w:val="0"/>
+          <w:sz w:val="24"/>
+          <w:shd w:fill="auto" w:val="clear"/>
+        </w:rPr>
+      </w:pPr>
+      <w:r>
+        <w:rPr>
+          <w:rFonts w:ascii="Consolas" w:hAnsi="Consolas" w:cs="Consolas" w:eastAsia="Consolas"/>
+          <w:color w:val="auto"/>
+          <w:spacing w:val="0"/>
+          <w:position w:val="0"/>
+          <w:sz w:val="24"/>
+          <w:shd w:fill="auto" w:val="clear"/>
+        </w:rPr>
+        <w:drawing>
+          <wp:inline distT="0" distB="0" distL="0" distR="0">
+            <wp:extent cx="5303520" cy="4788358"/>
+            <wp:docPr id="6" name="Picture 6"/>
+            <a:graphic>
+              <a:graphicData uri="http://schemas.openxmlformats.org/drawingml/2006/picture">
+                <pic:pic>
+                  <pic:nvPicPr>
+                    <pic:cNvPr id="6" name="image6.png"/>
+                    <pic:cNvPicPr/>
+                  </pic:nvPicPr>
+                  <pic:blipFill>
+                    <a:blip r:embed="docImg6"/>
+                    <a:stretch>
+                      <a:fillRect/>
+                    </a:stretch>
+                  </pic:blipFill>
+                  <pic:spPr>
+                    <a:xfrm>
+                      <a:off x="0" y="0"/>
+                      <a:ext cx="5303520" cy="4788358"/>
+                    </a:xfrm>
+                    <a:prstGeom prst="rect">
+                      <a:avLst/>
+                    </a:prstGeom>
+                  </pic:spPr>
+                </pic:pic>
+              </a:graphicData>
+            </a:graphic>
+          </wp:inline>
+        </w:drawing>
+      </w:r>
+    </w:p>
+    <w:p>
+      <w:pPr>
+        <w:spacing w:before="0" w:after="160" w:line="276"/>
+        <w:ind w:right="0" w:left="0" w:firstLine="0"/>
+        <w:jc w:val="left"/>
+        <w:rPr>
+          <w:rFonts w:ascii="Consolas" w:hAnsi="Consolas" w:cs="Consolas" w:eastAsia="Consolas"/>
+          <w:color w:val="auto"/>
+          <w:spacing w:val="0"/>
+          <w:position w:val="0"/>
+          <w:sz w:val="20"/>
+          <w:shd w:fill="auto" w:val="clear"/>
+        </w:rPr>
+      </w:pPr>
+      <w:r>
+        <w:rPr>
+          <w:rFonts w:ascii="Consolas" w:hAnsi="Consolas" w:cs="Consolas" w:eastAsia="Consolas"/>
+          <w:color w:val="auto"/>
+          <w:spacing w:val="0"/>
+          <w:position w:val="0"/>
+          <w:sz w:val="20"/>
+          <w:shd w:fill="auto" w:val="clear"/>
+        </w:rPr>
+        <w:t xml:space="preserve">Скриншот 6. Запуск figures_list: список STL и два порядка сортировки</w:t>
+      </w:r>
+    </w:p>
+    <w:p>
+      <w:pPr>
+        <w:spacing w:before="0" w:after="160" w:line="276"/>
+        <w:ind w:right="0" w:left="0" w:firstLine="0"/>
+        <w:jc w:val="left"/>
+        <w:rPr>
+          <w:rFonts w:ascii="Consolas" w:hAnsi="Consolas" w:cs="Consolas" w:eastAsia="Consolas"/>
+          <w:color w:val="auto"/>
+          <w:spacing w:val="0"/>
+          <w:position w:val="0"/>
+          <w:sz w:val="24"/>
+          <w:shd w:fill="auto" w:val="clear"/>
+        </w:rPr>
+      </w:pPr>
+      <w:r>
+        <w:rPr>
+          <w:rFonts w:ascii="Consolas" w:hAnsi="Consolas" w:cs="Consolas" w:eastAsia="Consolas"/>
+          <w:color w:val="auto"/>
+          <w:spacing w:val="0"/>
+          <w:position w:val="0"/>
+          <w:sz w:val="24"/>
+          <w:shd w:fill="auto" w:val="clear"/>
+        </w:rPr>
+        <w:t xml:space="preserve">Третья программа — points: вокруг каждого конуса она рассыпает гауссовы точки, приписывает каждой номер блока сетки, подбирает порог по минимальному покрывающему дереву и ищет кластеры двумя способами. Оба дали 4 кластера размерами 80, 100, 20 и 40 точек, а поиск ближайшей точки по блокам обошёлся 26 вычислениями расстояния вместо 240 при полном переборе — ответ тот же.</w:t>
+      </w:r>
+    </w:p>
+    <w:p>
+      <w:pPr>
+        <w:spacing w:before="0" w:after="120" w:line="276"/>
+        <w:ind w:right="0" w:left="0" w:firstLine="0"/>
+        <w:jc w:val="left"/>
+        <w:rPr>
+          <w:rFonts w:ascii="Consolas" w:hAnsi="Consolas" w:cs="Consolas" w:eastAsia="Consolas"/>
+          <w:color w:val="auto"/>
+          <w:spacing w:val="0"/>
+          <w:position w:val="0"/>
+          <w:sz w:val="24"/>
+          <w:shd w:fill="auto" w:val="clear"/>
+        </w:rPr>
+      </w:pPr>
+      <w:r>
+        <w:rPr>
+          <w:rFonts w:ascii="Consolas" w:hAnsi="Consolas" w:cs="Consolas" w:eastAsia="Consolas"/>
+          <w:color w:val="auto"/>
+          <w:spacing w:val="0"/>
+          <w:position w:val="0"/>
+          <w:sz w:val="24"/>
+          <w:shd w:fill="auto" w:val="clear"/>
+        </w:rPr>
+        <w:drawing>
+          <wp:inline distT="0" distB="0" distL="0" distR="0">
+            <wp:extent cx="5303520" cy="5263892"/>
+            <wp:docPr id="7" name="Picture 7"/>
+            <a:graphic>
+              <a:graphicData uri="http://schemas.openxmlformats.org/drawingml/2006/picture">
+                <pic:pic>
+                  <pic:nvPicPr>
+                    <pic:cNvPr id="7" name="image7.png"/>
+                    <pic:cNvPicPr/>
+                  </pic:nvPicPr>
+                  <pic:blipFill>
+                    <a:blip r:embed="docImg7"/>
+                    <a:stretch>
+                      <a:fillRect/>
+                    </a:stretch>
+                  </pic:blipFill>
+                  <pic:spPr>
+                    <a:xfrm>
+                      <a:off x="0" y="0"/>
+                      <a:ext cx="5303520" cy="5263892"/>
+                    </a:xfrm>
+                    <a:prstGeom prst="rect">
+                      <a:avLst/>
+                    </a:prstGeom>
+                  </pic:spPr>
+                </pic:pic>
+              </a:graphicData>
+            </a:graphic>
+          </wp:inline>
+        </w:drawing>
+      </w:r>
+    </w:p>
+    <w:p>
+      <w:pPr>
+        <w:spacing w:before="0" w:after="160" w:line="276"/>
+        <w:ind w:right="0" w:left="0" w:firstLine="0"/>
+        <w:jc w:val="left"/>
+        <w:rPr>
+          <w:rFonts w:ascii="Consolas" w:hAnsi="Consolas" w:cs="Consolas" w:eastAsia="Consolas"/>
+          <w:color w:val="auto"/>
+          <w:spacing w:val="0"/>
+          <w:position w:val="0"/>
+          <w:sz w:val="20"/>
+          <w:shd w:fill="auto" w:val="clear"/>
+        </w:rPr>
+      </w:pPr>
+      <w:r>
+        <w:rPr>
+          <w:rFonts w:ascii="Consolas" w:hAnsi="Consolas" w:cs="Consolas" w:eastAsia="Consolas"/>
+          <w:color w:val="auto"/>
+          <w:spacing w:val="0"/>
+          <w:position w:val="0"/>
+          <w:sz w:val="20"/>
+          <w:shd w:fill="auto" w:val="clear"/>
+        </w:rPr>
+        <w:t xml:space="preserve">Скриншот 7. Запуск points: порог, кластеры двумя алгоритмами, поиск по сетке</w:t>
+      </w:r>
+    </w:p>
+    <w:p>
+      <w:pPr>
+        <w:spacing w:before="0" w:after="160" w:line="276"/>
+        <w:ind w:right="0" w:left="0" w:firstLine="0"/>
+        <w:jc w:val="left"/>
+        <w:rPr>
+          <w:rFonts w:ascii="Consolas" w:hAnsi="Consolas" w:cs="Consolas" w:eastAsia="Consolas"/>
+          <w:color w:val="auto"/>
+          <w:spacing w:val="0"/>
+          <w:position w:val="0"/>
+          <w:sz w:val="24"/>
+          <w:shd w:fill="auto" w:val="clear"/>
+        </w:rPr>
+      </w:pPr>
+      <w:r>
+        <w:rPr>
+          <w:rFonts w:ascii="Consolas" w:hAnsi="Consolas" w:cs="Consolas" w:eastAsia="Consolas"/>
+          <w:color w:val="auto"/>
+          <w:spacing w:val="0"/>
+          <w:position w:val="0"/>
+          <w:sz w:val="24"/>
+          <w:shd w:fill="auto" w:val="clear"/>
+        </w:rPr>
+        <w:t xml:space="preserve">Четвёртая программа — gauss_demo: она проверяет сам датчик случайных чисел. По выборке из 5000 чисел получились среднее 0.015 и отклонение 1.014 при заданных 0 и 1, внутрь одной сигмы попало 67.9 процента значений, внутрь двух — 95.6 процента против теоретических 68.3 и 95.4.</w:t>
+      </w:r>
+    </w:p>
+    <w:p>
+      <w:pPr>
+        <w:spacing w:before="0" w:after="120" w:line="276"/>
+        <w:ind w:right="0" w:left="0" w:firstLine="0"/>
+        <w:jc w:val="left"/>
+        <w:rPr>
+          <w:rFonts w:ascii="Consolas" w:hAnsi="Consolas" w:cs="Consolas" w:eastAsia="Consolas"/>
+          <w:color w:val="auto"/>
+          <w:spacing w:val="0"/>
+          <w:position w:val="0"/>
+          <w:sz w:val="24"/>
+          <w:shd w:fill="auto" w:val="clear"/>
+        </w:rPr>
+      </w:pPr>
+      <w:r>
+        <w:rPr>
+          <w:rFonts w:ascii="Consolas" w:hAnsi="Consolas" w:cs="Consolas" w:eastAsia="Consolas"/>
+          <w:color w:val="auto"/>
+          <w:spacing w:val="0"/>
+          <w:position w:val="0"/>
+          <w:sz w:val="24"/>
+          <w:shd w:fill="auto" w:val="clear"/>
+        </w:rPr>
+        <w:drawing>
+          <wp:inline distT="0" distB="0" distL="0" distR="0">
+            <wp:extent cx="5303520" cy="3554031"/>
+            <wp:docPr id="8" name="Picture 8"/>
+            <a:graphic>
+              <a:graphicData uri="http://schemas.openxmlformats.org/drawingml/2006/picture">
+                <pic:pic>
+                  <pic:nvPicPr>
+                    <pic:cNvPr id="8" name="image8.png"/>
+                    <pic:cNvPicPr/>
+                  </pic:nvPicPr>
+                  <pic:blipFill>
+                    <a:blip r:embed="docImg8"/>
+                    <a:stretch>
+                      <a:fillRect/>
+                    </a:stretch>
+                  </pic:blipFill>
+                  <pic:spPr>
+                    <a:xfrm>
+                      <a:off x="0" y="0"/>
+                      <a:ext cx="5303520" cy="3554031"/>
+                    </a:xfrm>
+                    <a:prstGeom prst="rect">
+                      <a:avLst/>
+                    </a:prstGeom>
+                  </pic:spPr>
+                </pic:pic>
+              </a:graphicData>
+            </a:graphic>
+          </wp:inline>
+        </w:drawing>
+      </w:r>
+    </w:p>
+    <w:p>
+      <w:pPr>
+        <w:spacing w:before="0" w:after="160" w:line="276"/>
+        <w:ind w:right="0" w:left="0" w:firstLine="0"/>
+        <w:jc w:val="left"/>
+        <w:rPr>
+          <w:rFonts w:ascii="Consolas" w:hAnsi="Consolas" w:cs="Consolas" w:eastAsia="Consolas"/>
+          <w:color w:val="auto"/>
+          <w:spacing w:val="0"/>
+          <w:position w:val="0"/>
+          <w:sz w:val="20"/>
+          <w:shd w:fill="auto" w:val="clear"/>
+        </w:rPr>
+      </w:pPr>
+      <w:r>
+        <w:rPr>
+          <w:rFonts w:ascii="Consolas" w:hAnsi="Consolas" w:cs="Consolas" w:eastAsia="Consolas"/>
+          <w:color w:val="auto"/>
+          <w:spacing w:val="0"/>
+          <w:position w:val="0"/>
+          <w:sz w:val="20"/>
+          <w:shd w:fill="auto" w:val="clear"/>
+        </w:rPr>
+        <w:t xml:space="preserve">Скриншот 8. Запуск gauss_demo: проверка датчика по правилам одной и двух сигм</w:t>
+      </w:r>
+    </w:p>
+    <w:p>
+      <w:pPr>
+        <w:keepNext w:val="true"/>
+        <w:spacing w:before="60" w:after="160" w:line="276"/>
+        <w:ind w:right="0" w:left="0" w:firstLine="0"/>
+        <w:jc w:val="left"/>
+        <w:rPr>
+          <w:rFonts w:ascii="Consolas" w:hAnsi="Consolas" w:cs="Consolas" w:eastAsia="Consolas"/>
+          <w:b/>
+          <w:color w:val="000000"/>
+          <w:spacing w:val="0"/>
+          <w:position w:val="0"/>
+          <w:sz w:val="28"/>
+          <w:shd w:fill="auto" w:val="clear"/>
+        </w:rPr>
+      </w:pPr>
+      <w:r>
+        <w:rPr>
+          <w:rFonts w:ascii="Consolas" w:hAnsi="Consolas" w:cs="Consolas" w:eastAsia="Consolas"/>
+          <w:b/>
+          <w:color w:val="000000"/>
+          <w:spacing w:val="0"/>
+          <w:position w:val="0"/>
+          <w:sz w:val="28"/>
+          <w:shd w:fill="auto" w:val="clear"/>
+        </w:rPr>
+        <w:t xml:space="preserve">6. Результат: поле фигур</w:t>
+      </w:r>
+    </w:p>
+    <w:p>
+      <w:pPr>
+        <w:spacing w:before="0" w:after="160" w:line="276"/>
+        <w:ind w:right="0" w:left="0" w:firstLine="0"/>
+        <w:jc w:val="left"/>
+        <w:rPr>
+          <w:rFonts w:ascii="Consolas" w:hAnsi="Consolas" w:cs="Consolas" w:eastAsia="Consolas"/>
+          <w:color w:val="auto"/>
+          <w:spacing w:val="0"/>
+          <w:position w:val="0"/>
+          <w:sz w:val="24"/>
+          <w:shd w:fill="auto" w:val="clear"/>
+        </w:rPr>
+      </w:pPr>
+      <w:r>
+        <w:rPr>
+          <w:rFonts w:ascii="Consolas" w:hAnsi="Consolas" w:cs="Consolas" w:eastAsia="Consolas"/>
+          <w:color w:val="auto"/>
+          <w:spacing w:val="0"/>
+          <w:position w:val="0"/>
+          <w:sz w:val="24"/>
+          <w:shd w:fill="auto" w:val="clear"/>
+        </w:rPr>
+        <w:t xml:space="preserve">Вид сверху: конусы, круги и точки — каждый тип своим стилем, у конусов подписана высота. Видно, что конусы собраны в две группы и несколько одиночных фигур — это заготовка для будущей задачи о кластерах.</w:t>
+      </w:r>
+    </w:p>
+    <w:p>
+      <w:pPr>
+        <w:spacing w:before="0" w:after="120" w:line="276"/>
+        <w:ind w:right="0" w:left="0" w:firstLine="0"/>
+        <w:jc w:val="left"/>
+        <w:rPr>
+          <w:rFonts w:ascii="Consolas" w:hAnsi="Consolas" w:cs="Consolas" w:eastAsia="Consolas"/>
+          <w:color w:val="auto"/>
+          <w:spacing w:val="0"/>
+          <w:position w:val="0"/>
+          <w:sz w:val="24"/>
+          <w:shd w:fill="auto" w:val="clear"/>
+        </w:rPr>
+      </w:pPr>
+      <w:r>
+        <w:rPr>
+          <w:rFonts w:ascii="Consolas" w:hAnsi="Consolas" w:cs="Consolas" w:eastAsia="Consolas"/>
+          <w:color w:val="auto"/>
+          <w:spacing w:val="0"/>
+          <w:position w:val="0"/>
+          <w:sz w:val="24"/>
+          <w:shd w:fill="auto" w:val="clear"/>
+        </w:rPr>
+        <w:drawing>
+          <wp:inline distT="0" distB="0" distL="0" distR="0">
+            <wp:extent cx="5303520" cy="4242816"/>
+            <wp:docPr id="9" name="Picture 9"/>
+            <a:graphic>
+              <a:graphicData uri="http://schemas.openxmlformats.org/drawingml/2006/picture">
+                <pic:pic>
+                  <pic:nvPicPr>
+                    <pic:cNvPr id="9" name="image9.png"/>
+                    <pic:cNvPicPr/>
+                  </pic:nvPicPr>
+                  <pic:blipFill>
+                    <a:blip r:embed="docImg9"/>
                     <a:stretch>
                       <a:fillRect/>
                     </a:stretch>
@@ -1166,16 +1679,16 @@
         <w:drawing>
           <wp:inline distT="0" distB="0" distL="0" distR="0">
             <wp:extent cx="5303520" cy="4242816"/>
-            <wp:docPr id="6" name="Picture 6"/>
+            <wp:docPr id="10" name="Picture 10"/>
             <a:graphic>
               <a:graphicData uri="http://schemas.openxmlformats.org/drawingml/2006/picture">
                 <pic:pic>
                   <pic:nvPicPr>
-                    <pic:cNvPr id="6" name="image6.png"/>
+                    <pic:cNvPr id="10" name="image10.png"/>
                     <pic:cNvPicPr/>
                   </pic:nvPicPr>
                   <pic:blipFill>
-                    <a:blip r:embed="docImg6"/>
+                    <a:blip r:embed="docImg10"/>
                     <a:stretch>
                       <a:fillRect/>
                     </a:stretch>
@@ -1274,16 +1787,16 @@
         <w:drawing>
           <wp:inline distT="0" distB="0" distL="0" distR="0">
             <wp:extent cx="5303520" cy="4242816"/>
-            <wp:docPr id="7" name="Picture 7"/>
+            <wp:docPr id="11" name="Picture 11"/>
             <a:graphic>
               <a:graphicData uri="http://schemas.openxmlformats.org/drawingml/2006/picture">
                 <pic:pic>
                   <pic:nvPicPr>
-                    <pic:cNvPr id="7" name="image7.png"/>
+                    <pic:cNvPr id="11" name="image11.png"/>
                     <pic:cNvPicPr/>
                   </pic:nvPicPr>
                   <pic:blipFill>
-                    <a:blip r:embed="docImg7"/>
+                    <a:blip r:embed="docImg11"/>
                     <a:stretch>
                       <a:fillRect/>
                     </a:stretch>
@@ -1356,7 +1869,442 @@
           <w:sz w:val="28"/>
           <w:shd w:fill="auto" w:val="clear"/>
         </w:rPr>
-        <w:t xml:space="preserve">6. Состав репозитория</w:t>
+        <w:t xml:space="preserve">7. Результат: точки, сетка и кластеры</w:t>
+      </w:r>
+    </w:p>
+    <w:p>
+      <w:pPr>
+        <w:spacing w:before="0" w:after="160" w:line="276"/>
+        <w:ind w:right="0" w:left="0" w:firstLine="0"/>
+        <w:jc w:val="left"/>
+        <w:rPr>
+          <w:rFonts w:ascii="Consolas" w:hAnsi="Consolas" w:cs="Consolas" w:eastAsia="Consolas"/>
+          <w:color w:val="auto"/>
+          <w:spacing w:val="0"/>
+          <w:position w:val="0"/>
+          <w:sz w:val="24"/>
+          <w:shd w:fill="auto" w:val="clear"/>
+        </w:rPr>
+      </w:pPr>
+      <w:r>
+        <w:rPr>
+          <w:rFonts w:ascii="Consolas" w:hAnsi="Consolas" w:cs="Consolas" w:eastAsia="Consolas"/>
+          <w:color w:val="auto"/>
+          <w:spacing w:val="0"/>
+          <w:position w:val="0"/>
+          <w:sz w:val="24"/>
+          <w:shd w:fill="auto" w:val="clear"/>
+        </w:rPr>
+        <w:t xml:space="preserve">Вокруг каждого конуса рассыпано по двадцать точек с гауссовым разбросом, равным половине радиуса основания: при таком разбросе почти все точки остаются внутри основания. Программа ничего не знает о том, какая точка от какого конуса, и восстанавливает группы только по расстояниям.</w:t>
+      </w:r>
+    </w:p>
+    <w:p>
+      <w:pPr>
+        <w:spacing w:before="0" w:after="120" w:line="276"/>
+        <w:ind w:right="0" w:left="0" w:firstLine="0"/>
+        <w:jc w:val="left"/>
+        <w:rPr>
+          <w:rFonts w:ascii="Consolas" w:hAnsi="Consolas" w:cs="Consolas" w:eastAsia="Consolas"/>
+          <w:color w:val="auto"/>
+          <w:spacing w:val="0"/>
+          <w:position w:val="0"/>
+          <w:sz w:val="24"/>
+          <w:shd w:fill="auto" w:val="clear"/>
+        </w:rPr>
+      </w:pPr>
+      <w:r>
+        <w:rPr>
+          <w:rFonts w:ascii="Consolas" w:hAnsi="Consolas" w:cs="Consolas" w:eastAsia="Consolas"/>
+          <w:color w:val="auto"/>
+          <w:spacing w:val="0"/>
+          <w:position w:val="0"/>
+          <w:sz w:val="24"/>
+          <w:shd w:fill="auto" w:val="clear"/>
+        </w:rPr>
+        <w:drawing>
+          <wp:inline distT="0" distB="0" distL="0" distR="0">
+            <wp:extent cx="5303520" cy="4242816"/>
+            <wp:docPr id="12" name="Picture 12"/>
+            <a:graphic>
+              <a:graphicData uri="http://schemas.openxmlformats.org/drawingml/2006/picture">
+                <pic:pic>
+                  <pic:nvPicPr>
+                    <pic:cNvPr id="12" name="image12.png"/>
+                    <pic:cNvPicPr/>
+                  </pic:nvPicPr>
+                  <pic:blipFill>
+                    <a:blip r:embed="docImg12"/>
+                    <a:stretch>
+                      <a:fillRect/>
+                    </a:stretch>
+                  </pic:blipFill>
+                  <pic:spPr>
+                    <a:xfrm>
+                      <a:off x="0" y="0"/>
+                      <a:ext cx="5303520" cy="4242816"/>
+                    </a:xfrm>
+                    <a:prstGeom prst="rect">
+                      <a:avLst/>
+                    </a:prstGeom>
+                  </pic:spPr>
+                </pic:pic>
+              </a:graphicData>
+            </a:graphic>
+          </wp:inline>
+        </w:drawing>
+      </w:r>
+    </w:p>
+    <w:p>
+      <w:pPr>
+        <w:spacing w:before="0" w:after="160" w:line="276"/>
+        <w:ind w:right="0" w:left="0" w:firstLine="0"/>
+        <w:jc w:val="left"/>
+        <w:rPr>
+          <w:rFonts w:ascii="Consolas" w:hAnsi="Consolas" w:cs="Consolas" w:eastAsia="Consolas"/>
+          <w:color w:val="auto"/>
+          <w:spacing w:val="0"/>
+          <w:position w:val="0"/>
+          <w:sz w:val="20"/>
+          <w:shd w:fill="auto" w:val="clear"/>
+        </w:rPr>
+      </w:pPr>
+      <w:r>
+        <w:rPr>
+          <w:rFonts w:ascii="Consolas" w:hAnsi="Consolas" w:cs="Consolas" w:eastAsia="Consolas"/>
+          <w:color w:val="auto"/>
+          <w:spacing w:val="0"/>
+          <w:position w:val="0"/>
+          <w:sz w:val="20"/>
+          <w:shd w:fill="auto" w:val="clear"/>
+        </w:rPr>
+        <w:t xml:space="preserve">Рисунок 4. Кластеры, найденные по порогу 2.39: цвет — номер связной компоненты</w:t>
+      </w:r>
+    </w:p>
+    <w:p>
+      <w:pPr>
+        <w:spacing w:before="0" w:after="160" w:line="276"/>
+        <w:ind w:right="0" w:left="0" w:firstLine="0"/>
+        <w:jc w:val="left"/>
+        <w:rPr>
+          <w:rFonts w:ascii="Consolas" w:hAnsi="Consolas" w:cs="Consolas" w:eastAsia="Consolas"/>
+          <w:color w:val="auto"/>
+          <w:spacing w:val="0"/>
+          <w:position w:val="0"/>
+          <w:sz w:val="24"/>
+          <w:shd w:fill="auto" w:val="clear"/>
+        </w:rPr>
+      </w:pPr>
+      <w:r>
+        <w:rPr>
+          <w:rFonts w:ascii="Consolas" w:hAnsi="Consolas" w:cs="Consolas" w:eastAsia="Consolas"/>
+          <w:color w:val="auto"/>
+          <w:spacing w:val="0"/>
+          <w:position w:val="0"/>
+          <w:sz w:val="24"/>
+          <w:shd w:fill="auto" w:val="clear"/>
+        </w:rPr>
+        <w:t xml:space="preserve">Сетка блоков нужна, чтобы не перебирать всё облако при поиске соседей: по координатам точки сразу считается номер её блока, и просматриваются только сам блок и ближайшие к нему.</w:t>
+      </w:r>
+    </w:p>
+    <w:p>
+      <w:pPr>
+        <w:spacing w:before="0" w:after="120" w:line="276"/>
+        <w:ind w:right="0" w:left="0" w:firstLine="0"/>
+        <w:jc w:val="left"/>
+        <w:rPr>
+          <w:rFonts w:ascii="Consolas" w:hAnsi="Consolas" w:cs="Consolas" w:eastAsia="Consolas"/>
+          <w:color w:val="auto"/>
+          <w:spacing w:val="0"/>
+          <w:position w:val="0"/>
+          <w:sz w:val="24"/>
+          <w:shd w:fill="auto" w:val="clear"/>
+        </w:rPr>
+      </w:pPr>
+      <w:r>
+        <w:rPr>
+          <w:rFonts w:ascii="Consolas" w:hAnsi="Consolas" w:cs="Consolas" w:eastAsia="Consolas"/>
+          <w:color w:val="auto"/>
+          <w:spacing w:val="0"/>
+          <w:position w:val="0"/>
+          <w:sz w:val="24"/>
+          <w:shd w:fill="auto" w:val="clear"/>
+        </w:rPr>
+        <w:drawing>
+          <wp:inline distT="0" distB="0" distL="0" distR="0">
+            <wp:extent cx="5303520" cy="4242816"/>
+            <wp:docPr id="13" name="Picture 13"/>
+            <a:graphic>
+              <a:graphicData uri="http://schemas.openxmlformats.org/drawingml/2006/picture">
+                <pic:pic>
+                  <pic:nvPicPr>
+                    <pic:cNvPr id="13" name="image13.png"/>
+                    <pic:cNvPicPr/>
+                  </pic:nvPicPr>
+                  <pic:blipFill>
+                    <a:blip r:embed="docImg13"/>
+                    <a:stretch>
+                      <a:fillRect/>
+                    </a:stretch>
+                  </pic:blipFill>
+                  <pic:spPr>
+                    <a:xfrm>
+                      <a:off x="0" y="0"/>
+                      <a:ext cx="5303520" cy="4242816"/>
+                    </a:xfrm>
+                    <a:prstGeom prst="rect">
+                      <a:avLst/>
+                    </a:prstGeom>
+                  </pic:spPr>
+                </pic:pic>
+              </a:graphicData>
+            </a:graphic>
+          </wp:inline>
+        </w:drawing>
+      </w:r>
+    </w:p>
+    <w:p>
+      <w:pPr>
+        <w:spacing w:before="0" w:after="160" w:line="276"/>
+        <w:ind w:right="0" w:left="0" w:firstLine="0"/>
+        <w:jc w:val="left"/>
+        <w:rPr>
+          <w:rFonts w:ascii="Consolas" w:hAnsi="Consolas" w:cs="Consolas" w:eastAsia="Consolas"/>
+          <w:color w:val="auto"/>
+          <w:spacing w:val="0"/>
+          <w:position w:val="0"/>
+          <w:sz w:val="20"/>
+          <w:shd w:fill="auto" w:val="clear"/>
+        </w:rPr>
+      </w:pPr>
+      <w:r>
+        <w:rPr>
+          <w:rFonts w:ascii="Consolas" w:hAnsi="Consolas" w:cs="Consolas" w:eastAsia="Consolas"/>
+          <w:color w:val="auto"/>
+          <w:spacing w:val="0"/>
+          <w:position w:val="0"/>
+          <w:sz w:val="20"/>
+          <w:shd w:fill="auto" w:val="clear"/>
+        </w:rPr>
+        <w:t xml:space="preserve">Рисунок 5. Сетка 10 x 10 блоков и распределение точек по ней</w:t>
+      </w:r>
+    </w:p>
+    <w:p>
+      <w:pPr>
+        <w:spacing w:before="0" w:after="160" w:line="276"/>
+        <w:ind w:right="0" w:left="0" w:firstLine="0"/>
+        <w:jc w:val="left"/>
+        <w:rPr>
+          <w:rFonts w:ascii="Consolas" w:hAnsi="Consolas" w:cs="Consolas" w:eastAsia="Consolas"/>
+          <w:color w:val="auto"/>
+          <w:spacing w:val="0"/>
+          <w:position w:val="0"/>
+          <w:sz w:val="24"/>
+          <w:shd w:fill="auto" w:val="clear"/>
+        </w:rPr>
+      </w:pPr>
+      <w:r>
+        <w:rPr>
+          <w:rFonts w:ascii="Consolas" w:hAnsi="Consolas" w:cs="Consolas" w:eastAsia="Consolas"/>
+          <w:color w:val="auto"/>
+          <w:spacing w:val="0"/>
+          <w:position w:val="0"/>
+          <w:sz w:val="24"/>
+          <w:shd w:fill="auto" w:val="clear"/>
+        </w:rPr>
+        <w:t xml:space="preserve">Отдельно проверен датчик случайных чисел. Гистограмма выборки ложится на теоретическую кривую плотности, а двумерное облако меняет форму при изменении одного только коэффициента связи координат: при нуле его оси совпадают с осями координат, при 0.7 облако наклонено.</w:t>
+      </w:r>
+    </w:p>
+    <w:p>
+      <w:pPr>
+        <w:spacing w:before="0" w:after="120" w:line="276"/>
+        <w:ind w:right="0" w:left="0" w:firstLine="0"/>
+        <w:jc w:val="left"/>
+        <w:rPr>
+          <w:rFonts w:ascii="Consolas" w:hAnsi="Consolas" w:cs="Consolas" w:eastAsia="Consolas"/>
+          <w:color w:val="auto"/>
+          <w:spacing w:val="0"/>
+          <w:position w:val="0"/>
+          <w:sz w:val="24"/>
+          <w:shd w:fill="auto" w:val="clear"/>
+        </w:rPr>
+      </w:pPr>
+      <w:r>
+        <w:rPr>
+          <w:rFonts w:ascii="Consolas" w:hAnsi="Consolas" w:cs="Consolas" w:eastAsia="Consolas"/>
+          <w:color w:val="auto"/>
+          <w:spacing w:val="0"/>
+          <w:position w:val="0"/>
+          <w:sz w:val="24"/>
+          <w:shd w:fill="auto" w:val="clear"/>
+        </w:rPr>
+        <w:drawing>
+          <wp:inline distT="0" distB="0" distL="0" distR="0">
+            <wp:extent cx="5120640" cy="3584448"/>
+            <wp:docPr id="14" name="Picture 14"/>
+            <a:graphic>
+              <a:graphicData uri="http://schemas.openxmlformats.org/drawingml/2006/picture">
+                <pic:pic>
+                  <pic:nvPicPr>
+                    <pic:cNvPr id="14" name="image14.png"/>
+                    <pic:cNvPicPr/>
+                  </pic:nvPicPr>
+                  <pic:blipFill>
+                    <a:blip r:embed="docImg14"/>
+                    <a:stretch>
+                      <a:fillRect/>
+                    </a:stretch>
+                  </pic:blipFill>
+                  <pic:spPr>
+                    <a:xfrm>
+                      <a:off x="0" y="0"/>
+                      <a:ext cx="5120640" cy="3584448"/>
+                    </a:xfrm>
+                    <a:prstGeom prst="rect">
+                      <a:avLst/>
+                    </a:prstGeom>
+                  </pic:spPr>
+                </pic:pic>
+              </a:graphicData>
+            </a:graphic>
+          </wp:inline>
+        </w:drawing>
+      </w:r>
+    </w:p>
+    <w:p>
+      <w:pPr>
+        <w:spacing w:before="0" w:after="160" w:line="276"/>
+        <w:ind w:right="0" w:left="0" w:firstLine="0"/>
+        <w:jc w:val="left"/>
+        <w:rPr>
+          <w:rFonts w:ascii="Consolas" w:hAnsi="Consolas" w:cs="Consolas" w:eastAsia="Consolas"/>
+          <w:color w:val="auto"/>
+          <w:spacing w:val="0"/>
+          <w:position w:val="0"/>
+          <w:sz w:val="20"/>
+          <w:shd w:fill="auto" w:val="clear"/>
+        </w:rPr>
+      </w:pPr>
+      <w:r>
+        <w:rPr>
+          <w:rFonts w:ascii="Consolas" w:hAnsi="Consolas" w:cs="Consolas" w:eastAsia="Consolas"/>
+          <w:color w:val="auto"/>
+          <w:spacing w:val="0"/>
+          <w:position w:val="0"/>
+          <w:sz w:val="20"/>
+          <w:shd w:fill="auto" w:val="clear"/>
+        </w:rPr>
+        <w:t xml:space="preserve">Рисунок 6. Гистограмма выборки и теоретическая кривая N(0, 1)</w:t>
+      </w:r>
+    </w:p>
+    <w:p>
+      <w:pPr>
+        <w:spacing w:before="0" w:after="120" w:line="276"/>
+        <w:ind w:right="0" w:left="0" w:firstLine="0"/>
+        <w:jc w:val="left"/>
+        <w:rPr>
+          <w:rFonts w:ascii="Consolas" w:hAnsi="Consolas" w:cs="Consolas" w:eastAsia="Consolas"/>
+          <w:color w:val="auto"/>
+          <w:spacing w:val="0"/>
+          <w:position w:val="0"/>
+          <w:sz w:val="24"/>
+          <w:shd w:fill="auto" w:val="clear"/>
+        </w:rPr>
+      </w:pPr>
+      <w:r>
+        <w:rPr>
+          <w:rFonts w:ascii="Consolas" w:hAnsi="Consolas" w:cs="Consolas" w:eastAsia="Consolas"/>
+          <w:color w:val="auto"/>
+          <w:spacing w:val="0"/>
+          <w:position w:val="0"/>
+          <w:sz w:val="24"/>
+          <w:shd w:fill="auto" w:val="clear"/>
+        </w:rPr>
+        <w:drawing>
+          <wp:inline distT="0" distB="0" distL="0" distR="0">
+            <wp:extent cx="5120640" cy="3584448"/>
+            <wp:docPr id="15" name="Picture 15"/>
+            <a:graphic>
+              <a:graphicData uri="http://schemas.openxmlformats.org/drawingml/2006/picture">
+                <pic:pic>
+                  <pic:nvPicPr>
+                    <pic:cNvPr id="15" name="image15.png"/>
+                    <pic:cNvPicPr/>
+                  </pic:nvPicPr>
+                  <pic:blipFill>
+                    <a:blip r:embed="docImg15"/>
+                    <a:stretch>
+                      <a:fillRect/>
+                    </a:stretch>
+                  </pic:blipFill>
+                  <pic:spPr>
+                    <a:xfrm>
+                      <a:off x="0" y="0"/>
+                      <a:ext cx="5120640" cy="3584448"/>
+                    </a:xfrm>
+                    <a:prstGeom prst="rect">
+                      <a:avLst/>
+                    </a:prstGeom>
+                  </pic:spPr>
+                </pic:pic>
+              </a:graphicData>
+            </a:graphic>
+          </wp:inline>
+        </w:drawing>
+      </w:r>
+    </w:p>
+    <w:p>
+      <w:pPr>
+        <w:spacing w:before="0" w:after="160" w:line="276"/>
+        <w:ind w:right="0" w:left="0" w:firstLine="0"/>
+        <w:jc w:val="left"/>
+        <w:rPr>
+          <w:rFonts w:ascii="Consolas" w:hAnsi="Consolas" w:cs="Consolas" w:eastAsia="Consolas"/>
+          <w:color w:val="auto"/>
+          <w:spacing w:val="0"/>
+          <w:position w:val="0"/>
+          <w:sz w:val="20"/>
+          <w:shd w:fill="auto" w:val="clear"/>
+        </w:rPr>
+      </w:pPr>
+      <w:r>
+        <w:rPr>
+          <w:rFonts w:ascii="Consolas" w:hAnsi="Consolas" w:cs="Consolas" w:eastAsia="Consolas"/>
+          <w:color w:val="auto"/>
+          <w:spacing w:val="0"/>
+          <w:position w:val="0"/>
+          <w:sz w:val="20"/>
+          <w:shd w:fill="auto" w:val="clear"/>
+        </w:rPr>
+        <w:t xml:space="preserve">Рисунок 7. Двумерное распределение при rho = 0 и rho = 0.7</w:t>
+      </w:r>
+    </w:p>
+    <w:p>
+      <w:pPr>
+        <w:keepNext w:val="true"/>
+        <w:spacing w:before="60" w:after="160" w:line="276"/>
+        <w:ind w:right="0" w:left="0" w:firstLine="0"/>
+        <w:jc w:val="left"/>
+        <w:rPr>
+          <w:rFonts w:ascii="Consolas" w:hAnsi="Consolas" w:cs="Consolas" w:eastAsia="Consolas"/>
+          <w:b/>
+          <w:color w:val="000000"/>
+          <w:spacing w:val="0"/>
+          <w:position w:val="0"/>
+          <w:sz w:val="28"/>
+          <w:shd w:fill="auto" w:val="clear"/>
+        </w:rPr>
+      </w:pPr>
+      <w:r>
+        <w:rPr>
+          <w:rFonts w:ascii="Consolas" w:hAnsi="Consolas" w:cs="Consolas" w:eastAsia="Consolas"/>
+          <w:b/>
+          <w:color w:val="000000"/>
+          <w:spacing w:val="0"/>
+          <w:position w:val="0"/>
+          <w:sz w:val="28"/>
+          <w:shd w:fill="auto" w:val="clear"/>
+        </w:rPr>
+        <w:t xml:space="preserve">8. Состав репозитория</w:t>
       </w:r>
     </w:p>
     <w:tbl>
@@ -1831,6 +2779,346 @@
                 <w:sz w:val="20"/>
                 <w:shd w:fill="auto" w:val="clear"/>
               </w:rPr>
+              <w:t xml:space="preserve">grid_point.h, .cpp</w:t>
+            </w:r>
+          </w:p>
+        </w:tc>
+        <w:tc>
+          <w:tcPr>
+            <w:tcW w:w="6826" w:type="dxa"/>
+            <w:tcBorders>
+              <w:top w:val="single" w:color="ffffff" w:sz="0"/>
+              <w:left w:val="single" w:color="ffffff" w:sz="0"/>
+              <w:bottom w:val="single" w:color="ffffff" w:sz="0"/>
+              <w:right w:val="single" w:color="ffffff" w:sz="0"/>
+            </w:tcBorders>
+            <w:shd w:color="000000" w:fill="ffffff" w:val="clear"/>
+            <w:tcMar>
+              <w:left w:w="80" w:type="dxa"/>
+              <w:right w:w="80" w:type="dxa"/>
+            </w:tcMar>
+            <w:vAlign w:val="top"/>
+          </w:tcPr>
+          <w:p>
+            <w:pPr>
+              <w:spacing w:before="0" w:after="0" w:line="252"/>
+              <w:ind w:right="0" w:left="0" w:firstLine="0"/>
+              <w:jc w:val="left"/>
+              <w:color w:val="auto"/>
+              <w:spacing w:val="0"/>
+              <w:position w:val="0"/>
+              <w:shd w:fill="auto" w:val="clear"/>
+            </w:pPr>
+            <w:r>
+              <w:rPr>
+                <w:rFonts w:ascii="Consolas" w:hAnsi="Consolas" w:cs="Consolas" w:eastAsia="Consolas"/>
+                <w:color w:val="auto"/>
+                <w:spacing w:val="0"/>
+                <w:position w:val="0"/>
+                <w:sz w:val="20"/>
+                <w:shd w:fill="auto" w:val="clear"/>
+              </w:rPr>
+              <w:t xml:space="preserve">класс GridPoint: точка с номером блока сетки</w:t>
+            </w:r>
+          </w:p>
+        </w:tc>
+      </w:tr>
+      <w:tr>
+        <w:trPr>
+          <w:trHeight w:val="1" w:hRule="atLeast"/>
+          <w:jc w:val="left"/>
+          <w:cantSplit w:val="1"/>
+        </w:trPr>
+        <w:tc>
+          <w:tcPr>
+            <w:tcW w:w="2926" w:type="dxa"/>
+            <w:tcBorders>
+              <w:top w:val="single" w:color="ffffff" w:sz="0"/>
+              <w:left w:val="single" w:color="ffffff" w:sz="0"/>
+              <w:bottom w:val="single" w:color="ffffff" w:sz="0"/>
+              <w:right w:val="single" w:color="ffffff" w:sz="0"/>
+            </w:tcBorders>
+            <w:shd w:color="000000" w:fill="ffffff" w:val="clear"/>
+            <w:tcMar>
+              <w:left w:w="80" w:type="dxa"/>
+              <w:right w:w="80" w:type="dxa"/>
+            </w:tcMar>
+            <w:vAlign w:val="top"/>
+          </w:tcPr>
+          <w:p>
+            <w:pPr>
+              <w:spacing w:before="0" w:after="0" w:line="252"/>
+              <w:ind w:right="0" w:left="0" w:firstLine="0"/>
+              <w:jc w:val="left"/>
+              <w:color w:val="auto"/>
+              <w:spacing w:val="0"/>
+              <w:position w:val="0"/>
+              <w:shd w:fill="auto" w:val="clear"/>
+            </w:pPr>
+            <w:r>
+              <w:rPr>
+                <w:rFonts w:ascii="Consolas" w:hAnsi="Consolas" w:cs="Consolas" w:eastAsia="Consolas"/>
+                <w:color w:val="auto"/>
+                <w:spacing w:val="0"/>
+                <w:position w:val="0"/>
+                <w:sz w:val="20"/>
+                <w:shd w:fill="auto" w:val="clear"/>
+              </w:rPr>
+              <w:t xml:space="preserve">grid.h, grid.cpp</w:t>
+            </w:r>
+          </w:p>
+        </w:tc>
+        <w:tc>
+          <w:tcPr>
+            <w:tcW w:w="6826" w:type="dxa"/>
+            <w:tcBorders>
+              <w:top w:val="single" w:color="ffffff" w:sz="0"/>
+              <w:left w:val="single" w:color="ffffff" w:sz="0"/>
+              <w:bottom w:val="single" w:color="ffffff" w:sz="0"/>
+              <w:right w:val="single" w:color="ffffff" w:sz="0"/>
+            </w:tcBorders>
+            <w:shd w:color="000000" w:fill="ffffff" w:val="clear"/>
+            <w:tcMar>
+              <w:left w:w="80" w:type="dxa"/>
+              <w:right w:w="80" w:type="dxa"/>
+            </w:tcMar>
+            <w:vAlign w:val="top"/>
+          </w:tcPr>
+          <w:p>
+            <w:pPr>
+              <w:spacing w:before="0" w:after="0" w:line="252"/>
+              <w:ind w:right="0" w:left="0" w:firstLine="0"/>
+              <w:jc w:val="left"/>
+              <w:color w:val="auto"/>
+              <w:spacing w:val="0"/>
+              <w:position w:val="0"/>
+              <w:shd w:fill="auto" w:val="clear"/>
+            </w:pPr>
+            <w:r>
+              <w:rPr>
+                <w:rFonts w:ascii="Consolas" w:hAnsi="Consolas" w:cs="Consolas" w:eastAsia="Consolas"/>
+                <w:color w:val="auto"/>
+                <w:spacing w:val="0"/>
+                <w:position w:val="0"/>
+                <w:sz w:val="20"/>
+                <w:shd w:fill="auto" w:val="clear"/>
+              </w:rPr>
+              <w:t xml:space="preserve">сетка блоков и поиск ближайшей точки по блокам</w:t>
+            </w:r>
+          </w:p>
+        </w:tc>
+      </w:tr>
+      <w:tr>
+        <w:trPr>
+          <w:trHeight w:val="1" w:hRule="atLeast"/>
+          <w:jc w:val="left"/>
+          <w:cantSplit w:val="1"/>
+        </w:trPr>
+        <w:tc>
+          <w:tcPr>
+            <w:tcW w:w="2926" w:type="dxa"/>
+            <w:tcBorders>
+              <w:top w:val="single" w:color="ffffff" w:sz="0"/>
+              <w:left w:val="single" w:color="ffffff" w:sz="0"/>
+              <w:bottom w:val="single" w:color="ffffff" w:sz="0"/>
+              <w:right w:val="single" w:color="ffffff" w:sz="0"/>
+            </w:tcBorders>
+            <w:shd w:color="000000" w:fill="ffffff" w:val="clear"/>
+            <w:tcMar>
+              <w:left w:w="80" w:type="dxa"/>
+              <w:right w:w="80" w:type="dxa"/>
+            </w:tcMar>
+            <w:vAlign w:val="top"/>
+          </w:tcPr>
+          <w:p>
+            <w:pPr>
+              <w:spacing w:before="0" w:after="0" w:line="252"/>
+              <w:ind w:right="0" w:left="0" w:firstLine="0"/>
+              <w:jc w:val="left"/>
+              <w:color w:val="auto"/>
+              <w:spacing w:val="0"/>
+              <w:position w:val="0"/>
+              <w:shd w:fill="auto" w:val="clear"/>
+            </w:pPr>
+            <w:r>
+              <w:rPr>
+                <w:rFonts w:ascii="Consolas" w:hAnsi="Consolas" w:cs="Consolas" w:eastAsia="Consolas"/>
+                <w:color w:val="auto"/>
+                <w:spacing w:val="0"/>
+                <w:position w:val="0"/>
+                <w:sz w:val="20"/>
+                <w:shd w:fill="auto" w:val="clear"/>
+              </w:rPr>
+              <w:t xml:space="preserve">gauss.h, gauss.cpp</w:t>
+            </w:r>
+          </w:p>
+        </w:tc>
+        <w:tc>
+          <w:tcPr>
+            <w:tcW w:w="6826" w:type="dxa"/>
+            <w:tcBorders>
+              <w:top w:val="single" w:color="ffffff" w:sz="0"/>
+              <w:left w:val="single" w:color="ffffff" w:sz="0"/>
+              <w:bottom w:val="single" w:color="ffffff" w:sz="0"/>
+              <w:right w:val="single" w:color="ffffff" w:sz="0"/>
+            </w:tcBorders>
+            <w:shd w:color="000000" w:fill="ffffff" w:val="clear"/>
+            <w:tcMar>
+              <w:left w:w="80" w:type="dxa"/>
+              <w:right w:w="80" w:type="dxa"/>
+            </w:tcMar>
+            <w:vAlign w:val="top"/>
+          </w:tcPr>
+          <w:p>
+            <w:pPr>
+              <w:spacing w:before="0" w:after="0" w:line="252"/>
+              <w:ind w:right="0" w:left="0" w:firstLine="0"/>
+              <w:jc w:val="left"/>
+              <w:color w:val="auto"/>
+              <w:spacing w:val="0"/>
+              <w:position w:val="0"/>
+              <w:shd w:fill="auto" w:val="clear"/>
+            </w:pPr>
+            <w:r>
+              <w:rPr>
+                <w:rFonts w:ascii="Consolas" w:hAnsi="Consolas" w:cs="Consolas" w:eastAsia="Consolas"/>
+                <w:color w:val="auto"/>
+                <w:spacing w:val="0"/>
+                <w:position w:val="0"/>
+                <w:sz w:val="20"/>
+                <w:shd w:fill="auto" w:val="clear"/>
+              </w:rPr>
+              <w:t xml:space="preserve">класс Gauss: датчик нормальных чисел, одно и два измерения</w:t>
+            </w:r>
+          </w:p>
+        </w:tc>
+      </w:tr>
+      <w:tr>
+        <w:trPr>
+          <w:trHeight w:val="1" w:hRule="atLeast"/>
+          <w:jc w:val="left"/>
+          <w:cantSplit w:val="1"/>
+        </w:trPr>
+        <w:tc>
+          <w:tcPr>
+            <w:tcW w:w="2926" w:type="dxa"/>
+            <w:tcBorders>
+              <w:top w:val="single" w:color="ffffff" w:sz="0"/>
+              <w:left w:val="single" w:color="ffffff" w:sz="0"/>
+              <w:bottom w:val="single" w:color="ffffff" w:sz="0"/>
+              <w:right w:val="single" w:color="ffffff" w:sz="0"/>
+            </w:tcBorders>
+            <w:shd w:color="000000" w:fill="ffffff" w:val="clear"/>
+            <w:tcMar>
+              <w:left w:w="80" w:type="dxa"/>
+              <w:right w:w="80" w:type="dxa"/>
+            </w:tcMar>
+            <w:vAlign w:val="top"/>
+          </w:tcPr>
+          <w:p>
+            <w:pPr>
+              <w:spacing w:before="0" w:after="0" w:line="252"/>
+              <w:ind w:right="0" w:left="0" w:firstLine="0"/>
+              <w:jc w:val="left"/>
+              <w:color w:val="auto"/>
+              <w:spacing w:val="0"/>
+              <w:position w:val="0"/>
+              <w:shd w:fill="auto" w:val="clear"/>
+            </w:pPr>
+            <w:r>
+              <w:rPr>
+                <w:rFonts w:ascii="Consolas" w:hAnsi="Consolas" w:cs="Consolas" w:eastAsia="Consolas"/>
+                <w:color w:val="auto"/>
+                <w:spacing w:val="0"/>
+                <w:position w:val="0"/>
+                <w:sz w:val="20"/>
+                <w:shd w:fill="auto" w:val="clear"/>
+              </w:rPr>
+              <w:t xml:space="preserve">cluster.h, cluster.cpp</w:t>
+            </w:r>
+          </w:p>
+        </w:tc>
+        <w:tc>
+          <w:tcPr>
+            <w:tcW w:w="6826" w:type="dxa"/>
+            <w:tcBorders>
+              <w:top w:val="single" w:color="ffffff" w:sz="0"/>
+              <w:left w:val="single" w:color="ffffff" w:sz="0"/>
+              <w:bottom w:val="single" w:color="ffffff" w:sz="0"/>
+              <w:right w:val="single" w:color="ffffff" w:sz="0"/>
+            </w:tcBorders>
+            <w:shd w:color="000000" w:fill="ffffff" w:val="clear"/>
+            <w:tcMar>
+              <w:left w:w="80" w:type="dxa"/>
+              <w:right w:w="80" w:type="dxa"/>
+            </w:tcMar>
+            <w:vAlign w:val="top"/>
+          </w:tcPr>
+          <w:p>
+            <w:pPr>
+              <w:spacing w:before="0" w:after="0" w:line="252"/>
+              <w:ind w:right="0" w:left="0" w:firstLine="0"/>
+              <w:jc w:val="left"/>
+              <w:color w:val="auto"/>
+              <w:spacing w:val="0"/>
+              <w:position w:val="0"/>
+              <w:shd w:fill="auto" w:val="clear"/>
+            </w:pPr>
+            <w:r>
+              <w:rPr>
+                <w:rFonts w:ascii="Consolas" w:hAnsi="Consolas" w:cs="Consolas" w:eastAsia="Consolas"/>
+                <w:color w:val="auto"/>
+                <w:spacing w:val="0"/>
+                <w:position w:val="0"/>
+                <w:sz w:val="20"/>
+                <w:shd w:fill="auto" w:val="clear"/>
+              </w:rPr>
+              <w:t xml:space="preserve">матрица расстояний, порог, волновой алгоритм и просека</w:t>
+            </w:r>
+          </w:p>
+        </w:tc>
+      </w:tr>
+      <w:tr>
+        <w:trPr>
+          <w:trHeight w:val="1" w:hRule="atLeast"/>
+          <w:jc w:val="left"/>
+          <w:cantSplit w:val="1"/>
+        </w:trPr>
+        <w:tc>
+          <w:tcPr>
+            <w:tcW w:w="2926" w:type="dxa"/>
+            <w:tcBorders>
+              <w:top w:val="single" w:color="ffffff" w:sz="0"/>
+              <w:left w:val="single" w:color="ffffff" w:sz="0"/>
+              <w:bottom w:val="single" w:color="ffffff" w:sz="0"/>
+              <w:right w:val="single" w:color="ffffff" w:sz="0"/>
+            </w:tcBorders>
+            <w:shd w:color="000000" w:fill="ffffff" w:val="clear"/>
+            <w:tcMar>
+              <w:left w:w="80" w:type="dxa"/>
+              <w:right w:w="80" w:type="dxa"/>
+            </w:tcMar>
+            <w:vAlign w:val="top"/>
+          </w:tcPr>
+          <w:p>
+            <w:pPr>
+              <w:spacing w:before="0" w:after="0" w:line="252"/>
+              <w:ind w:right="0" w:left="0" w:firstLine="0"/>
+              <w:jc w:val="left"/>
+              <w:color w:val="auto"/>
+              <w:spacing w:val="0"/>
+              <w:position w:val="0"/>
+              <w:shd w:fill="auto" w:val="clear"/>
+            </w:pPr>
+            <w:r>
+              <w:rPr>
+                <w:rFonts w:ascii="Consolas" w:hAnsi="Consolas" w:cs="Consolas" w:eastAsia="Consolas"/>
+                <w:color w:val="auto"/>
+                <w:spacing w:val="0"/>
+                <w:position w:val="0"/>
+                <w:sz w:val="20"/>
+                <w:shd w:fill="auto" w:val="clear"/>
+              </w:rPr>
               <w:t xml:space="preserve">main.cpp</w:t>
             </w:r>
           </w:p>
@@ -2001,6 +3289,176 @@
                 <w:sz w:val="20"/>
                 <w:shd w:fill="auto" w:val="clear"/>
               </w:rPr>
+              <w:t xml:space="preserve">points_demo.cpp</w:t>
+            </w:r>
+          </w:p>
+        </w:tc>
+        <w:tc>
+          <w:tcPr>
+            <w:tcW w:w="6826" w:type="dxa"/>
+            <w:tcBorders>
+              <w:top w:val="single" w:color="ffffff" w:sz="0"/>
+              <w:left w:val="single" w:color="ffffff" w:sz="0"/>
+              <w:bottom w:val="single" w:color="ffffff" w:sz="0"/>
+              <w:right w:val="single" w:color="ffffff" w:sz="0"/>
+            </w:tcBorders>
+            <w:shd w:color="000000" w:fill="ffffff" w:val="clear"/>
+            <w:tcMar>
+              <w:left w:w="80" w:type="dxa"/>
+              <w:right w:w="80" w:type="dxa"/>
+            </w:tcMar>
+            <w:vAlign w:val="top"/>
+          </w:tcPr>
+          <w:p>
+            <w:pPr>
+              <w:spacing w:before="0" w:after="0" w:line="252"/>
+              <w:ind w:right="0" w:left="0" w:firstLine="0"/>
+              <w:jc w:val="left"/>
+              <w:color w:val="auto"/>
+              <w:spacing w:val="0"/>
+              <w:position w:val="0"/>
+              <w:shd w:fill="auto" w:val="clear"/>
+            </w:pPr>
+            <w:r>
+              <w:rPr>
+                <w:rFonts w:ascii="Consolas" w:hAnsi="Consolas" w:cs="Consolas" w:eastAsia="Consolas"/>
+                <w:color w:val="auto"/>
+                <w:spacing w:val="0"/>
+                <w:position w:val="0"/>
+                <w:sz w:val="20"/>
+                <w:shd w:fill="auto" w:val="clear"/>
+              </w:rPr>
+              <w:t xml:space="preserve">программа points: гауссовы точки, сетка, кластеры</w:t>
+            </w:r>
+          </w:p>
+        </w:tc>
+      </w:tr>
+      <w:tr>
+        <w:trPr>
+          <w:trHeight w:val="1" w:hRule="atLeast"/>
+          <w:jc w:val="left"/>
+          <w:cantSplit w:val="1"/>
+        </w:trPr>
+        <w:tc>
+          <w:tcPr>
+            <w:tcW w:w="2926" w:type="dxa"/>
+            <w:tcBorders>
+              <w:top w:val="single" w:color="ffffff" w:sz="0"/>
+              <w:left w:val="single" w:color="ffffff" w:sz="0"/>
+              <w:bottom w:val="single" w:color="ffffff" w:sz="0"/>
+              <w:right w:val="single" w:color="ffffff" w:sz="0"/>
+            </w:tcBorders>
+            <w:shd w:color="000000" w:fill="ffffff" w:val="clear"/>
+            <w:tcMar>
+              <w:left w:w="80" w:type="dxa"/>
+              <w:right w:w="80" w:type="dxa"/>
+            </w:tcMar>
+            <w:vAlign w:val="top"/>
+          </w:tcPr>
+          <w:p>
+            <w:pPr>
+              <w:spacing w:before="0" w:after="0" w:line="252"/>
+              <w:ind w:right="0" w:left="0" w:firstLine="0"/>
+              <w:jc w:val="left"/>
+              <w:color w:val="auto"/>
+              <w:spacing w:val="0"/>
+              <w:position w:val="0"/>
+              <w:shd w:fill="auto" w:val="clear"/>
+            </w:pPr>
+            <w:r>
+              <w:rPr>
+                <w:rFonts w:ascii="Consolas" w:hAnsi="Consolas" w:cs="Consolas" w:eastAsia="Consolas"/>
+                <w:color w:val="auto"/>
+                <w:spacing w:val="0"/>
+                <w:position w:val="0"/>
+                <w:sz w:val="20"/>
+                <w:shd w:fill="auto" w:val="clear"/>
+              </w:rPr>
+              <w:t xml:space="preserve">gauss_demo.cpp</w:t>
+            </w:r>
+          </w:p>
+        </w:tc>
+        <w:tc>
+          <w:tcPr>
+            <w:tcW w:w="6826" w:type="dxa"/>
+            <w:tcBorders>
+              <w:top w:val="single" w:color="ffffff" w:sz="0"/>
+              <w:left w:val="single" w:color="ffffff" w:sz="0"/>
+              <w:bottom w:val="single" w:color="ffffff" w:sz="0"/>
+              <w:right w:val="single" w:color="ffffff" w:sz="0"/>
+            </w:tcBorders>
+            <w:shd w:color="000000" w:fill="ffffff" w:val="clear"/>
+            <w:tcMar>
+              <w:left w:w="80" w:type="dxa"/>
+              <w:right w:w="80" w:type="dxa"/>
+            </w:tcMar>
+            <w:vAlign w:val="top"/>
+          </w:tcPr>
+          <w:p>
+            <w:pPr>
+              <w:spacing w:before="0" w:after="0" w:line="252"/>
+              <w:ind w:right="0" w:left="0" w:firstLine="0"/>
+              <w:jc w:val="left"/>
+              <w:color w:val="auto"/>
+              <w:spacing w:val="0"/>
+              <w:position w:val="0"/>
+              <w:shd w:fill="auto" w:val="clear"/>
+            </w:pPr>
+            <w:r>
+              <w:rPr>
+                <w:rFonts w:ascii="Consolas" w:hAnsi="Consolas" w:cs="Consolas" w:eastAsia="Consolas"/>
+                <w:color w:val="auto"/>
+                <w:spacing w:val="0"/>
+                <w:position w:val="0"/>
+                <w:sz w:val="20"/>
+                <w:shd w:fill="auto" w:val="clear"/>
+              </w:rPr>
+              <w:t xml:space="preserve">программа gauss_demo: проверка датчика случайных чисел</w:t>
+            </w:r>
+          </w:p>
+        </w:tc>
+      </w:tr>
+      <w:tr>
+        <w:trPr>
+          <w:trHeight w:val="1" w:hRule="atLeast"/>
+          <w:jc w:val="left"/>
+          <w:cantSplit w:val="1"/>
+        </w:trPr>
+        <w:tc>
+          <w:tcPr>
+            <w:tcW w:w="2926" w:type="dxa"/>
+            <w:tcBorders>
+              <w:top w:val="single" w:color="ffffff" w:sz="0"/>
+              <w:left w:val="single" w:color="ffffff" w:sz="0"/>
+              <w:bottom w:val="single" w:color="ffffff" w:sz="0"/>
+              <w:right w:val="single" w:color="ffffff" w:sz="0"/>
+            </w:tcBorders>
+            <w:shd w:color="000000" w:fill="ffffff" w:val="clear"/>
+            <w:tcMar>
+              <w:left w:w="80" w:type="dxa"/>
+              <w:right w:w="80" w:type="dxa"/>
+            </w:tcMar>
+            <w:vAlign w:val="top"/>
+          </w:tcPr>
+          <w:p>
+            <w:pPr>
+              <w:spacing w:before="0" w:after="0" w:line="252"/>
+              <w:ind w:right="0" w:left="0" w:firstLine="0"/>
+              <w:jc w:val="left"/>
+              <w:color w:val="auto"/>
+              <w:spacing w:val="0"/>
+              <w:position w:val="0"/>
+              <w:shd w:fill="auto" w:val="clear"/>
+            </w:pPr>
+            <w:r>
+              <w:rPr>
+                <w:rFonts w:ascii="Consolas" w:hAnsi="Consolas" w:cs="Consolas" w:eastAsia="Consolas"/>
+                <w:color w:val="auto"/>
+                <w:spacing w:val="0"/>
+                <w:position w:val="0"/>
+                <w:sz w:val="20"/>
+                <w:shd w:fill="auto" w:val="clear"/>
+              </w:rPr>
               <w:t xml:space="preserve">figures.txt</w:t>
             </w:r>
           </w:p>
@@ -2125,7 +3583,177 @@
                 <w:sz w:val="20"/>
                 <w:shd w:fill="auto" w:val="clear"/>
               </w:rPr>
-              <w:t xml:space="preserve">скрипт gnuplot: четыре рисунка</w:t>
+              <w:t xml:space="preserve">скрипт gnuplot: четыре рисунка по фигурам</w:t>
+            </w:r>
+          </w:p>
+        </w:tc>
+      </w:tr>
+      <w:tr>
+        <w:trPr>
+          <w:trHeight w:val="1" w:hRule="atLeast"/>
+          <w:jc w:val="left"/>
+          <w:cantSplit w:val="1"/>
+        </w:trPr>
+        <w:tc>
+          <w:tcPr>
+            <w:tcW w:w="2926" w:type="dxa"/>
+            <w:tcBorders>
+              <w:top w:val="single" w:color="ffffff" w:sz="0"/>
+              <w:left w:val="single" w:color="ffffff" w:sz="0"/>
+              <w:bottom w:val="single" w:color="ffffff" w:sz="0"/>
+              <w:right w:val="single" w:color="ffffff" w:sz="0"/>
+            </w:tcBorders>
+            <w:shd w:color="000000" w:fill="ffffff" w:val="clear"/>
+            <w:tcMar>
+              <w:left w:w="80" w:type="dxa"/>
+              <w:right w:w="80" w:type="dxa"/>
+            </w:tcMar>
+            <w:vAlign w:val="top"/>
+          </w:tcPr>
+          <w:p>
+            <w:pPr>
+              <w:spacing w:before="0" w:after="0" w:line="252"/>
+              <w:ind w:right="0" w:left="0" w:firstLine="0"/>
+              <w:jc w:val="left"/>
+              <w:color w:val="auto"/>
+              <w:spacing w:val="0"/>
+              <w:position w:val="0"/>
+              <w:shd w:fill="auto" w:val="clear"/>
+            </w:pPr>
+            <w:r>
+              <w:rPr>
+                <w:rFonts w:ascii="Consolas" w:hAnsi="Consolas" w:cs="Consolas" w:eastAsia="Consolas"/>
+                <w:color w:val="auto"/>
+                <w:spacing w:val="0"/>
+                <w:position w:val="0"/>
+                <w:sz w:val="20"/>
+                <w:shd w:fill="auto" w:val="clear"/>
+              </w:rPr>
+              <w:t xml:space="preserve">plot_points.gp</w:t>
+            </w:r>
+          </w:p>
+        </w:tc>
+        <w:tc>
+          <w:tcPr>
+            <w:tcW w:w="6826" w:type="dxa"/>
+            <w:tcBorders>
+              <w:top w:val="single" w:color="ffffff" w:sz="0"/>
+              <w:left w:val="single" w:color="ffffff" w:sz="0"/>
+              <w:bottom w:val="single" w:color="ffffff" w:sz="0"/>
+              <w:right w:val="single" w:color="ffffff" w:sz="0"/>
+            </w:tcBorders>
+            <w:shd w:color="000000" w:fill="ffffff" w:val="clear"/>
+            <w:tcMar>
+              <w:left w:w="80" w:type="dxa"/>
+              <w:right w:w="80" w:type="dxa"/>
+            </w:tcMar>
+            <w:vAlign w:val="top"/>
+          </w:tcPr>
+          <w:p>
+            <w:pPr>
+              <w:spacing w:before="0" w:after="0" w:line="252"/>
+              <w:ind w:right="0" w:left="0" w:firstLine="0"/>
+              <w:jc w:val="left"/>
+              <w:color w:val="auto"/>
+              <w:spacing w:val="0"/>
+              <w:position w:val="0"/>
+              <w:shd w:fill="auto" w:val="clear"/>
+            </w:pPr>
+            <w:r>
+              <w:rPr>
+                <w:rFonts w:ascii="Consolas" w:hAnsi="Consolas" w:cs="Consolas" w:eastAsia="Consolas"/>
+                <w:color w:val="auto"/>
+                <w:spacing w:val="0"/>
+                <w:position w:val="0"/>
+                <w:sz w:val="20"/>
+                <w:shd w:fill="auto" w:val="clear"/>
+              </w:rPr>
+              <w:t xml:space="preserve">скрипт gnuplot: кластеры и сетка блоков</w:t>
+            </w:r>
+          </w:p>
+        </w:tc>
+      </w:tr>
+      <w:tr>
+        <w:trPr>
+          <w:trHeight w:val="1" w:hRule="atLeast"/>
+          <w:jc w:val="left"/>
+          <w:cantSplit w:val="1"/>
+        </w:trPr>
+        <w:tc>
+          <w:tcPr>
+            <w:tcW w:w="2926" w:type="dxa"/>
+            <w:tcBorders>
+              <w:top w:val="single" w:color="ffffff" w:sz="0"/>
+              <w:left w:val="single" w:color="ffffff" w:sz="0"/>
+              <w:bottom w:val="single" w:color="ffffff" w:sz="0"/>
+              <w:right w:val="single" w:color="ffffff" w:sz="0"/>
+            </w:tcBorders>
+            <w:shd w:color="000000" w:fill="ffffff" w:val="clear"/>
+            <w:tcMar>
+              <w:left w:w="80" w:type="dxa"/>
+              <w:right w:w="80" w:type="dxa"/>
+            </w:tcMar>
+            <w:vAlign w:val="top"/>
+          </w:tcPr>
+          <w:p>
+            <w:pPr>
+              <w:spacing w:before="0" w:after="0" w:line="252"/>
+              <w:ind w:right="0" w:left="0" w:firstLine="0"/>
+              <w:jc w:val="left"/>
+              <w:color w:val="auto"/>
+              <w:spacing w:val="0"/>
+              <w:position w:val="0"/>
+              <w:shd w:fill="auto" w:val="clear"/>
+            </w:pPr>
+            <w:r>
+              <w:rPr>
+                <w:rFonts w:ascii="Consolas" w:hAnsi="Consolas" w:cs="Consolas" w:eastAsia="Consolas"/>
+                <w:color w:val="auto"/>
+                <w:spacing w:val="0"/>
+                <w:position w:val="0"/>
+                <w:sz w:val="20"/>
+                <w:shd w:fill="auto" w:val="clear"/>
+              </w:rPr>
+              <w:t xml:space="preserve">plot_gauss.gp</w:t>
+            </w:r>
+          </w:p>
+        </w:tc>
+        <w:tc>
+          <w:tcPr>
+            <w:tcW w:w="6826" w:type="dxa"/>
+            <w:tcBorders>
+              <w:top w:val="single" w:color="ffffff" w:sz="0"/>
+              <w:left w:val="single" w:color="ffffff" w:sz="0"/>
+              <w:bottom w:val="single" w:color="ffffff" w:sz="0"/>
+              <w:right w:val="single" w:color="ffffff" w:sz="0"/>
+            </w:tcBorders>
+            <w:shd w:color="000000" w:fill="ffffff" w:val="clear"/>
+            <w:tcMar>
+              <w:left w:w="80" w:type="dxa"/>
+              <w:right w:w="80" w:type="dxa"/>
+            </w:tcMar>
+            <w:vAlign w:val="top"/>
+          </w:tcPr>
+          <w:p>
+            <w:pPr>
+              <w:spacing w:before="0" w:after="0" w:line="252"/>
+              <w:ind w:right="0" w:left="0" w:firstLine="0"/>
+              <w:jc w:val="left"/>
+              <w:color w:val="auto"/>
+              <w:spacing w:val="0"/>
+              <w:position w:val="0"/>
+              <w:shd w:fill="auto" w:val="clear"/>
+            </w:pPr>
+            <w:r>
+              <w:rPr>
+                <w:rFonts w:ascii="Consolas" w:hAnsi="Consolas" w:cs="Consolas" w:eastAsia="Consolas"/>
+                <w:color w:val="auto"/>
+                <w:spacing w:val="0"/>
+                <w:position w:val="0"/>
+                <w:sz w:val="20"/>
+                <w:shd w:fill="auto" w:val="clear"/>
+              </w:rPr>
+              <w:t xml:space="preserve">скрипт gnuplot: гистограмма и двумерные облака</w:t>
             </w:r>
           </w:p>
         </w:tc>
@@ -2499,6 +4127,32 @@
     </w:p>
     <w:p>
       <w:pPr>
+        <w:spacing w:before="0" w:after="160" w:line="276"/>
+        <w:ind w:right="0" w:left="0" w:firstLine="0"/>
+        <w:jc w:val="left"/>
+        <w:rPr>
+          <w:rFonts w:ascii="Consolas" w:hAnsi="Consolas" w:cs="Consolas" w:eastAsia="Consolas"/>
+          <w:color w:val="auto"/>
+          <w:spacing w:val="0"/>
+          <w:position w:val="0"/>
+          <w:sz w:val="24"/>
+          <w:shd w:fill="auto" w:val="clear"/>
+        </w:rPr>
+      </w:pPr>
+      <w:r>
+        <w:rPr>
+          <w:rFonts w:ascii="Consolas" w:hAnsi="Consolas" w:cs="Consolas" w:eastAsia="Consolas"/>
+          <w:color w:val="auto"/>
+          <w:spacing w:val="0"/>
+          <w:position w:val="0"/>
+          <w:sz w:val="24"/>
+          <w:shd w:fill="auto" w:val="clear"/>
+        </w:rPr>
+        <w:t xml:space="preserve">Все исходники лежат в одной папке ~/cones без вложенных каталогов; отдельные папки заведены только под материалы отчёта (essays) и под копии исходников в текстовом виде (txt). Собирается всё одной командой bash build.sh.</w:t>
+      </w:r>
+    </w:p>
+    <w:p>
+      <w:pPr>
         <w:keepNext w:val="true"/>
         <w:spacing w:before="60" w:after="160" w:line="276"/>
         <w:ind w:right="0" w:left="0" w:firstLine="0"/>
@@ -2523,7 +4177,7 @@
           <w:sz w:val="28"/>
           <w:shd w:fill="auto" w:val="clear"/>
         </w:rPr>
-        <w:t xml:space="preserve">7. Что дальше</w:t>
+        <w:t xml:space="preserve">9. Что дальше</w:t>
       </w:r>
     </w:p>
     <w:p>
@@ -2575,7 +4229,7 @@
           <w:sz w:val="24"/>
           <w:shd w:fill="auto" w:val="clear"/>
         </w:rPr>
-        <w:t xml:space="preserve">2) генерация точек: у каждой точки, кроме собственных координат, будут две целочисленные координаты её блока сетки;</w:t>
+        <w:t xml:space="preserve">2) ускорить построение матрицы связей: сейчас она строится полным перебором пар, хотя размер блока можно взять равным порогу и проверять только соседние блоки;</w:t>
       </w:r>
     </w:p>
     <w:p>
@@ -2601,7 +4255,7 @@
           <w:sz w:val="24"/>
           <w:shd w:fill="auto" w:val="clear"/>
         </w:rPr>
-        <w:t xml:space="preserve">3) дальше — кластеры: матрица попарных расстояний, порог, двоичная матрица смежности и поиск связных компонент волновым алгоритмом. Метод Point::distance_to для первого шага уже готов.</w:t>
+        <w:t xml:space="preserve">3) сравнить порог, подобранный по покрывающему дереву, с порогами, заданными вручную, и посмотреть, при каком значении кластеры начинают сливаться.</w:t>
       </w:r>
     </w:p>
   </w:body>

--- a/essays/212-Горчак-Дмитрий-Отчёт-локальный-репозиторий-git.docx
+++ b/essays/212-Горчак-Дмитрий-Отчёт-локальный-репозиторий-git.docx
@@ -592,7 +592,7 @@
           <w:sz w:val="24"/>
           <w:shd w:fill="auto" w:val="clear"/>
         </w:rPr>
-        <w:t xml:space="preserve">Работа над списком из STL велась в отдельной ветке stl-list и влита слиянием с ключом --no-ff, поэтому в истории видно, что это была отдельная задача. На коммит, соответствующий сроку 19.09, поставлена метка stage-19-09.</w:t>
+        <w:t xml:space="preserve">Работа над списком из STL велась в отдельной ветке stl-list и влита слиянием с ключом --no-ff, поэтому в истории видно, что это была отдельная задача. На коммиты, соответствующие срокам, поставлены метки: stage-19-09 — классы и список, stage-26-09 — точки, сетка блоков, кластеры и эссе.</w:t>
       </w:r>
     </w:p>
     <w:p>
@@ -620,7 +620,7 @@
         </w:rPr>
         <w:drawing>
           <wp:inline distT="0" distB="0" distL="0" distR="0">
-            <wp:extent cx="5486400" cy="3676584"/>
+            <wp:extent cx="5486400" cy="4132202"/>
             <wp:docPr id="2" name="Picture 2"/>
             <a:graphic>
               <a:graphicData uri="http://schemas.openxmlformats.org/drawingml/2006/picture">
@@ -638,7 +638,7 @@
                   <pic:spPr>
                     <a:xfrm>
                       <a:off x="0" y="0"/>
-                      <a:ext cx="5486400" cy="3676584"/>
+                      <a:ext cx="5486400" cy="4132202"/>
                     </a:xfrm>
                     <a:prstGeom prst="rect">
                       <a:avLst/>

--- a/essays/212-Горчак-Дмитрий-Отчёт-локальный-репозиторий-git.docx
+++ b/essays/212-Горчак-Дмитрий-Отчёт-локальный-репозиторий-git.docx
@@ -1433,7 +1433,7 @@
         </w:rPr>
         <w:drawing>
           <wp:inline distT="0" distB="0" distL="0" distR="0">
-            <wp:extent cx="5303520" cy="3554031"/>
+            <wp:extent cx="5303520" cy="3994462"/>
             <wp:docPr id="8" name="Picture 8"/>
             <a:graphic>
               <a:graphicData uri="http://schemas.openxmlformats.org/drawingml/2006/picture">
@@ -1451,7 +1451,7 @@
                   <pic:spPr>
                     <a:xfrm>
                       <a:off x="0" y="0"/>
-                      <a:ext cx="5303520" cy="3554031"/>
+                      <a:ext cx="5303520" cy="3994462"/>
                     </a:xfrm>
                     <a:prstGeom prst="rect">
                       <a:avLst/>
@@ -2111,7 +2111,7 @@
           <w:sz w:val="24"/>
           <w:shd w:fill="auto" w:val="clear"/>
         </w:rPr>
-        <w:t xml:space="preserve">Отдельно проверен датчик случайных чисел. Гистограмма выборки ложится на теоретическую кривую плотности, а двумерное облако меняет форму при изменении одного только коэффициента связи координат: при нуле его оси совпадают с осями координат, при 0.7 облако наклонено.</w:t>
+        <w:t xml:space="preserve">Отдельно проверен датчик случайных чисел. Гистограмма выборки ложится на теоретическую кривую плотности. Двумерных облаков построено шесть, чтобы разделить два действия: разбросы по осям растягивают облако вдоль осей координат, а коэффициент связи координат его поворачивает.</w:t>
       </w:r>
     </w:p>
     <w:p>
@@ -2221,7 +2221,7 @@
         </w:rPr>
         <w:drawing>
           <wp:inline distT="0" distB="0" distL="0" distR="0">
-            <wp:extent cx="5120640" cy="3584448"/>
+            <wp:extent cx="5486400" cy="2011680"/>
             <wp:docPr id="15" name="Picture 15"/>
             <a:graphic>
               <a:graphicData uri="http://schemas.openxmlformats.org/drawingml/2006/picture">
@@ -2239,7 +2239,7 @@
                   <pic:spPr>
                     <a:xfrm>
                       <a:off x="0" y="0"/>
-                      <a:ext cx="5120640" cy="3584448"/>
+                      <a:ext cx="5486400" cy="2011680"/>
                     </a:xfrm>
                     <a:prstGeom prst="rect">
                       <a:avLst/>
@@ -2275,7 +2275,89 @@
           <w:sz w:val="20"/>
           <w:shd w:fill="auto" w:val="clear"/>
         </w:rPr>
-        <w:t xml:space="preserve">Рисунок 7. Двумерное распределение при rho = 0 и rho = 0.7</w:t>
+        <w:t xml:space="preserve">Рисунок 7. Связи нет: круглое облако, облако вдоль оси абсцисс и вдоль оси ординат</w:t>
+      </w:r>
+    </w:p>
+    <w:p>
+      <w:pPr>
+        <w:spacing w:before="0" w:after="120" w:line="276"/>
+        <w:ind w:right="0" w:left="0" w:firstLine="0"/>
+        <w:jc w:val="left"/>
+        <w:rPr>
+          <w:rFonts w:ascii="Consolas" w:hAnsi="Consolas" w:cs="Consolas" w:eastAsia="Consolas"/>
+          <w:color w:val="auto"/>
+          <w:spacing w:val="0"/>
+          <w:position w:val="0"/>
+          <w:sz w:val="24"/>
+          <w:shd w:fill="auto" w:val="clear"/>
+        </w:rPr>
+      </w:pPr>
+      <w:r>
+        <w:rPr>
+          <w:rFonts w:ascii="Consolas" w:hAnsi="Consolas" w:cs="Consolas" w:eastAsia="Consolas"/>
+          <w:color w:val="auto"/>
+          <w:spacing w:val="0"/>
+          <w:position w:val="0"/>
+          <w:sz w:val="24"/>
+          <w:shd w:fill="auto" w:val="clear"/>
+        </w:rPr>
+        <w:drawing>
+          <wp:inline distT="0" distB="0" distL="0" distR="0">
+            <wp:extent cx="5486400" cy="2011680"/>
+            <wp:docPr id="16" name="Picture 16"/>
+            <a:graphic>
+              <a:graphicData uri="http://schemas.openxmlformats.org/drawingml/2006/picture">
+                <pic:pic>
+                  <pic:nvPicPr>
+                    <pic:cNvPr id="16" name="image16.png"/>
+                    <pic:cNvPicPr/>
+                  </pic:nvPicPr>
+                  <pic:blipFill>
+                    <a:blip r:embed="docImg16"/>
+                    <a:stretch>
+                      <a:fillRect/>
+                    </a:stretch>
+                  </pic:blipFill>
+                  <pic:spPr>
+                    <a:xfrm>
+                      <a:off x="0" y="0"/>
+                      <a:ext cx="5486400" cy="2011680"/>
+                    </a:xfrm>
+                    <a:prstGeom prst="rect">
+                      <a:avLst/>
+                    </a:prstGeom>
+                  </pic:spPr>
+                </pic:pic>
+              </a:graphicData>
+            </a:graphic>
+          </wp:inline>
+        </w:drawing>
+      </w:r>
+    </w:p>
+    <w:p>
+      <w:pPr>
+        <w:spacing w:before="0" w:after="160" w:line="276"/>
+        <w:ind w:right="0" w:left="0" w:firstLine="0"/>
+        <w:jc w:val="left"/>
+        <w:rPr>
+          <w:rFonts w:ascii="Consolas" w:hAnsi="Consolas" w:cs="Consolas" w:eastAsia="Consolas"/>
+          <w:color w:val="auto"/>
+          <w:spacing w:val="0"/>
+          <w:position w:val="0"/>
+          <w:sz w:val="20"/>
+          <w:shd w:fill="auto" w:val="clear"/>
+        </w:rPr>
+      </w:pPr>
+      <w:r>
+        <w:rPr>
+          <w:rFonts w:ascii="Consolas" w:hAnsi="Consolas" w:cs="Consolas" w:eastAsia="Consolas"/>
+          <w:color w:val="auto"/>
+          <w:spacing w:val="0"/>
+          <w:position w:val="0"/>
+          <w:sz w:val="20"/>
+          <w:shd w:fill="auto" w:val="clear"/>
+        </w:rPr>
+        <w:t xml:space="preserve">Рисунок 8. Разбросы равны, меняется только rho: 0.7, -0.7 и 0.95</w:t>
       </w:r>
     </w:p>
     <w:p>

--- a/essays/212-Горчак-Дмитрий-Отчёт-локальный-репозиторий-git.docx
+++ b/essays/212-Горчак-Дмитрий-Отчёт-локальный-репозиторий-git.docx
@@ -423,7 +423,7 @@
         </w:rPr>
         <w:drawing>
           <wp:inline distT="0" distB="0" distL="0" distR="0">
-            <wp:extent cx="5486400" cy="3220966"/>
+            <wp:extent cx="5486400" cy="4587820"/>
             <wp:docPr id="1" name="Picture 1"/>
             <a:graphic>
               <a:graphicData uri="http://schemas.openxmlformats.org/drawingml/2006/picture">
@@ -441,7 +441,7 @@
                   <pic:spPr>
                     <a:xfrm>
                       <a:off x="0" y="0"/>
-                      <a:ext cx="5486400" cy="3220966"/>
+                      <a:ext cx="5486400" cy="4587820"/>
                     </a:xfrm>
                     <a:prstGeom prst="rect">
                       <a:avLst/>
@@ -620,7 +620,7 @@
         </w:rPr>
         <w:drawing>
           <wp:inline distT="0" distB="0" distL="0" distR="0">
-            <wp:extent cx="5486400" cy="4132202"/>
+            <wp:extent cx="5486400" cy="4587820"/>
             <wp:docPr id="2" name="Picture 2"/>
             <a:graphic>
               <a:graphicData uri="http://schemas.openxmlformats.org/drawingml/2006/picture">
@@ -638,7 +638,7 @@
                   <pic:spPr>
                     <a:xfrm>
                       <a:off x="0" y="0"/>
-                      <a:ext cx="5486400" cy="4132202"/>
+                      <a:ext cx="5486400" cy="4587820"/>
                     </a:xfrm>
                     <a:prstGeom prst="rect">
                       <a:avLst/>
@@ -755,7 +755,7 @@
           <w:sz w:val="24"/>
           <w:shd w:fill="auto" w:val="clear"/>
         </w:rPr>
-        <w:t xml:space="preserve">Обычная работа с локальным хранилищем выглядит так: изменить файл, посмотреть, что именно изменилось, подготовить изменение к фиксации и зафиксировать его с понятным сообщением. На скриншоте в файл данных добавлен ещё один круг — строка из трёх чисел.</w:t>
+        <w:t xml:space="preserve">Обычная работа с локальным хранилищем выглядит так: изменить файл, посмотреть, что именно изменилось, подготовить изменение к фиксации и зафиксировать его с понятным сообщением. На скриншоте в файл данных добавлена ещё одна точка — строка из двух чисел; команда sed вставляет её сразу в нужный раздел файла.</w:t>
       </w:r>
     </w:p>
     <w:p>
@@ -783,7 +783,7 @@
         </w:rPr>
         <w:drawing>
           <wp:inline distT="0" distB="0" distL="0" distR="0">
-            <wp:extent cx="5486400" cy="3904393"/>
+            <wp:extent cx="5486400" cy="4587820"/>
             <wp:docPr id="3" name="Picture 3"/>
             <a:graphic>
               <a:graphicData uri="http://schemas.openxmlformats.org/drawingml/2006/picture">
@@ -801,7 +801,7 @@
                   <pic:spPr>
                     <a:xfrm>
                       <a:off x="0" y="0"/>
-                      <a:ext cx="5486400" cy="3904393"/>
+                      <a:ext cx="5486400" cy="4587820"/>
                     </a:xfrm>
                     <a:prstGeom prst="rect">
                       <a:avLst/>
@@ -918,7 +918,33 @@
           <w:sz w:val="24"/>
           <w:shd w:fill="auto" w:val="clear"/>
         </w:rPr>
-        <w:t xml:space="preserve">Программы собираются одной командой bash build.sh: классы компилируются вместе с программой, готовые файлы складываются в папку bin. После запуска программа создаёт в папке out данные для gnuplot, а скрипт plot_figures.gp строит по ним рисунки.</w:t>
+        <w:t xml:space="preserve">Программы собираются одной командой bash build.sh. Сам скрипт показан на скриншоте командой cat: внутри него вызовы компилятора g++ с перечислением файлов классов и ключом -o, задающим имя готовой программы; по коду завершения g++ скрипт печатает OK или FAIL. Готовые программы складываются в папку bin, а всё, что они создают, — в папку out.</w:t>
+      </w:r>
+    </w:p>
+    <w:p>
+      <w:pPr>
+        <w:spacing w:before="0" w:after="160" w:line="276"/>
+        <w:ind w:right="0" w:left="0" w:firstLine="0"/>
+        <w:jc w:val="left"/>
+        <w:rPr>
+          <w:rFonts w:ascii="Consolas" w:hAnsi="Consolas" w:cs="Consolas" w:eastAsia="Consolas"/>
+          <w:color w:val="auto"/>
+          <w:spacing w:val="0"/>
+          <w:position w:val="0"/>
+          <w:sz w:val="24"/>
+          <w:shd w:fill="auto" w:val="clear"/>
+        </w:rPr>
+      </w:pPr>
+      <w:r>
+        <w:rPr>
+          <w:rFonts w:ascii="Consolas" w:hAnsi="Consolas" w:cs="Consolas" w:eastAsia="Consolas"/>
+          <w:color w:val="auto"/>
+          <w:spacing w:val="0"/>
+          <w:position w:val="0"/>
+          <w:sz w:val="24"/>
+          <w:shd w:fill="auto" w:val="clear"/>
+        </w:rPr>
+        <w:t xml:space="preserve">Скрипт plot_figures.gp строит по этим данным рисунки в файлы png и дополнительно открывает окно gnuplot с видом сверху — оно видно справа от терминала. Окно держится командой pause, пока в терминале не нажать Enter.</w:t>
       </w:r>
     </w:p>
     <w:p>
@@ -946,7 +972,7 @@
         </w:rPr>
         <w:drawing>
           <wp:inline distT="0" distB="0" distL="0" distR="0">
-            <wp:extent cx="5120640" cy="5082378"/>
+            <wp:extent cx="5486400" cy="2397613"/>
             <wp:docPr id="4" name="Picture 4"/>
             <a:graphic>
               <a:graphicData uri="http://schemas.openxmlformats.org/drawingml/2006/picture">
@@ -964,7 +990,7 @@
                   <pic:spPr>
                     <a:xfrm>
                       <a:off x="0" y="0"/>
-                      <a:ext cx="5120640" cy="5082378"/>
+                      <a:ext cx="5486400" cy="2397613"/>
                     </a:xfrm>
                     <a:prstGeom prst="rect">
                       <a:avLst/>
@@ -1000,33 +1026,33 @@
           <w:sz w:val="20"/>
           <w:shd w:fill="auto" w:val="clear"/>
         </w:rPr>
-        <w:t xml:space="preserve">Скриншот 4. Объём фигуры по запросу, файлы с данными и построение рисунков</w:t>
-      </w:r>
-    </w:p>
-    <w:p>
-      <w:pPr>
-        <w:spacing w:before="0" w:after="160" w:line="276"/>
-        <w:ind w:right="0" w:left="0" w:firstLine="0"/>
-        <w:jc w:val="left"/>
-        <w:rPr>
-          <w:rFonts w:ascii="Consolas" w:hAnsi="Consolas" w:cs="Consolas" w:eastAsia="Consolas"/>
-          <w:color w:val="auto"/>
-          <w:spacing w:val="0"/>
-          <w:position w:val="0"/>
-          <w:sz w:val="24"/>
-          <w:shd w:fill="auto" w:val="clear"/>
-        </w:rPr>
-      </w:pPr>
-      <w:r>
-        <w:rPr>
-          <w:rFonts w:ascii="Consolas" w:hAnsi="Consolas" w:cs="Consolas" w:eastAsia="Consolas"/>
-          <w:color w:val="auto"/>
-          <w:spacing w:val="0"/>
-          <w:position w:val="0"/>
-          <w:sz w:val="24"/>
-          <w:shd w:fill="auto" w:val="clear"/>
-        </w:rPr>
-        <w:t xml:space="preserve">Вторым аргументом программе передан номер фигуры — для неё печатаются площадь основания, объём и, для сравнения, объём пирамиды с правильным n-угольником в основании. Границы поля по x и y считает сама программа: она находит крайние точки оснований, добавляет запас и записывает готовые команды gnuplot в файл out/range.gp, который скрипт подключает командой load.</w:t>
+        <w:t xml:space="preserve">Скриншот 4. Текст скрипта сборки, сборка четырёх программ и окно gnuplot рядом с терминалом</w:t>
+      </w:r>
+    </w:p>
+    <w:p>
+      <w:pPr>
+        <w:spacing w:before="0" w:after="160" w:line="276"/>
+        <w:ind w:right="0" w:left="0" w:firstLine="0"/>
+        <w:jc w:val="left"/>
+        <w:rPr>
+          <w:rFonts w:ascii="Consolas" w:hAnsi="Consolas" w:cs="Consolas" w:eastAsia="Consolas"/>
+          <w:color w:val="auto"/>
+          <w:spacing w:val="0"/>
+          <w:position w:val="0"/>
+          <w:sz w:val="24"/>
+          <w:shd w:fill="auto" w:val="clear"/>
+        </w:rPr>
+      </w:pPr>
+      <w:r>
+        <w:rPr>
+          <w:rFonts w:ascii="Consolas" w:hAnsi="Consolas" w:cs="Consolas" w:eastAsia="Consolas"/>
+          <w:color w:val="auto"/>
+          <w:spacing w:val="0"/>
+          <w:position w:val="0"/>
+          <w:sz w:val="24"/>
+          <w:shd w:fill="auto" w:val="clear"/>
+        </w:rPr>
+        <w:t xml:space="preserve">Границы поля по x и y считает сама программа: она находит крайние точки оснований, добавляет запас и записывает готовые команды gnuplot в файл out/range.gp, который скрипт подключает командой load. Поэтому рисунок подстраивается под данные, а в скриптах нет ни одного числа, заданного вручную.</w:t>
       </w:r>
     </w:p>
     <w:p>
@@ -1081,7 +1107,7 @@
           <w:sz w:val="24"/>
           <w:shd w:fill="auto" w:val="clear"/>
         </w:rPr>
-        <w:t xml:space="preserve">Собираются четыре программы, и каждая запускается отдельно. Первая — figures: она читает файл данных, печатает таблицу фигур и готовит данные для gnuplot. Две строки в файле сделаны намеренно неправильными (отрицательный радиус и одно число в строке); программа сообщает о них и продолжает работу, поэтому из двадцати строк получается восемнадцать объектов.</w:t>
+        <w:t xml:space="preserve">Собираются четыре программы, и каждая запускается отдельно. Первая — figures: она читает файл данных, печатает таблицу фигур и готовит данные для gnuplot. Две строки в файле сделаны намеренно неправильными (отрицательный радиус и одно число в строке); программа сообщает о них и продолжает работу, поэтому из двадцати одной строки получается девятнадцать объектов.</w:t>
       </w:r>
     </w:p>
     <w:p>
@@ -1109,7 +1135,7 @@
         </w:rPr>
         <w:drawing>
           <wp:inline distT="0" distB="0" distL="0" distR="0">
-            <wp:extent cx="5303520" cy="4788358"/>
+            <wp:extent cx="5303520" cy="4434892"/>
             <wp:docPr id="5" name="Picture 5"/>
             <a:graphic>
               <a:graphicData uri="http://schemas.openxmlformats.org/drawingml/2006/picture">
@@ -1127,7 +1153,7 @@
                   <pic:spPr>
                     <a:xfrm>
                       <a:off x="0" y="0"/>
-                      <a:ext cx="5303520" cy="4788358"/>
+                      <a:ext cx="5303520" cy="4434892"/>
                     </a:xfrm>
                     <a:prstGeom prst="rect">
                       <a:avLst/>
@@ -1217,7 +1243,7 @@
         </w:rPr>
         <w:drawing>
           <wp:inline distT="0" distB="0" distL="0" distR="0">
-            <wp:extent cx="5303520" cy="4788358"/>
+            <wp:extent cx="5303520" cy="4434892"/>
             <wp:docPr id="6" name="Picture 6"/>
             <a:graphic>
               <a:graphicData uri="http://schemas.openxmlformats.org/drawingml/2006/picture">
@@ -1235,7 +1261,7 @@
                   <pic:spPr>
                     <a:xfrm>
                       <a:off x="0" y="0"/>
-                      <a:ext cx="5303520" cy="4788358"/>
+                      <a:ext cx="5303520" cy="4434892"/>
                     </a:xfrm>
                     <a:prstGeom prst="rect">
                       <a:avLst/>
@@ -1297,7 +1323,7 @@
           <w:sz w:val="24"/>
           <w:shd w:fill="auto" w:val="clear"/>
         </w:rPr>
-        <w:t xml:space="preserve">Третья программа — points: вокруг каждого конуса она рассыпает гауссовы точки, приписывает каждой номер блока сетки, подбирает порог по минимальному покрывающему дереву и ищет кластеры двумя способами. Оба дали 4 кластера размерами 80, 100, 20 и 40 точек, а поиск ближайшей точки по блокам обошёлся 26 вычислениями расстояния вместо 240 при полном переборе — ответ тот же.</w:t>
+        <w:t xml:space="preserve">Третья программа — points: вокруг каждого конуса она рассыпает точки, а рядом с терминалом снова видно окно gnuplot — на этот раз с раскрашенными кластерами. Подробнее: она рассыпает гауссовы точки, приписывает каждой номер блока сетки, подбирает порог по минимальному покрывающему дереву и ищет кластеры двумя способами. Оба дали 4 кластера размерами 80, 100, 20 и 40 точек, а поиск ближайшей точки по блокам обошёлся 26 вычислениями расстояния вместо 240 при полном переборе — ответ тот же.</w:t>
       </w:r>
     </w:p>
     <w:p>
@@ -1325,7 +1351,7 @@
         </w:rPr>
         <w:drawing>
           <wp:inline distT="0" distB="0" distL="0" distR="0">
-            <wp:extent cx="5303520" cy="5263892"/>
+            <wp:extent cx="5486400" cy="2397613"/>
             <wp:docPr id="7" name="Picture 7"/>
             <a:graphic>
               <a:graphicData uri="http://schemas.openxmlformats.org/drawingml/2006/picture">
@@ -1343,7 +1369,7 @@
                   <pic:spPr>
                     <a:xfrm>
                       <a:off x="0" y="0"/>
-                      <a:ext cx="5303520" cy="5263892"/>
+                      <a:ext cx="5486400" cy="2397613"/>
                     </a:xfrm>
                     <a:prstGeom prst="rect">
                       <a:avLst/>
@@ -1379,7 +1405,7 @@
           <w:sz w:val="20"/>
           <w:shd w:fill="auto" w:val="clear"/>
         </w:rPr>
-        <w:t xml:space="preserve">Скриншот 7. Запуск points: порог, кластеры двумя алгоритмами, поиск по сетке</w:t>
+        <w:t xml:space="preserve">Скриншот 7. Запуск points и окно gnuplot: порог, кластеры двумя алгоритмами, поиск по сетке</w:t>
       </w:r>
     </w:p>
     <w:p>
@@ -1433,7 +1459,7 @@
         </w:rPr>
         <w:drawing>
           <wp:inline distT="0" distB="0" distL="0" distR="0">
-            <wp:extent cx="5303520" cy="3994462"/>
+            <wp:extent cx="5486400" cy="2397613"/>
             <wp:docPr id="8" name="Picture 8"/>
             <a:graphic>
               <a:graphicData uri="http://schemas.openxmlformats.org/drawingml/2006/picture">
@@ -1451,7 +1477,7 @@
                   <pic:spPr>
                     <a:xfrm>
                       <a:off x="0" y="0"/>
-                      <a:ext cx="5303520" cy="3994462"/>
+                      <a:ext cx="5486400" cy="2397613"/>
                     </a:xfrm>
                     <a:prstGeom prst="rect">
                       <a:avLst/>
@@ -1487,7 +1513,7 @@
           <w:sz w:val="20"/>
           <w:shd w:fill="auto" w:val="clear"/>
         </w:rPr>
-        <w:t xml:space="preserve">Скриншот 8. Запуск gauss_demo: проверка датчика по правилам одной и двух сигм</w:t>
+        <w:t xml:space="preserve">Скриншот 8. Запуск gauss_demo и окно gnuplot: проверка датчика по правилам одной и двух сигм</w:t>
       </w:r>
     </w:p>
     <w:p>
@@ -1516,33 +1542,33 @@
           <w:sz w:val="28"/>
           <w:shd w:fill="auto" w:val="clear"/>
         </w:rPr>
-        <w:t xml:space="preserve">6. Результат: поле фигур</w:t>
-      </w:r>
-    </w:p>
-    <w:p>
-      <w:pPr>
-        <w:spacing w:before="0" w:after="160" w:line="276"/>
-        <w:ind w:right="0" w:left="0" w:firstLine="0"/>
-        <w:jc w:val="left"/>
-        <w:rPr>
-          <w:rFonts w:ascii="Consolas" w:hAnsi="Consolas" w:cs="Consolas" w:eastAsia="Consolas"/>
-          <w:color w:val="auto"/>
-          <w:spacing w:val="0"/>
-          <w:position w:val="0"/>
-          <w:sz w:val="24"/>
-          <w:shd w:fill="auto" w:val="clear"/>
-        </w:rPr>
-      </w:pPr>
-      <w:r>
-        <w:rPr>
-          <w:rFonts w:ascii="Consolas" w:hAnsi="Consolas" w:cs="Consolas" w:eastAsia="Consolas"/>
-          <w:color w:val="auto"/>
-          <w:spacing w:val="0"/>
-          <w:position w:val="0"/>
-          <w:sz w:val="24"/>
-          <w:shd w:fill="auto" w:val="clear"/>
-        </w:rPr>
-        <w:t xml:space="preserve">Вид сверху: конусы, круги и точки — каждый тип своим стилем, у конусов подписана высота. Видно, что конусы собраны в две группы и несколько одиночных фигур — это заготовка для будущей задачи о кластерах.</w:t>
+        <w:t xml:space="preserve">6. Скрипты gnuplot</w:t>
+      </w:r>
+    </w:p>
+    <w:p>
+      <w:pPr>
+        <w:spacing w:before="0" w:after="160" w:line="276"/>
+        <w:ind w:right="0" w:left="0" w:firstLine="0"/>
+        <w:jc w:val="left"/>
+        <w:rPr>
+          <w:rFonts w:ascii="Consolas" w:hAnsi="Consolas" w:cs="Consolas" w:eastAsia="Consolas"/>
+          <w:color w:val="auto"/>
+          <w:spacing w:val="0"/>
+          <w:position w:val="0"/>
+          <w:sz w:val="24"/>
+          <w:shd w:fill="auto" w:val="clear"/>
+        </w:rPr>
+      </w:pPr>
+      <w:r>
+        <w:rPr>
+          <w:rFonts w:ascii="Consolas" w:hAnsi="Consolas" w:cs="Consolas" w:eastAsia="Consolas"/>
+          <w:color w:val="auto"/>
+          <w:spacing w:val="0"/>
+          <w:position w:val="0"/>
+          <w:sz w:val="24"/>
+          <w:shd w:fill="auto" w:val="clear"/>
+        </w:rPr>
+        <w:t xml:space="preserve">Рисунки строит не программа на C++, а gnuplot по её данным. Все три скрипта устроены одинаково: сначала задаётся терминал pngcairo (вывод в файл png), затем подписи и границы поля, потом по одной команде plot или splot на каждый рисунок, а в конце — терминал qt, то есть тот же рисунок в окне на экране, и команда pause, которая держит окно открытым.</w:t>
       </w:r>
     </w:p>
     <w:p>
@@ -1570,7 +1596,7 @@
         </w:rPr>
         <w:drawing>
           <wp:inline distT="0" distB="0" distL="0" distR="0">
-            <wp:extent cx="5303520" cy="4242816"/>
+            <wp:extent cx="4937760" cy="4795386"/>
             <wp:docPr id="9" name="Picture 9"/>
             <a:graphic>
               <a:graphicData uri="http://schemas.openxmlformats.org/drawingml/2006/picture">
@@ -1581,6 +1607,497 @@
                   </pic:nvPicPr>
                   <pic:blipFill>
                     <a:blip r:embed="docImg9"/>
+                    <a:stretch>
+                      <a:fillRect/>
+                    </a:stretch>
+                  </pic:blipFill>
+                  <pic:spPr>
+                    <a:xfrm>
+                      <a:off x="0" y="0"/>
+                      <a:ext cx="4937760" cy="4795386"/>
+                    </a:xfrm>
+                    <a:prstGeom prst="rect">
+                      <a:avLst/>
+                    </a:prstGeom>
+                  </pic:spPr>
+                </pic:pic>
+              </a:graphicData>
+            </a:graphic>
+          </wp:inline>
+        </w:drawing>
+      </w:r>
+    </w:p>
+    <w:p>
+      <w:pPr>
+        <w:spacing w:before="0" w:after="160" w:line="276"/>
+        <w:ind w:right="0" w:left="0" w:firstLine="0"/>
+        <w:jc w:val="left"/>
+        <w:rPr>
+          <w:rFonts w:ascii="Consolas" w:hAnsi="Consolas" w:cs="Consolas" w:eastAsia="Consolas"/>
+          <w:color w:val="auto"/>
+          <w:spacing w:val="0"/>
+          <w:position w:val="0"/>
+          <w:sz w:val="20"/>
+          <w:shd w:fill="auto" w:val="clear"/>
+        </w:rPr>
+      </w:pPr>
+      <w:r>
+        <w:rPr>
+          <w:rFonts w:ascii="Consolas" w:hAnsi="Consolas" w:cs="Consolas" w:eastAsia="Consolas"/>
+          <w:color w:val="auto"/>
+          <w:spacing w:val="0"/>
+          <w:position w:val="0"/>
+          <w:sz w:val="20"/>
+          <w:shd w:fill="auto" w:val="clear"/>
+        </w:rPr>
+        <w:t xml:space="preserve">Скриншот 9. plot_figures.gp, строки 1–46: вид сверху и карта высот</w:t>
+      </w:r>
+    </w:p>
+    <w:p>
+      <w:pPr>
+        <w:spacing w:before="0" w:after="120" w:line="276"/>
+        <w:ind w:right="0" w:left="0" w:firstLine="0"/>
+        <w:jc w:val="left"/>
+        <w:rPr>
+          <w:rFonts w:ascii="Consolas" w:hAnsi="Consolas" w:cs="Consolas" w:eastAsia="Consolas"/>
+          <w:color w:val="auto"/>
+          <w:spacing w:val="0"/>
+          <w:position w:val="0"/>
+          <w:sz w:val="24"/>
+          <w:shd w:fill="auto" w:val="clear"/>
+        </w:rPr>
+      </w:pPr>
+      <w:r>
+        <w:rPr>
+          <w:rFonts w:ascii="Consolas" w:hAnsi="Consolas" w:cs="Consolas" w:eastAsia="Consolas"/>
+          <w:color w:val="auto"/>
+          <w:spacing w:val="0"/>
+          <w:position w:val="0"/>
+          <w:sz w:val="24"/>
+          <w:shd w:fill="auto" w:val="clear"/>
+        </w:rPr>
+        <w:drawing>
+          <wp:inline distT="0" distB="0" distL="0" distR="0">
+            <wp:extent cx="4937760" cy="4795386"/>
+            <wp:docPr id="10" name="Picture 10"/>
+            <a:graphic>
+              <a:graphicData uri="http://schemas.openxmlformats.org/drawingml/2006/picture">
+                <pic:pic>
+                  <pic:nvPicPr>
+                    <pic:cNvPr id="10" name="image10.png"/>
+                    <pic:cNvPicPr/>
+                  </pic:nvPicPr>
+                  <pic:blipFill>
+                    <a:blip r:embed="docImg10"/>
+                    <a:stretch>
+                      <a:fillRect/>
+                    </a:stretch>
+                  </pic:blipFill>
+                  <pic:spPr>
+                    <a:xfrm>
+                      <a:off x="0" y="0"/>
+                      <a:ext cx="4937760" cy="4795386"/>
+                    </a:xfrm>
+                    <a:prstGeom prst="rect">
+                      <a:avLst/>
+                    </a:prstGeom>
+                  </pic:spPr>
+                </pic:pic>
+              </a:graphicData>
+            </a:graphic>
+          </wp:inline>
+        </w:drawing>
+      </w:r>
+    </w:p>
+    <w:p>
+      <w:pPr>
+        <w:spacing w:before="0" w:after="160" w:line="276"/>
+        <w:ind w:right="0" w:left="0" w:firstLine="0"/>
+        <w:jc w:val="left"/>
+        <w:rPr>
+          <w:rFonts w:ascii="Consolas" w:hAnsi="Consolas" w:cs="Consolas" w:eastAsia="Consolas"/>
+          <w:color w:val="auto"/>
+          <w:spacing w:val="0"/>
+          <w:position w:val="0"/>
+          <w:sz w:val="20"/>
+          <w:shd w:fill="auto" w:val="clear"/>
+        </w:rPr>
+      </w:pPr>
+      <w:r>
+        <w:rPr>
+          <w:rFonts w:ascii="Consolas" w:hAnsi="Consolas" w:cs="Consolas" w:eastAsia="Consolas"/>
+          <w:color w:val="auto"/>
+          <w:spacing w:val="0"/>
+          <w:position w:val="0"/>
+          <w:sz w:val="20"/>
+          <w:shd w:fill="auto" w:val="clear"/>
+        </w:rPr>
+        <w:t xml:space="preserve">Скриншот 10. plot_figures.gp, строки 47–83: ландшафт, точки по поверхности и окно на экране</w:t>
+      </w:r>
+    </w:p>
+    <w:p>
+      <w:pPr>
+        <w:spacing w:before="0" w:after="120" w:line="276"/>
+        <w:ind w:right="0" w:left="0" w:firstLine="0"/>
+        <w:jc w:val="left"/>
+        <w:rPr>
+          <w:rFonts w:ascii="Consolas" w:hAnsi="Consolas" w:cs="Consolas" w:eastAsia="Consolas"/>
+          <w:color w:val="auto"/>
+          <w:spacing w:val="0"/>
+          <w:position w:val="0"/>
+          <w:sz w:val="24"/>
+          <w:shd w:fill="auto" w:val="clear"/>
+        </w:rPr>
+      </w:pPr>
+      <w:r>
+        <w:rPr>
+          <w:rFonts w:ascii="Consolas" w:hAnsi="Consolas" w:cs="Consolas" w:eastAsia="Consolas"/>
+          <w:color w:val="auto"/>
+          <w:spacing w:val="0"/>
+          <w:position w:val="0"/>
+          <w:sz w:val="24"/>
+          <w:shd w:fill="auto" w:val="clear"/>
+        </w:rPr>
+        <w:drawing>
+          <wp:inline distT="0" distB="0" distL="0" distR="0">
+            <wp:extent cx="4937760" cy="4795386"/>
+            <wp:docPr id="11" name="Picture 11"/>
+            <a:graphic>
+              <a:graphicData uri="http://schemas.openxmlformats.org/drawingml/2006/picture">
+                <pic:pic>
+                  <pic:nvPicPr>
+                    <pic:cNvPr id="11" name="image11.png"/>
+                    <pic:cNvPicPr/>
+                  </pic:nvPicPr>
+                  <pic:blipFill>
+                    <a:blip r:embed="docImg11"/>
+                    <a:stretch>
+                      <a:fillRect/>
+                    </a:stretch>
+                  </pic:blipFill>
+                  <pic:spPr>
+                    <a:xfrm>
+                      <a:off x="0" y="0"/>
+                      <a:ext cx="4937760" cy="4795386"/>
+                    </a:xfrm>
+                    <a:prstGeom prst="rect">
+                      <a:avLst/>
+                    </a:prstGeom>
+                  </pic:spPr>
+                </pic:pic>
+              </a:graphicData>
+            </a:graphic>
+          </wp:inline>
+        </w:drawing>
+      </w:r>
+    </w:p>
+    <w:p>
+      <w:pPr>
+        <w:spacing w:before="0" w:after="160" w:line="276"/>
+        <w:ind w:right="0" w:left="0" w:firstLine="0"/>
+        <w:jc w:val="left"/>
+        <w:rPr>
+          <w:rFonts w:ascii="Consolas" w:hAnsi="Consolas" w:cs="Consolas" w:eastAsia="Consolas"/>
+          <w:color w:val="auto"/>
+          <w:spacing w:val="0"/>
+          <w:position w:val="0"/>
+          <w:sz w:val="20"/>
+          <w:shd w:fill="auto" w:val="clear"/>
+        </w:rPr>
+      </w:pPr>
+      <w:r>
+        <w:rPr>
+          <w:rFonts w:ascii="Consolas" w:hAnsi="Consolas" w:cs="Consolas" w:eastAsia="Consolas"/>
+          <w:color w:val="auto"/>
+          <w:spacing w:val="0"/>
+          <w:position w:val="0"/>
+          <w:sz w:val="20"/>
+          <w:shd w:fill="auto" w:val="clear"/>
+        </w:rPr>
+        <w:t xml:space="preserve">Скриншот 11. plot_points.gp целиком: кластеры цветом и сетка блоков</w:t>
+      </w:r>
+    </w:p>
+    <w:p>
+      <w:pPr>
+        <w:spacing w:before="0" w:after="120" w:line="276"/>
+        <w:ind w:right="0" w:left="0" w:firstLine="0"/>
+        <w:jc w:val="left"/>
+        <w:rPr>
+          <w:rFonts w:ascii="Consolas" w:hAnsi="Consolas" w:cs="Consolas" w:eastAsia="Consolas"/>
+          <w:color w:val="auto"/>
+          <w:spacing w:val="0"/>
+          <w:position w:val="0"/>
+          <w:sz w:val="24"/>
+          <w:shd w:fill="auto" w:val="clear"/>
+        </w:rPr>
+      </w:pPr>
+      <w:r>
+        <w:rPr>
+          <w:rFonts w:ascii="Consolas" w:hAnsi="Consolas" w:cs="Consolas" w:eastAsia="Consolas"/>
+          <w:color w:val="auto"/>
+          <w:spacing w:val="0"/>
+          <w:position w:val="0"/>
+          <w:sz w:val="24"/>
+          <w:shd w:fill="auto" w:val="clear"/>
+        </w:rPr>
+        <w:drawing>
+          <wp:inline distT="0" distB="0" distL="0" distR="0">
+            <wp:extent cx="4937760" cy="4795386"/>
+            <wp:docPr id="12" name="Picture 12"/>
+            <a:graphic>
+              <a:graphicData uri="http://schemas.openxmlformats.org/drawingml/2006/picture">
+                <pic:pic>
+                  <pic:nvPicPr>
+                    <pic:cNvPr id="12" name="image12.png"/>
+                    <pic:cNvPicPr/>
+                  </pic:nvPicPr>
+                  <pic:blipFill>
+                    <a:blip r:embed="docImg12"/>
+                    <a:stretch>
+                      <a:fillRect/>
+                    </a:stretch>
+                  </pic:blipFill>
+                  <pic:spPr>
+                    <a:xfrm>
+                      <a:off x="0" y="0"/>
+                      <a:ext cx="4937760" cy="4795386"/>
+                    </a:xfrm>
+                    <a:prstGeom prst="rect">
+                      <a:avLst/>
+                    </a:prstGeom>
+                  </pic:spPr>
+                </pic:pic>
+              </a:graphicData>
+            </a:graphic>
+          </wp:inline>
+        </w:drawing>
+      </w:r>
+    </w:p>
+    <w:p>
+      <w:pPr>
+        <w:spacing w:before="0" w:after="160" w:line="276"/>
+        <w:ind w:right="0" w:left="0" w:firstLine="0"/>
+        <w:jc w:val="left"/>
+        <w:rPr>
+          <w:rFonts w:ascii="Consolas" w:hAnsi="Consolas" w:cs="Consolas" w:eastAsia="Consolas"/>
+          <w:color w:val="auto"/>
+          <w:spacing w:val="0"/>
+          <w:position w:val="0"/>
+          <w:sz w:val="20"/>
+          <w:shd w:fill="auto" w:val="clear"/>
+        </w:rPr>
+      </w:pPr>
+      <w:r>
+        <w:rPr>
+          <w:rFonts w:ascii="Consolas" w:hAnsi="Consolas" w:cs="Consolas" w:eastAsia="Consolas"/>
+          <w:color w:val="auto"/>
+          <w:spacing w:val="0"/>
+          <w:position w:val="0"/>
+          <w:sz w:val="20"/>
+          <w:shd w:fill="auto" w:val="clear"/>
+        </w:rPr>
+        <w:t xml:space="preserve">Скриншот 12. plot_gauss.gp, строки 1–46: гистограмма с теоретической кривой и облака при rho = 0</w:t>
+      </w:r>
+    </w:p>
+    <w:p>
+      <w:pPr>
+        <w:spacing w:before="0" w:after="120" w:line="276"/>
+        <w:ind w:right="0" w:left="0" w:firstLine="0"/>
+        <w:jc w:val="left"/>
+        <w:rPr>
+          <w:rFonts w:ascii="Consolas" w:hAnsi="Consolas" w:cs="Consolas" w:eastAsia="Consolas"/>
+          <w:color w:val="auto"/>
+          <w:spacing w:val="0"/>
+          <w:position w:val="0"/>
+          <w:sz w:val="24"/>
+          <w:shd w:fill="auto" w:val="clear"/>
+        </w:rPr>
+      </w:pPr>
+      <w:r>
+        <w:rPr>
+          <w:rFonts w:ascii="Consolas" w:hAnsi="Consolas" w:cs="Consolas" w:eastAsia="Consolas"/>
+          <w:color w:val="auto"/>
+          <w:spacing w:val="0"/>
+          <w:position w:val="0"/>
+          <w:sz w:val="24"/>
+          <w:shd w:fill="auto" w:val="clear"/>
+        </w:rPr>
+        <w:drawing>
+          <wp:inline distT="0" distB="0" distL="0" distR="0">
+            <wp:extent cx="4937760" cy="4795386"/>
+            <wp:docPr id="13" name="Picture 13"/>
+            <a:graphic>
+              <a:graphicData uri="http://schemas.openxmlformats.org/drawingml/2006/picture">
+                <pic:pic>
+                  <pic:nvPicPr>
+                    <pic:cNvPr id="13" name="image13.png"/>
+                    <pic:cNvPicPr/>
+                  </pic:nvPicPr>
+                  <pic:blipFill>
+                    <a:blip r:embed="docImg13"/>
+                    <a:stretch>
+                      <a:fillRect/>
+                    </a:stretch>
+                  </pic:blipFill>
+                  <pic:spPr>
+                    <a:xfrm>
+                      <a:off x="0" y="0"/>
+                      <a:ext cx="4937760" cy="4795386"/>
+                    </a:xfrm>
+                    <a:prstGeom prst="rect">
+                      <a:avLst/>
+                    </a:prstGeom>
+                  </pic:spPr>
+                </pic:pic>
+              </a:graphicData>
+            </a:graphic>
+          </wp:inline>
+        </w:drawing>
+      </w:r>
+    </w:p>
+    <w:p>
+      <w:pPr>
+        <w:spacing w:before="0" w:after="160" w:line="276"/>
+        <w:ind w:right="0" w:left="0" w:firstLine="0"/>
+        <w:jc w:val="left"/>
+        <w:rPr>
+          <w:rFonts w:ascii="Consolas" w:hAnsi="Consolas" w:cs="Consolas" w:eastAsia="Consolas"/>
+          <w:color w:val="auto"/>
+          <w:spacing w:val="0"/>
+          <w:position w:val="0"/>
+          <w:sz w:val="20"/>
+          <w:shd w:fill="auto" w:val="clear"/>
+        </w:rPr>
+      </w:pPr>
+      <w:r>
+        <w:rPr>
+          <w:rFonts w:ascii="Consolas" w:hAnsi="Consolas" w:cs="Consolas" w:eastAsia="Consolas"/>
+          <w:color w:val="auto"/>
+          <w:spacing w:val="0"/>
+          <w:position w:val="0"/>
+          <w:sz w:val="20"/>
+          <w:shd w:fill="auto" w:val="clear"/>
+        </w:rPr>
+        <w:t xml:space="preserve">Скриншот 13. plot_gauss.gp, строки 47–87: облака при разных rho и окно на экране</w:t>
+      </w:r>
+    </w:p>
+    <w:p>
+      <w:pPr>
+        <w:spacing w:before="0" w:after="160" w:line="276"/>
+        <w:ind w:right="0" w:left="0" w:firstLine="0"/>
+        <w:jc w:val="left"/>
+        <w:rPr>
+          <w:rFonts w:ascii="Consolas" w:hAnsi="Consolas" w:cs="Consolas" w:eastAsia="Consolas"/>
+          <w:color w:val="auto"/>
+          <w:spacing w:val="0"/>
+          <w:position w:val="0"/>
+          <w:sz w:val="24"/>
+          <w:shd w:fill="auto" w:val="clear"/>
+        </w:rPr>
+      </w:pPr>
+      <w:r>
+        <w:rPr>
+          <w:rFonts w:ascii="Consolas" w:hAnsi="Consolas" w:cs="Consolas" w:eastAsia="Consolas"/>
+          <w:color w:val="auto"/>
+          <w:spacing w:val="0"/>
+          <w:position w:val="0"/>
+          <w:sz w:val="24"/>
+          <w:shd w:fill="auto" w:val="clear"/>
+        </w:rPr>
+        <w:t xml:space="preserve">Ни одно число границ в скриптах не задано руками: строка load 'out/range.gp' подключает файл, который пишет сама программа. Гистограмма строится приёмом smooth freq: gnuplot сам считает, сколько чисел попало в каждую полосу ширины bin, а деление на n * bin переводит счётчик в долю выборки, чтобы столбики совпали по высоте с теоретической кривой плотности.</w:t>
+      </w:r>
+    </w:p>
+    <w:p>
+      <w:pPr>
+        <w:keepNext w:val="true"/>
+        <w:spacing w:before="60" w:after="160" w:line="276"/>
+        <w:ind w:right="0" w:left="0" w:firstLine="0"/>
+        <w:jc w:val="left"/>
+        <w:rPr>
+          <w:rFonts w:ascii="Consolas" w:hAnsi="Consolas" w:cs="Consolas" w:eastAsia="Consolas"/>
+          <w:b/>
+          <w:color w:val="000000"/>
+          <w:spacing w:val="0"/>
+          <w:position w:val="0"/>
+          <w:sz w:val="28"/>
+          <w:shd w:fill="auto" w:val="clear"/>
+        </w:rPr>
+      </w:pPr>
+      <w:r>
+        <w:rPr>
+          <w:rFonts w:ascii="Consolas" w:hAnsi="Consolas" w:cs="Consolas" w:eastAsia="Consolas"/>
+          <w:b/>
+          <w:color w:val="000000"/>
+          <w:spacing w:val="0"/>
+          <w:position w:val="0"/>
+          <w:sz w:val="28"/>
+          <w:shd w:fill="auto" w:val="clear"/>
+        </w:rPr>
+        <w:t xml:space="preserve">7. Результат: поле фигур</w:t>
+      </w:r>
+    </w:p>
+    <w:p>
+      <w:pPr>
+        <w:spacing w:before="0" w:after="160" w:line="276"/>
+        <w:ind w:right="0" w:left="0" w:firstLine="0"/>
+        <w:jc w:val="left"/>
+        <w:rPr>
+          <w:rFonts w:ascii="Consolas" w:hAnsi="Consolas" w:cs="Consolas" w:eastAsia="Consolas"/>
+          <w:color w:val="auto"/>
+          <w:spacing w:val="0"/>
+          <w:position w:val="0"/>
+          <w:sz w:val="24"/>
+          <w:shd w:fill="auto" w:val="clear"/>
+        </w:rPr>
+      </w:pPr>
+      <w:r>
+        <w:rPr>
+          <w:rFonts w:ascii="Consolas" w:hAnsi="Consolas" w:cs="Consolas" w:eastAsia="Consolas"/>
+          <w:color w:val="auto"/>
+          <w:spacing w:val="0"/>
+          <w:position w:val="0"/>
+          <w:sz w:val="24"/>
+          <w:shd w:fill="auto" w:val="clear"/>
+        </w:rPr>
+        <w:t xml:space="preserve">Вид сверху: конусы, круги и точки — каждый тип своим стилем, у конусов подписана высота. Видно, что конусы собраны в две группы и несколько одиночных фигур — это заготовка для будущей задачи о кластерах.</w:t>
+      </w:r>
+    </w:p>
+    <w:p>
+      <w:pPr>
+        <w:spacing w:before="0" w:after="120" w:line="276"/>
+        <w:ind w:right="0" w:left="0" w:firstLine="0"/>
+        <w:jc w:val="left"/>
+        <w:rPr>
+          <w:rFonts w:ascii="Consolas" w:hAnsi="Consolas" w:cs="Consolas" w:eastAsia="Consolas"/>
+          <w:color w:val="auto"/>
+          <w:spacing w:val="0"/>
+          <w:position w:val="0"/>
+          <w:sz w:val="24"/>
+          <w:shd w:fill="auto" w:val="clear"/>
+        </w:rPr>
+      </w:pPr>
+      <w:r>
+        <w:rPr>
+          <w:rFonts w:ascii="Consolas" w:hAnsi="Consolas" w:cs="Consolas" w:eastAsia="Consolas"/>
+          <w:color w:val="auto"/>
+          <w:spacing w:val="0"/>
+          <w:position w:val="0"/>
+          <w:sz w:val="24"/>
+          <w:shd w:fill="auto" w:val="clear"/>
+        </w:rPr>
+        <w:drawing>
+          <wp:inline distT="0" distB="0" distL="0" distR="0">
+            <wp:extent cx="5303520" cy="4242816"/>
+            <wp:docPr id="14" name="Picture 14"/>
+            <a:graphic>
+              <a:graphicData uri="http://schemas.openxmlformats.org/drawingml/2006/picture">
+                <pic:pic>
+                  <pic:nvPicPr>
+                    <pic:cNvPr id="14" name="image14.png"/>
+                    <pic:cNvPicPr/>
+                  </pic:nvPicPr>
+                  <pic:blipFill>
+                    <a:blip r:embed="docImg14"/>
                     <a:stretch>
                       <a:fillRect/>
                     </a:stretch>
@@ -1679,16 +2196,16 @@
         <w:drawing>
           <wp:inline distT="0" distB="0" distL="0" distR="0">
             <wp:extent cx="5303520" cy="4242816"/>
-            <wp:docPr id="10" name="Picture 10"/>
+            <wp:docPr id="15" name="Picture 15"/>
             <a:graphic>
               <a:graphicData uri="http://schemas.openxmlformats.org/drawingml/2006/picture">
                 <pic:pic>
                   <pic:nvPicPr>
-                    <pic:cNvPr id="10" name="image10.png"/>
+                    <pic:cNvPr id="15" name="image15.png"/>
                     <pic:cNvPicPr/>
                   </pic:nvPicPr>
                   <pic:blipFill>
-                    <a:blip r:embed="docImg10"/>
+                    <a:blip r:embed="docImg15"/>
                     <a:stretch>
                       <a:fillRect/>
                     </a:stretch>
@@ -1787,16 +2304,16 @@
         <w:drawing>
           <wp:inline distT="0" distB="0" distL="0" distR="0">
             <wp:extent cx="5303520" cy="4242816"/>
-            <wp:docPr id="11" name="Picture 11"/>
+            <wp:docPr id="16" name="Picture 16"/>
             <a:graphic>
               <a:graphicData uri="http://schemas.openxmlformats.org/drawingml/2006/picture">
                 <pic:pic>
                   <pic:nvPicPr>
-                    <pic:cNvPr id="11" name="image11.png"/>
+                    <pic:cNvPr id="16" name="image16.png"/>
                     <pic:cNvPicPr/>
                   </pic:nvPicPr>
                   <pic:blipFill>
-                    <a:blip r:embed="docImg11"/>
+                    <a:blip r:embed="docImg16"/>
                     <a:stretch>
                       <a:fillRect/>
                     </a:stretch>
@@ -1869,7 +2386,7 @@
           <w:sz w:val="28"/>
           <w:shd w:fill="auto" w:val="clear"/>
         </w:rPr>
-        <w:t xml:space="preserve">7. Результат: точки, сетка и кластеры</w:t>
+        <w:t xml:space="preserve">8. Результат: точки, сетка и кластеры</w:t>
       </w:r>
     </w:p>
     <w:p>
@@ -1924,16 +2441,16 @@
         <w:drawing>
           <wp:inline distT="0" distB="0" distL="0" distR="0">
             <wp:extent cx="5303520" cy="4242816"/>
-            <wp:docPr id="12" name="Picture 12"/>
+            <wp:docPr id="17" name="Picture 17"/>
             <a:graphic>
               <a:graphicData uri="http://schemas.openxmlformats.org/drawingml/2006/picture">
                 <pic:pic>
                   <pic:nvPicPr>
-                    <pic:cNvPr id="12" name="image12.png"/>
+                    <pic:cNvPr id="17" name="image17.png"/>
                     <pic:cNvPicPr/>
                   </pic:nvPicPr>
                   <pic:blipFill>
-                    <a:blip r:embed="docImg12"/>
+                    <a:blip r:embed="docImg17"/>
                     <a:stretch>
                       <a:fillRect/>
                     </a:stretch>
@@ -2032,16 +2549,16 @@
         <w:drawing>
           <wp:inline distT="0" distB="0" distL="0" distR="0">
             <wp:extent cx="5303520" cy="4242816"/>
-            <wp:docPr id="13" name="Picture 13"/>
+            <wp:docPr id="18" name="Picture 18"/>
             <a:graphic>
               <a:graphicData uri="http://schemas.openxmlformats.org/drawingml/2006/picture">
                 <pic:pic>
                   <pic:nvPicPr>
-                    <pic:cNvPr id="13" name="image13.png"/>
+                    <pic:cNvPr id="18" name="image18.png"/>
                     <pic:cNvPicPr/>
                   </pic:nvPicPr>
                   <pic:blipFill>
-                    <a:blip r:embed="docImg13"/>
+                    <a:blip r:embed="docImg18"/>
                     <a:stretch>
                       <a:fillRect/>
                     </a:stretch>
@@ -2140,16 +2657,16 @@
         <w:drawing>
           <wp:inline distT="0" distB="0" distL="0" distR="0">
             <wp:extent cx="5120640" cy="3584448"/>
-            <wp:docPr id="14" name="Picture 14"/>
+            <wp:docPr id="19" name="Picture 19"/>
             <a:graphic>
               <a:graphicData uri="http://schemas.openxmlformats.org/drawingml/2006/picture">
                 <pic:pic>
                   <pic:nvPicPr>
-                    <pic:cNvPr id="14" name="image14.png"/>
+                    <pic:cNvPr id="19" name="image19.png"/>
                     <pic:cNvPicPr/>
                   </pic:nvPicPr>
                   <pic:blipFill>
-                    <a:blip r:embed="docImg14"/>
+                    <a:blip r:embed="docImg19"/>
                     <a:stretch>
                       <a:fillRect/>
                     </a:stretch>
@@ -2222,16 +2739,16 @@
         <w:drawing>
           <wp:inline distT="0" distB="0" distL="0" distR="0">
             <wp:extent cx="5486400" cy="2011680"/>
-            <wp:docPr id="15" name="Picture 15"/>
+            <wp:docPr id="20" name="Picture 20"/>
             <a:graphic>
               <a:graphicData uri="http://schemas.openxmlformats.org/drawingml/2006/picture">
                 <pic:pic>
                   <pic:nvPicPr>
-                    <pic:cNvPr id="15" name="image15.png"/>
+                    <pic:cNvPr id="20" name="image20.png"/>
                     <pic:cNvPicPr/>
                   </pic:nvPicPr>
                   <pic:blipFill>
-                    <a:blip r:embed="docImg15"/>
+                    <a:blip r:embed="docImg20"/>
                     <a:stretch>
                       <a:fillRect/>
                     </a:stretch>
@@ -2304,16 +2821,16 @@
         <w:drawing>
           <wp:inline distT="0" distB="0" distL="0" distR="0">
             <wp:extent cx="5486400" cy="2011680"/>
-            <wp:docPr id="16" name="Picture 16"/>
+            <wp:docPr id="21" name="Picture 21"/>
             <a:graphic>
               <a:graphicData uri="http://schemas.openxmlformats.org/drawingml/2006/picture">
                 <pic:pic>
                   <pic:nvPicPr>
-                    <pic:cNvPr id="16" name="image16.png"/>
+                    <pic:cNvPr id="21" name="image21.png"/>
                     <pic:cNvPicPr/>
                   </pic:nvPicPr>
                   <pic:blipFill>
-                    <a:blip r:embed="docImg16"/>
+                    <a:blip r:embed="docImg21"/>
                     <a:stretch>
                       <a:fillRect/>
                     </a:stretch>
@@ -2386,7 +2903,7 @@
           <w:sz w:val="28"/>
           <w:shd w:fill="auto" w:val="clear"/>
         </w:rPr>
-        <w:t xml:space="preserve">8. Состав репозитория</w:t>
+        <w:t xml:space="preserve">9. Состав репозитория</w:t>
       </w:r>
     </w:p>
     <w:tbl>
@@ -3665,7 +4182,7 @@
                 <w:sz w:val="20"/>
                 <w:shd w:fill="auto" w:val="clear"/>
               </w:rPr>
-              <w:t xml:space="preserve">скрипт gnuplot: четыре рисунка по фигурам</w:t>
+              <w:t xml:space="preserve">gnuplot: четыре рисунка по фигурам и окно на экране</w:t>
             </w:r>
           </w:p>
         </w:tc>
@@ -3750,7 +4267,7 @@
                 <w:sz w:val="20"/>
                 <w:shd w:fill="auto" w:val="clear"/>
               </w:rPr>
-              <w:t xml:space="preserve">скрипт gnuplot: кластеры и сетка блоков</w:t>
+              <w:t xml:space="preserve">gnuplot: кластеры, сетка блоков и окно на экране</w:t>
             </w:r>
           </w:p>
         </w:tc>
@@ -3835,7 +4352,7 @@
                 <w:sz w:val="20"/>
                 <w:shd w:fill="auto" w:val="clear"/>
               </w:rPr>
-              <w:t xml:space="preserve">скрипт gnuplot: гистограмма и двумерные облака</w:t>
+              <w:t xml:space="preserve">gnuplot: гистограмма, облака и окно на экране</w:t>
             </w:r>
           </w:p>
         </w:tc>
@@ -4259,7 +4776,7 @@
           <w:sz w:val="28"/>
           <w:shd w:fill="auto" w:val="clear"/>
         </w:rPr>
-        <w:t xml:space="preserve">9. Что дальше</w:t>
+        <w:t xml:space="preserve">10. Что дальше</w:t>
       </w:r>
     </w:p>
     <w:p>

--- a/essays/212-Горчак-Дмитрий-Отчёт-локальный-репозиторий-git.docx
+++ b/essays/212-Горчак-Дмитрий-Отчёт-локальный-репозиторий-git.docx
@@ -4776,7 +4776,142 @@
           <w:sz w:val="28"/>
           <w:shd w:fill="auto" w:val="clear"/>
         </w:rPr>
-        <w:t xml:space="preserve">10. Что дальше</w:t>
+        <w:t xml:space="preserve">10. Репозиторий в облаке</w:t>
+      </w:r>
+    </w:p>
+    <w:p>
+      <w:pPr>
+        <w:spacing w:before="0" w:after="160" w:line="276"/>
+        <w:ind w:right="0" w:left="0" w:firstLine="0"/>
+        <w:jc w:val="left"/>
+        <w:rPr>
+          <w:rFonts w:ascii="Consolas" w:hAnsi="Consolas" w:cs="Consolas" w:eastAsia="Consolas"/>
+          <w:color w:val="auto"/>
+          <w:spacing w:val="0"/>
+          <w:position w:val="0"/>
+          <w:sz w:val="24"/>
+          <w:shd w:fill="auto" w:val="clear"/>
+        </w:rPr>
+      </w:pPr>
+      <w:r>
+        <w:rPr>
+          <w:rFonts w:ascii="Consolas" w:hAnsi="Consolas" w:cs="Consolas" w:eastAsia="Consolas"/>
+          <w:color w:val="auto"/>
+          <w:spacing w:val="0"/>
+          <w:position w:val="0"/>
+          <w:sz w:val="24"/>
+          <w:shd w:fill="auto" w:val="clear"/>
+        </w:rPr>
+        <w:t xml:space="preserve">Локальная история целиком выложена на GitHub вместе с обеими метками:</w:t>
+      </w:r>
+    </w:p>
+    <w:p>
+      <w:pPr>
+        <w:keepLines w:val="true"/>
+        <w:spacing w:before="0" w:after="160" w:line="276"/>
+        <w:ind w:right="0" w:left="0" w:firstLine="0"/>
+        <w:jc w:val="left"/>
+        <w:rPr>
+          <w:rFonts w:ascii="Consolas" w:hAnsi="Consolas" w:cs="Consolas" w:eastAsia="Consolas"/>
+          <w:color w:val="auto"/>
+          <w:spacing w:val="0"/>
+          <w:position w:val="0"/>
+          <w:sz w:val="24"/>
+          <w:shd w:fill="auto" w:val="clear"/>
+        </w:rPr>
+      </w:pPr>
+      <w:r>
+        <w:rPr>
+          <w:rFonts w:ascii="Consolas" w:hAnsi="Consolas" w:cs="Consolas" w:eastAsia="Consolas"/>
+          <w:i/>
+          <w:color w:val="auto"/>
+          <w:spacing w:val="0"/>
+          <w:position w:val="0"/>
+          <w:sz w:val="24"/>
+          <w:shd w:fill="auto" w:val="clear"/>
+        </w:rPr>
+        <w:t xml:space="preserve">https://github.com/crypto-dimitri-hash/212cppcryptodimitri</w:t>
+      </w:r>
+    </w:p>
+    <w:p>
+      <w:pPr>
+        <w:spacing w:before="0" w:after="160" w:line="276"/>
+        <w:ind w:right="0" w:left="0" w:firstLine="0"/>
+        <w:jc w:val="left"/>
+        <w:rPr>
+          <w:rFonts w:ascii="Consolas" w:hAnsi="Consolas" w:cs="Consolas" w:eastAsia="Consolas"/>
+          <w:color w:val="auto"/>
+          <w:spacing w:val="0"/>
+          <w:position w:val="0"/>
+          <w:sz w:val="24"/>
+          <w:shd w:fill="auto" w:val="clear"/>
+        </w:rPr>
+      </w:pPr>
+      <w:r>
+        <w:rPr>
+          <w:rFonts w:ascii="Consolas" w:hAnsi="Consolas" w:cs="Consolas" w:eastAsia="Consolas"/>
+          <w:color w:val="auto"/>
+          <w:spacing w:val="0"/>
+          <w:position w:val="0"/>
+          <w:sz w:val="24"/>
+          <w:shd w:fill="auto" w:val="clear"/>
+        </w:rPr>
+        <w:t xml:space="preserve">Перенос занял две команды: git remote add задаёт адрес копии под именем origin, git push -u origin main --tags отправляет туда ветку и метки. Повседневные команды от этого не изменились — фиксация по-прежнему локальная, а push отправляет уже готовые коммиты.</w:t>
+      </w:r>
+    </w:p>
+    <w:p>
+      <w:pPr>
+        <w:spacing w:before="0" w:after="160" w:line="276"/>
+        <w:ind w:right="0" w:left="0" w:firstLine="0"/>
+        <w:jc w:val="left"/>
+        <w:rPr>
+          <w:rFonts w:ascii="Consolas" w:hAnsi="Consolas" w:cs="Consolas" w:eastAsia="Consolas"/>
+          <w:color w:val="auto"/>
+          <w:spacing w:val="0"/>
+          <w:position w:val="0"/>
+          <w:sz w:val="24"/>
+          <w:shd w:fill="auto" w:val="clear"/>
+        </w:rPr>
+      </w:pPr>
+      <w:r>
+        <w:rPr>
+          <w:rFonts w:ascii="Consolas" w:hAnsi="Consolas" w:cs="Consolas" w:eastAsia="Consolas"/>
+          <w:color w:val="auto"/>
+          <w:spacing w:val="0"/>
+          <w:position w:val="0"/>
+          <w:sz w:val="24"/>
+          <w:shd w:fill="auto" w:val="clear"/>
+        </w:rPr>
+        <w:t xml:space="preserve">Вход сделан по ключу SSH, а не по паролю: ssh-keygen создаёт пару из секретного и открытого ключей, открытый добавляется в настройках GitHub, секретный остаётся на компьютере. После этого пароль не запрашивается, а по сети передаётся не сам ключ, а подпись, сделанная им.</w:t>
+      </w:r>
+    </w:p>
+    <w:p>
+      <w:pPr>
+        <w:keepNext w:val="true"/>
+        <w:spacing w:before="60" w:after="160" w:line="276"/>
+        <w:ind w:right="0" w:left="0" w:firstLine="0"/>
+        <w:jc w:val="left"/>
+        <w:rPr>
+          <w:rFonts w:ascii="Consolas" w:hAnsi="Consolas" w:cs="Consolas" w:eastAsia="Consolas"/>
+          <w:b/>
+          <w:color w:val="000000"/>
+          <w:spacing w:val="0"/>
+          <w:position w:val="0"/>
+          <w:sz w:val="28"/>
+          <w:shd w:fill="auto" w:val="clear"/>
+        </w:rPr>
+      </w:pPr>
+      <w:r>
+        <w:rPr>
+          <w:rFonts w:ascii="Consolas" w:hAnsi="Consolas" w:cs="Consolas" w:eastAsia="Consolas"/>
+          <w:b/>
+          <w:color w:val="000000"/>
+          <w:spacing w:val="0"/>
+          <w:position w:val="0"/>
+          <w:sz w:val="28"/>
+          <w:shd w:fill="auto" w:val="clear"/>
+        </w:rPr>
+        <w:t xml:space="preserve">11. Что дальше</w:t>
       </w:r>
     </w:p>
     <w:p>
@@ -4802,12 +4937,12 @@
           <w:sz w:val="24"/>
           <w:shd w:fill="auto" w:val="clear"/>
         </w:rPr>
-        <w:t xml:space="preserve">1) выложить репозиторий в облако и прислать ссылку: локальная история переносится командами git remote add и git push, сами команды работы не меняются;</w:t>
-      </w:r>
-    </w:p>
-    <w:p>
-      <w:pPr>
-        <w:spacing w:before="0" w:after="80" w:line="276"/>
+        <w:t xml:space="preserve">1) ускорить построение матрицы связей: сейчас она строится полным перебором пар, хотя размер блока можно взять равным порогу и проверять только соседние блоки;</w:t>
+      </w:r>
+    </w:p>
+    <w:p>
+      <w:pPr>
+        <w:spacing w:before="0" w:after="160" w:line="276"/>
         <w:ind w:right="0" w:left="567" w:hanging="425"/>
         <w:jc w:val="left"/>
         <w:rPr>
@@ -4828,33 +4963,7 @@
           <w:sz w:val="24"/>
           <w:shd w:fill="auto" w:val="clear"/>
         </w:rPr>
-        <w:t xml:space="preserve">2) ускорить построение матрицы связей: сейчас она строится полным перебором пар, хотя размер блока можно взять равным порогу и проверять только соседние блоки;</w:t>
-      </w:r>
-    </w:p>
-    <w:p>
-      <w:pPr>
-        <w:spacing w:before="0" w:after="160" w:line="276"/>
-        <w:ind w:right="0" w:left="567" w:hanging="425"/>
-        <w:jc w:val="left"/>
-        <w:rPr>
-          <w:rFonts w:ascii="Consolas" w:hAnsi="Consolas" w:cs="Consolas" w:eastAsia="Consolas"/>
-          <w:color w:val="auto"/>
-          <w:spacing w:val="0"/>
-          <w:position w:val="0"/>
-          <w:sz w:val="24"/>
-          <w:shd w:fill="auto" w:val="clear"/>
-        </w:rPr>
-      </w:pPr>
-      <w:r>
-        <w:rPr>
-          <w:rFonts w:ascii="Consolas" w:hAnsi="Consolas" w:cs="Consolas" w:eastAsia="Consolas"/>
-          <w:color w:val="auto"/>
-          <w:spacing w:val="0"/>
-          <w:position w:val="0"/>
-          <w:sz w:val="24"/>
-          <w:shd w:fill="auto" w:val="clear"/>
-        </w:rPr>
-        <w:t xml:space="preserve">3) сравнить порог, подобранный по покрывающему дереву, с порогами, заданными вручную, и посмотреть, при каком значении кластеры начинают сливаться.</w:t>
+        <w:t xml:space="preserve">2) сравнить порог, подобранный по покрывающему дереву, с порогами, заданными вручную, и посмотреть, при каком значении кластеры начинают сливаться.</w:t>
       </w:r>
     </w:p>
   </w:body>

--- a/essays/212-Горчак-Дмитрий-Отчёт-локальный-репозиторий-git.docx
+++ b/essays/212-Горчак-Дмитрий-Отчёт-локальный-репозиторий-git.docx
@@ -4882,7 +4882,115 @@
           <w:sz w:val="24"/>
           <w:shd w:fill="auto" w:val="clear"/>
         </w:rPr>
-        <w:t xml:space="preserve">Вход сделан по ключу SSH, а не по паролю: ssh-keygen создаёт пару из секретного и открытого ключей, открытый добавляется в настройках GitHub, секретный остаётся на компьютере. После этого пароль не запрашивается, а по сети передаётся не сам ключ, а подпись, сделанная им.</w:t>
+        <w:t xml:space="preserve">Вход сделан по ключу SSH, а не по паролю: ssh-keygen создаёт пару из секретного и открытого ключей, открытый добавляется в настройках GitHub, секретный остаётся на компьютере. После этого пароль не запрашивается, а по сети передаётся не сам ключ, а подпись, сделанная им. Команда ssh -T git@github.com проверяет связь: GitHub здоровается по имени владельца ключа.</w:t>
+      </w:r>
+    </w:p>
+    <w:p>
+      <w:pPr>
+        <w:spacing w:before="0" w:after="120" w:line="276"/>
+        <w:ind w:right="0" w:left="0" w:firstLine="0"/>
+        <w:jc w:val="left"/>
+        <w:rPr>
+          <w:rFonts w:ascii="Consolas" w:hAnsi="Consolas" w:cs="Consolas" w:eastAsia="Consolas"/>
+          <w:color w:val="auto"/>
+          <w:spacing w:val="0"/>
+          <w:position w:val="0"/>
+          <w:sz w:val="24"/>
+          <w:shd w:fill="auto" w:val="clear"/>
+        </w:rPr>
+      </w:pPr>
+      <w:r>
+        <w:rPr>
+          <w:rFonts w:ascii="Consolas" w:hAnsi="Consolas" w:cs="Consolas" w:eastAsia="Consolas"/>
+          <w:color w:val="auto"/>
+          <w:spacing w:val="0"/>
+          <w:position w:val="0"/>
+          <w:sz w:val="24"/>
+          <w:shd w:fill="auto" w:val="clear"/>
+        </w:rPr>
+        <w:drawing>
+          <wp:inline distT="0" distB="0" distL="0" distR="0">
+            <wp:extent cx="5303520" cy="4434892"/>
+            <wp:docPr id="22" name="Picture 22"/>
+            <a:graphic>
+              <a:graphicData uri="http://schemas.openxmlformats.org/drawingml/2006/picture">
+                <pic:pic>
+                  <pic:nvPicPr>
+                    <pic:cNvPr id="22" name="image22.png"/>
+                    <pic:cNvPicPr/>
+                  </pic:nvPicPr>
+                  <pic:blipFill>
+                    <a:blip r:embed="docImg22"/>
+                    <a:stretch>
+                      <a:fillRect/>
+                    </a:stretch>
+                  </pic:blipFill>
+                  <pic:spPr>
+                    <a:xfrm>
+                      <a:off x="0" y="0"/>
+                      <a:ext cx="5303520" cy="4434892"/>
+                    </a:xfrm>
+                    <a:prstGeom prst="rect">
+                      <a:avLst/>
+                    </a:prstGeom>
+                  </pic:spPr>
+                </pic:pic>
+              </a:graphicData>
+            </a:graphic>
+          </wp:inline>
+        </w:drawing>
+      </w:r>
+    </w:p>
+    <w:p>
+      <w:pPr>
+        <w:spacing w:before="0" w:after="160" w:line="276"/>
+        <w:ind w:right="0" w:left="0" w:firstLine="0"/>
+        <w:jc w:val="left"/>
+        <w:rPr>
+          <w:rFonts w:ascii="Consolas" w:hAnsi="Consolas" w:cs="Consolas" w:eastAsia="Consolas"/>
+          <w:color w:val="auto"/>
+          <w:spacing w:val="0"/>
+          <w:position w:val="0"/>
+          <w:sz w:val="20"/>
+          <w:shd w:fill="auto" w:val="clear"/>
+        </w:rPr>
+      </w:pPr>
+      <w:r>
+        <w:rPr>
+          <w:rFonts w:ascii="Consolas" w:hAnsi="Consolas" w:cs="Consolas" w:eastAsia="Consolas"/>
+          <w:color w:val="auto"/>
+          <w:spacing w:val="0"/>
+          <w:position w:val="0"/>
+          <w:sz w:val="20"/>
+          <w:shd w:fill="auto" w:val="clear"/>
+        </w:rPr>
+        <w:t xml:space="preserve">Скриншот 14. Проверка ключа и отправка коммитов: git push передал объекты и сдвинул ветку main</w:t>
+      </w:r>
+    </w:p>
+    <w:p>
+      <w:pPr>
+        <w:spacing w:before="0" w:after="160" w:line="276"/>
+        <w:ind w:right="0" w:left="0" w:firstLine="0"/>
+        <w:jc w:val="left"/>
+        <w:rPr>
+          <w:rFonts w:ascii="Consolas" w:hAnsi="Consolas" w:cs="Consolas" w:eastAsia="Consolas"/>
+          <w:color w:val="auto"/>
+          <w:spacing w:val="0"/>
+          <w:position w:val="0"/>
+          <w:sz w:val="24"/>
+          <w:shd w:fill="auto" w:val="clear"/>
+        </w:rPr>
+      </w:pPr>
+      <w:r>
+        <w:rPr>
+          <w:rFonts w:ascii="Consolas" w:hAnsi="Consolas" w:cs="Consolas" w:eastAsia="Consolas"/>
+          <w:color w:val="auto"/>
+          <w:spacing w:val="0"/>
+          <w:position w:val="0"/>
+          <w:sz w:val="24"/>
+          <w:shd w:fill="auto" w:val="clear"/>
+        </w:rPr>
+        <w:t xml:space="preserve">После отправки метка origin/main в истории стоит на том же коммите, что и main, — значит, локальная копия и копия в облаке совпадают.</w:t>
       </w:r>
     </w:p>
     <w:p>

--- a/essays/212-Горчак-Дмитрий-Отчёт-локальный-репозиторий-git.docx
+++ b/essays/212-Горчак-Дмитрий-Отчёт-локальный-репозиторий-git.docx
@@ -1596,7 +1596,7 @@
         </w:rPr>
         <w:drawing>
           <wp:inline distT="0" distB="0" distL="0" distR="0">
-            <wp:extent cx="4937760" cy="4795386"/>
+            <wp:extent cx="4937760" cy="4432982"/>
             <wp:docPr id="9" name="Picture 9"/>
             <a:graphic>
               <a:graphicData uri="http://schemas.openxmlformats.org/drawingml/2006/picture">
@@ -1614,7 +1614,7 @@
                   <pic:spPr>
                     <a:xfrm>
                       <a:off x="0" y="0"/>
-                      <a:ext cx="4937760" cy="4795386"/>
+                      <a:ext cx="4937760" cy="4432982"/>
                     </a:xfrm>
                     <a:prstGeom prst="rect">
                       <a:avLst/>
@@ -1678,7 +1678,7 @@
         </w:rPr>
         <w:drawing>
           <wp:inline distT="0" distB="0" distL="0" distR="0">
-            <wp:extent cx="4937760" cy="4795386"/>
+            <wp:extent cx="4937760" cy="4432982"/>
             <wp:docPr id="10" name="Picture 10"/>
             <a:graphic>
               <a:graphicData uri="http://schemas.openxmlformats.org/drawingml/2006/picture">
@@ -1696,7 +1696,7 @@
                   <pic:spPr>
                     <a:xfrm>
                       <a:off x="0" y="0"/>
-                      <a:ext cx="4937760" cy="4795386"/>
+                      <a:ext cx="4937760" cy="4432982"/>
                     </a:xfrm>
                     <a:prstGeom prst="rect">
                       <a:avLst/>
@@ -1760,7 +1760,7 @@
         </w:rPr>
         <w:drawing>
           <wp:inline distT="0" distB="0" distL="0" distR="0">
-            <wp:extent cx="4937760" cy="4795386"/>
+            <wp:extent cx="4937760" cy="4432982"/>
             <wp:docPr id="11" name="Picture 11"/>
             <a:graphic>
               <a:graphicData uri="http://schemas.openxmlformats.org/drawingml/2006/picture">
@@ -1778,7 +1778,7 @@
                   <pic:spPr>
                     <a:xfrm>
                       <a:off x="0" y="0"/>
-                      <a:ext cx="4937760" cy="4795386"/>
+                      <a:ext cx="4937760" cy="4432982"/>
                     </a:xfrm>
                     <a:prstGeom prst="rect">
                       <a:avLst/>
@@ -1842,7 +1842,7 @@
         </w:rPr>
         <w:drawing>
           <wp:inline distT="0" distB="0" distL="0" distR="0">
-            <wp:extent cx="4937760" cy="4795386"/>
+            <wp:extent cx="4937760" cy="4432982"/>
             <wp:docPr id="12" name="Picture 12"/>
             <a:graphic>
               <a:graphicData uri="http://schemas.openxmlformats.org/drawingml/2006/picture">
@@ -1860,7 +1860,7 @@
                   <pic:spPr>
                     <a:xfrm>
                       <a:off x="0" y="0"/>
-                      <a:ext cx="4937760" cy="4795386"/>
+                      <a:ext cx="4937760" cy="4432982"/>
                     </a:xfrm>
                     <a:prstGeom prst="rect">
                       <a:avLst/>
@@ -1924,7 +1924,7 @@
         </w:rPr>
         <w:drawing>
           <wp:inline distT="0" distB="0" distL="0" distR="0">
-            <wp:extent cx="4937760" cy="4795386"/>
+            <wp:extent cx="4937760" cy="4432982"/>
             <wp:docPr id="13" name="Picture 13"/>
             <a:graphic>
               <a:graphicData uri="http://schemas.openxmlformats.org/drawingml/2006/picture">
@@ -1942,7 +1942,7 @@
                   <pic:spPr>
                     <a:xfrm>
                       <a:off x="0" y="0"/>
-                      <a:ext cx="4937760" cy="4795386"/>
+                      <a:ext cx="4937760" cy="4432982"/>
                     </a:xfrm>
                     <a:prstGeom prst="rect">
                       <a:avLst/>
